--- a/09-通信电路/04-有线通信接口电路/RS485接口电路/RS485接口电路.docx
+++ b/09-通信电路/04-有线通信接口电路/RS485接口电路/RS485接口电路.docx
@@ -2543,6 +2543,20 @@
     </w:p>
     <w:bookmarkEnd w:id="26"/>
     <w:bookmarkEnd w:id="27"/>
+    <w:p>
+      <w:pPr>
+        <w:spacing w:before="360"/>
+        <w:jc w:val="center"/>
+      </w:pPr>
+      <w:r>
+        <w:rPr>
+          <w:rFonts w:ascii="Times New Roman" w:hAnsi="Times New Roman"/>
+          <w:color w:val="555555"/>
+          <w:sz w:val="21"/>
+        </w:rPr>
+        <w:t>材料收集者：杜文杰</w:t>
+      </w:r>
+    </w:p>
     <w:sectPr>
       <w:headerReference r:id="rId9" w:type="default"/>
       <w:footerReference r:id="rId10" w:type="default"/>

--- a/09-通信电路/04-有线通信接口电路/RS485接口电路/RS485接口电路.docx
+++ b/09-通信电路/04-有线通信接口电路/RS485接口电路/RS485接口电路.docx
@@ -1,6 +1,6 @@
 
 <file path=word/document.xml><?xml version="1.0" encoding="utf-8"?>
-<w:document xmlns:w="http://schemas.openxmlformats.org/wordprocessingml/2006/main" xmlns:m="http://schemas.openxmlformats.org/officeDocument/2006/math" xmlns:r="http://schemas.openxmlformats.org/officeDocument/2006/relationships" xmlns:o="urn:schemas-microsoft-com:office:office" xmlns:v="urn:schemas-microsoft-com:vml" xmlns:w10="urn:schemas-microsoft-com:office:word" xmlns:a="http://schemas.openxmlformats.org/drawingml/2006/main" xmlns:pic="http://schemas.openxmlformats.org/drawingml/2006/picture" xmlns:wp="http://schemas.openxmlformats.org/drawingml/2006/wordprocessingDrawing">
+<w:document xmlns:m="http://schemas.openxmlformats.org/officeDocument/2006/math" xmlns:r="http://schemas.openxmlformats.org/officeDocument/2006/relationships" xmlns:w="http://schemas.openxmlformats.org/wordprocessingml/2006/main" xmlns:o="urn:schemas-microsoft-com:office:office" xmlns:v="urn:schemas-microsoft-com:vml" xmlns:w10="urn:schemas-microsoft-com:office:word" xmlns:a="http://schemas.openxmlformats.org/drawingml/2006/main" xmlns:pic="http://schemas.openxmlformats.org/drawingml/2006/picture" xmlns:wp="http://schemas.openxmlformats.org/drawingml/2006/wordprocessingDrawing">
   <w:body>
     <w:bookmarkStart w:id="27" w:name="rs485-接口电路"/>
     <w:p>
@@ -8,11 +8,14 @@
         <w:pStyle w:val="Heading1"/>
       </w:pPr>
       <w:r>
+        <w:rPr>
+          <w:rFonts w:eastAsia="黑体"/>
+        </w:rPr>
         <w:t xml:space="preserve">RS485 </w:t>
       </w:r>
       <w:r>
         <w:rPr>
-          <w:rFonts w:hint="eastAsia"/>
+          <w:rFonts w:hint="eastAsia" w:eastAsia="黑体"/>
         </w:rPr>
         <w:t xml:space="preserve">接口电路</w:t>
       </w:r>
@@ -24,7 +27,7 @@
       </w:pPr>
       <w:r>
         <w:rPr>
-          <w:rFonts w:hint="eastAsia"/>
+          <w:rFonts w:hint="eastAsia" w:eastAsia="黑体"/>
         </w:rPr>
         <w:t xml:space="preserve">拓扑描述</w:t>
       </w:r>
@@ -35,16 +38,19 @@
       </w:pPr>
       <w:r>
         <w:rPr>
-          <w:rFonts w:hint="eastAsia"/>
+          <w:rFonts w:hint="eastAsia" w:eastAsia="黑体"/>
         </w:rPr>
         <w:t xml:space="preserve">由</w:t>
       </w:r>
       <w:r>
+        <w:rPr>
+          <w:rFonts w:eastAsia="黑体"/>
+        </w:rPr>
         <w:t xml:space="preserve"> </w:t>
       </w:r>
       <w:r>
         <w:rPr>
-          <w:rFonts w:hint="eastAsia"/>
+          <w:rFonts w:hint="eastAsia" w:eastAsia="黑体"/>
           <w:b/>
           <w:bCs/>
         </w:rPr>
@@ -52,6 +58,7 @@
       </w:r>
       <w:r>
         <w:rPr>
+          <w:rFonts w:eastAsia="黑体"/>
           <w:b/>
           <w:bCs/>
         </w:rPr>
@@ -59,7 +66,7 @@
       </w:r>
       <w:r>
         <w:rPr>
-          <w:rFonts w:hint="eastAsia"/>
+          <w:rFonts w:hint="eastAsia" w:eastAsia="黑体"/>
           <w:b/>
           <w:bCs/>
         </w:rPr>
@@ -67,6 +74,7 @@
       </w:r>
       <w:r>
         <w:rPr>
+          <w:rFonts w:eastAsia="黑体"/>
           <w:b/>
           <w:bCs/>
         </w:rPr>
@@ -74,22 +82,25 @@
       </w:r>
       <w:r>
         <w:rPr>
-          <w:rFonts w:hint="eastAsia"/>
+          <w:rFonts w:hint="eastAsia" w:eastAsia="黑体"/>
         </w:rPr>
         <w:t xml:space="preserve">（含驱动器、接收器、收发使能</w:t>
       </w:r>
       <w:r>
+        <w:rPr>
+          <w:rFonts w:eastAsia="黑体"/>
+        </w:rPr>
         <w:t xml:space="preserve"> </w:t>
       </w:r>
       <w:r>
         <w:rPr>
-          <w:rFonts w:hint="eastAsia"/>
+          <w:rFonts w:hint="eastAsia" w:eastAsia="黑体"/>
         </w:rPr>
         <w:t xml:space="preserve">DE/RE）、</w:t>
       </w:r>
       <w:r>
         <w:rPr>
-          <w:rFonts w:hint="eastAsia"/>
+          <w:rFonts w:hint="eastAsia" w:eastAsia="黑体"/>
           <w:b/>
           <w:bCs/>
         </w:rPr>
@@ -97,6 +108,7 @@
       </w:r>
       <w:r>
         <w:rPr>
+          <w:rFonts w:eastAsia="黑体"/>
           <w:b/>
           <w:bCs/>
         </w:rPr>
@@ -104,7 +116,7 @@
       </w:r>
       <w:r>
         <w:rPr>
-          <w:rFonts w:hint="eastAsia"/>
+          <w:rFonts w:hint="eastAsia" w:eastAsia="黑体"/>
           <w:b/>
           <w:bCs/>
         </w:rPr>
@@ -112,6 +124,7 @@
       </w:r>
       <w:r>
         <w:rPr>
+          <w:rFonts w:eastAsia="黑体"/>
           <w:b/>
           <w:bCs/>
         </w:rPr>
@@ -136,6 +149,7 @@
       </m:oMath>
       <w:r>
         <w:rPr>
+          <w:rFonts w:eastAsia="黑体"/>
           <w:b/>
           <w:bCs/>
         </w:rPr>
@@ -159,11 +173,14 @@
         </m:sSub>
       </m:oMath>
       <w:r>
+        <w:rPr>
+          <w:rFonts w:eastAsia="黑体"/>
+        </w:rPr>
         <w:t xml:space="preserve">、</w:t>
       </w:r>
       <w:r>
         <w:rPr>
-          <w:rFonts w:hint="eastAsia"/>
+          <w:rFonts w:hint="eastAsia" w:eastAsia="黑体"/>
           <w:b/>
           <w:bCs/>
         </w:rPr>
@@ -171,6 +188,7 @@
       </w:r>
       <w:r>
         <w:rPr>
+          <w:rFonts w:eastAsia="黑体"/>
           <w:b/>
           <w:bCs/>
         </w:rPr>
@@ -178,7 +196,7 @@
       </w:r>
       <w:r>
         <w:rPr>
-          <w:rFonts w:hint="eastAsia"/>
+          <w:rFonts w:hint="eastAsia" w:eastAsia="黑体"/>
           <w:b/>
           <w:bCs/>
         </w:rPr>
@@ -186,6 +204,7 @@
       </w:r>
       <w:r>
         <w:rPr>
+          <w:rFonts w:eastAsia="黑体"/>
           <w:b/>
           <w:bCs/>
         </w:rPr>
@@ -210,6 +229,7 @@
       </m:oMath>
       <w:r>
         <w:rPr>
+          <w:rFonts w:eastAsia="黑体"/>
           <w:b/>
           <w:bCs/>
         </w:rPr>
@@ -239,46 +259,58 @@
         </m:sSub>
       </m:oMath>
       <w:r>
+        <w:rPr>
+          <w:rFonts w:eastAsia="黑体"/>
+        </w:rPr>
         <w:t xml:space="preserve"> </w:t>
       </w:r>
       <w:r>
         <w:rPr>
-          <w:rFonts w:hint="eastAsia"/>
+          <w:rFonts w:hint="eastAsia" w:eastAsia="黑体"/>
         </w:rPr>
         <w:t xml:space="preserve">与</w:t>
       </w:r>
       <w:r>
+        <w:rPr>
+          <w:rFonts w:eastAsia="黑体"/>
+        </w:rPr>
         <w:t xml:space="preserve"> </w:t>
       </w:r>
       <w:r>
         <w:rPr>
-          <w:rFonts w:hint="eastAsia"/>
+          <w:rFonts w:hint="eastAsia" w:eastAsia="黑体"/>
           <w:b/>
           <w:bCs/>
         </w:rPr>
         <w:t xml:space="preserve">TVS/共模电感等保护器件</w:t>
       </w:r>
       <w:r>
+        <w:rPr>
+          <w:rFonts w:eastAsia="黑体"/>
+        </w:rPr>
         <w:t xml:space="preserve"> </w:t>
       </w:r>
       <w:r>
         <w:rPr>
-          <w:rFonts w:hint="eastAsia"/>
+          <w:rFonts w:hint="eastAsia" w:eastAsia="黑体"/>
         </w:rPr>
         <w:t xml:space="preserve">组成。电路共有</w:t>
       </w:r>
       <w:r>
+        <w:rPr>
+          <w:rFonts w:eastAsia="黑体"/>
+        </w:rPr>
         <w:t xml:space="preserve"> 7 </w:t>
       </w:r>
       <w:r>
         <w:rPr>
-          <w:rFonts w:hint="eastAsia"/>
+          <w:rFonts w:hint="eastAsia" w:eastAsia="黑体"/>
         </w:rPr>
         <w:t xml:space="preserve">个关键节点：</w:t>
       </w:r>
       <w:r>
         <w:rPr>
-          <w:rFonts w:hint="eastAsia"/>
+          <w:rFonts w:hint="eastAsia" w:eastAsia="黑体"/>
           <w:b/>
           <w:bCs/>
         </w:rPr>
@@ -286,6 +318,7 @@
       </w:r>
       <w:r>
         <w:rPr>
+          <w:rFonts w:eastAsia="黑体"/>
           <w:b/>
           <w:bCs/>
         </w:rPr>
@@ -293,7 +326,7 @@
       </w:r>
       <w:r>
         <w:rPr>
-          <w:rFonts w:hint="eastAsia"/>
+          <w:rFonts w:hint="eastAsia" w:eastAsia="黑体"/>
           <w:b/>
           <w:bCs/>
         </w:rPr>
@@ -301,6 +334,7 @@
       </w:r>
       <w:r>
         <w:rPr>
+          <w:rFonts w:eastAsia="黑体"/>
           <w:b/>
           <w:bCs/>
         </w:rPr>
@@ -308,13 +342,13 @@
       </w:r>
       <w:r>
         <w:rPr>
-          <w:rFonts w:hint="eastAsia"/>
+          <w:rFonts w:hint="eastAsia" w:eastAsia="黑体"/>
         </w:rPr>
         <w:t xml:space="preserve">；</w:t>
       </w:r>
       <w:r>
         <w:rPr>
-          <w:rFonts w:hint="eastAsia"/>
+          <w:rFonts w:hint="eastAsia" w:eastAsia="黑体"/>
           <w:b/>
           <w:bCs/>
         </w:rPr>
@@ -322,6 +356,7 @@
       </w:r>
       <w:r>
         <w:rPr>
+          <w:rFonts w:eastAsia="黑体"/>
           <w:b/>
           <w:bCs/>
         </w:rPr>
@@ -329,7 +364,7 @@
       </w:r>
       <w:r>
         <w:rPr>
-          <w:rFonts w:hint="eastAsia"/>
+          <w:rFonts w:hint="eastAsia" w:eastAsia="黑体"/>
           <w:b/>
           <w:bCs/>
         </w:rPr>
@@ -337,6 +372,7 @@
       </w:r>
       <w:r>
         <w:rPr>
+          <w:rFonts w:eastAsia="黑体"/>
           <w:b/>
           <w:bCs/>
         </w:rPr>
@@ -344,13 +380,13 @@
       </w:r>
       <w:r>
         <w:rPr>
-          <w:rFonts w:hint="eastAsia"/>
+          <w:rFonts w:hint="eastAsia" w:eastAsia="黑体"/>
         </w:rPr>
         <w:t xml:space="preserve">；</w:t>
       </w:r>
       <w:r>
         <w:rPr>
-          <w:rFonts w:hint="eastAsia"/>
+          <w:rFonts w:hint="eastAsia" w:eastAsia="黑体"/>
           <w:b/>
           <w:bCs/>
         </w:rPr>
@@ -358,6 +394,7 @@
       </w:r>
       <w:r>
         <w:rPr>
+          <w:rFonts w:eastAsia="黑体"/>
           <w:b/>
           <w:bCs/>
         </w:rPr>
@@ -365,7 +402,7 @@
       </w:r>
       <w:r>
         <w:rPr>
-          <w:rFonts w:hint="eastAsia"/>
+          <w:rFonts w:hint="eastAsia" w:eastAsia="黑体"/>
           <w:b/>
           <w:bCs/>
         </w:rPr>
@@ -373,6 +410,7 @@
       </w:r>
       <w:r>
         <w:rPr>
+          <w:rFonts w:eastAsia="黑体"/>
           <w:b/>
           <w:bCs/>
         </w:rPr>
@@ -380,13 +418,13 @@
       </w:r>
       <w:r>
         <w:rPr>
-          <w:rFonts w:hint="eastAsia"/>
+          <w:rFonts w:hint="eastAsia" w:eastAsia="黑体"/>
         </w:rPr>
         <w:t xml:space="preserve">；</w:t>
       </w:r>
       <w:r>
         <w:rPr>
-          <w:rFonts w:hint="eastAsia"/>
+          <w:rFonts w:hint="eastAsia" w:eastAsia="黑体"/>
           <w:b/>
           <w:bCs/>
         </w:rPr>
@@ -394,6 +432,7 @@
       </w:r>
       <w:r>
         <w:rPr>
+          <w:rFonts w:eastAsia="黑体"/>
           <w:b/>
           <w:bCs/>
         </w:rPr>
@@ -401,7 +440,7 @@
       </w:r>
       <w:r>
         <w:rPr>
-          <w:rFonts w:hint="eastAsia"/>
+          <w:rFonts w:hint="eastAsia" w:eastAsia="黑体"/>
           <w:b/>
           <w:bCs/>
         </w:rPr>
@@ -409,6 +448,7 @@
       </w:r>
       <w:r>
         <w:rPr>
+          <w:rFonts w:eastAsia="黑体"/>
           <w:b/>
           <w:bCs/>
         </w:rPr>
@@ -416,13 +456,13 @@
       </w:r>
       <w:r>
         <w:rPr>
-          <w:rFonts w:hint="eastAsia"/>
+          <w:rFonts w:hint="eastAsia" w:eastAsia="黑体"/>
         </w:rPr>
         <w:t xml:space="preserve">；</w:t>
       </w:r>
       <w:r>
         <w:rPr>
-          <w:rFonts w:hint="eastAsia"/>
+          <w:rFonts w:hint="eastAsia" w:eastAsia="黑体"/>
           <w:b/>
           <w:bCs/>
         </w:rPr>
@@ -430,6 +470,7 @@
       </w:r>
       <w:r>
         <w:rPr>
+          <w:rFonts w:eastAsia="黑体"/>
           <w:b/>
           <w:bCs/>
         </w:rPr>
@@ -437,7 +478,7 @@
       </w:r>
       <w:r>
         <w:rPr>
-          <w:rFonts w:hint="eastAsia"/>
+          <w:rFonts w:hint="eastAsia" w:eastAsia="黑体"/>
           <w:b/>
           <w:bCs/>
         </w:rPr>
@@ -445,6 +486,7 @@
       </w:r>
       <w:r>
         <w:rPr>
+          <w:rFonts w:eastAsia="黑体"/>
           <w:b/>
           <w:bCs/>
         </w:rPr>
@@ -452,13 +494,13 @@
       </w:r>
       <w:r>
         <w:rPr>
-          <w:rFonts w:hint="eastAsia"/>
+          <w:rFonts w:hint="eastAsia" w:eastAsia="黑体"/>
         </w:rPr>
         <w:t xml:space="preserve">；</w:t>
       </w:r>
       <w:r>
         <w:rPr>
-          <w:rFonts w:hint="eastAsia"/>
+          <w:rFonts w:hint="eastAsia" w:eastAsia="黑体"/>
           <w:b/>
           <w:bCs/>
         </w:rPr>
@@ -466,6 +508,7 @@
       </w:r>
       <w:r>
         <w:rPr>
+          <w:rFonts w:eastAsia="黑体"/>
           <w:b/>
           <w:bCs/>
         </w:rPr>
@@ -473,7 +516,7 @@
       </w:r>
       <w:r>
         <w:rPr>
-          <w:rFonts w:hint="eastAsia"/>
+          <w:rFonts w:hint="eastAsia" w:eastAsia="黑体"/>
           <w:b/>
           <w:bCs/>
         </w:rPr>
@@ -481,13 +524,13 @@
       </w:r>
       <w:r>
         <w:rPr>
-          <w:rFonts w:hint="eastAsia"/>
+          <w:rFonts w:hint="eastAsia" w:eastAsia="黑体"/>
         </w:rPr>
         <w:t xml:space="preserve">（VCC）；</w:t>
       </w:r>
       <w:r>
         <w:rPr>
-          <w:rFonts w:hint="eastAsia"/>
+          <w:rFonts w:hint="eastAsia" w:eastAsia="黑体"/>
           <w:b/>
           <w:bCs/>
         </w:rPr>
@@ -495,6 +538,7 @@
       </w:r>
       <w:r>
         <w:rPr>
+          <w:rFonts w:eastAsia="黑体"/>
           <w:b/>
           <w:bCs/>
         </w:rPr>
@@ -502,7 +546,7 @@
       </w:r>
       <w:r>
         <w:rPr>
-          <w:rFonts w:hint="eastAsia"/>
+          <w:rFonts w:hint="eastAsia" w:eastAsia="黑体"/>
           <w:b/>
           <w:bCs/>
         </w:rPr>
@@ -510,7 +554,7 @@
       </w:r>
       <w:r>
         <w:rPr>
-          <w:rFonts w:hint="eastAsia"/>
+          <w:rFonts w:hint="eastAsia" w:eastAsia="黑体"/>
         </w:rPr>
         <w:t xml:space="preserve">（GND）。</w:t>
       </w:r>
@@ -519,140 +563,183 @@
       <w:pPr/>
       <w:r>
         <w:rPr>
-          <w:rFonts w:hint="eastAsia"/>
+          <w:rFonts w:hint="eastAsia" w:eastAsia="黑体"/>
         </w:rPr>
         <w:t xml:space="preserve">各器件管脚连接：</w:t>
       </w:r>
       <w:r>
         <w:rPr>
+          <w:rFonts w:eastAsia="黑体"/>
           <w:b/>
           <w:bCs/>
         </w:rPr>
         <w:t xml:space="preserve">A1</w:t>
       </w:r>
       <w:r>
+        <w:rPr>
+          <w:rFonts w:eastAsia="黑体"/>
+        </w:rPr>
         <w:t xml:space="preserve"> </w:t>
       </w:r>
       <w:r>
         <w:rPr>
-          <w:rFonts w:hint="eastAsia"/>
+          <w:rFonts w:hint="eastAsia" w:eastAsia="黑体"/>
         </w:rPr>
         <w:t xml:space="preserve">的</w:t>
       </w:r>
       <w:r>
+        <w:rPr>
+          <w:rFonts w:eastAsia="黑体"/>
+        </w:rPr>
         <w:t xml:space="preserve"> RO </w:t>
       </w:r>
       <w:r>
         <w:rPr>
-          <w:rFonts w:hint="eastAsia"/>
+          <w:rFonts w:hint="eastAsia" w:eastAsia="黑体"/>
         </w:rPr>
         <w:t xml:space="preserve">接</w:t>
       </w:r>
       <w:r>
+        <w:rPr>
+          <w:rFonts w:eastAsia="黑体"/>
+        </w:rPr>
         <w:t xml:space="preserve"> MCU </w:t>
       </w:r>
       <w:r>
         <w:rPr>
-          <w:rFonts w:hint="eastAsia"/>
+          <w:rFonts w:hint="eastAsia" w:eastAsia="黑体"/>
         </w:rPr>
         <w:t xml:space="preserve">的</w:t>
       </w:r>
       <w:r>
+        <w:rPr>
+          <w:rFonts w:eastAsia="黑体"/>
+        </w:rPr>
         <w:t xml:space="preserve"> </w:t>
       </w:r>
       <w:r>
         <w:rPr>
-          <w:rFonts w:hint="eastAsia"/>
+          <w:rFonts w:hint="eastAsia" w:eastAsia="黑体"/>
         </w:rPr>
         <w:t xml:space="preserve">RXD（数据接收）、DI</w:t>
       </w:r>
       <w:r>
+        <w:rPr>
+          <w:rFonts w:eastAsia="黑体"/>
+        </w:rPr>
         <w:t xml:space="preserve"> </w:t>
       </w:r>
       <w:r>
         <w:rPr>
-          <w:rFonts w:hint="eastAsia"/>
+          <w:rFonts w:hint="eastAsia" w:eastAsia="黑体"/>
         </w:rPr>
         <w:t xml:space="preserve">接</w:t>
       </w:r>
       <w:r>
+        <w:rPr>
+          <w:rFonts w:eastAsia="黑体"/>
+        </w:rPr>
         <w:t xml:space="preserve"> MCU </w:t>
       </w:r>
       <w:r>
         <w:rPr>
-          <w:rFonts w:hint="eastAsia"/>
+          <w:rFonts w:hint="eastAsia" w:eastAsia="黑体"/>
         </w:rPr>
         <w:t xml:space="preserve">的</w:t>
       </w:r>
       <w:r>
+        <w:rPr>
+          <w:rFonts w:eastAsia="黑体"/>
+        </w:rPr>
         <w:t xml:space="preserve"> </w:t>
       </w:r>
       <w:r>
         <w:rPr>
-          <w:rFonts w:hint="eastAsia"/>
+          <w:rFonts w:hint="eastAsia" w:eastAsia="黑体"/>
         </w:rPr>
         <w:t xml:space="preserve">TXD（数据发送）、DE/RE</w:t>
       </w:r>
       <w:r>
+        <w:rPr>
+          <w:rFonts w:eastAsia="黑体"/>
+        </w:rPr>
         <w:t xml:space="preserve"> </w:t>
       </w:r>
       <w:r>
         <w:rPr>
-          <w:rFonts w:hint="eastAsia"/>
+          <w:rFonts w:hint="eastAsia" w:eastAsia="黑体"/>
         </w:rPr>
         <w:t xml:space="preserve">接</w:t>
       </w:r>
       <w:r>
+        <w:rPr>
+          <w:rFonts w:eastAsia="黑体"/>
+        </w:rPr>
         <w:t xml:space="preserve"> MCU </w:t>
       </w:r>
       <w:r>
         <w:rPr>
-          <w:rFonts w:hint="eastAsia"/>
+          <w:rFonts w:hint="eastAsia" w:eastAsia="黑体"/>
         </w:rPr>
         <w:t xml:space="preserve">的</w:t>
       </w:r>
       <w:r>
+        <w:rPr>
+          <w:rFonts w:eastAsia="黑体"/>
+        </w:rPr>
         <w:t xml:space="preserve"> </w:t>
       </w:r>
       <w:r>
         <w:rPr>
-          <w:rFonts w:hint="eastAsia"/>
+          <w:rFonts w:hint="eastAsia" w:eastAsia="黑体"/>
         </w:rPr>
         <w:t xml:space="preserve">GPIO（常并联使用以控制收发方向）、A</w:t>
       </w:r>
       <w:r>
+        <w:rPr>
+          <w:rFonts w:eastAsia="黑体"/>
+        </w:rPr>
         <w:t xml:space="preserve"> </w:t>
       </w:r>
       <w:r>
         <w:rPr>
-          <w:rFonts w:hint="eastAsia"/>
+          <w:rFonts w:hint="eastAsia" w:eastAsia="黑体"/>
         </w:rPr>
         <w:t xml:space="preserve">接节点④、B</w:t>
       </w:r>
       <w:r>
+        <w:rPr>
+          <w:rFonts w:eastAsia="黑体"/>
+        </w:rPr>
         <w:t xml:space="preserve"> </w:t>
       </w:r>
       <w:r>
         <w:rPr>
-          <w:rFonts w:hint="eastAsia"/>
+          <w:rFonts w:hint="eastAsia" w:eastAsia="黑体"/>
         </w:rPr>
         <w:t xml:space="preserve">接节点⑤、VCC</w:t>
       </w:r>
       <w:r>
+        <w:rPr>
+          <w:rFonts w:eastAsia="黑体"/>
+        </w:rPr>
         <w:t xml:space="preserve"> </w:t>
       </w:r>
       <w:r>
         <w:rPr>
-          <w:rFonts w:hint="eastAsia"/>
+          <w:rFonts w:hint="eastAsia" w:eastAsia="黑体"/>
         </w:rPr>
         <w:t xml:space="preserve">接节点⑥、GND</w:t>
       </w:r>
       <w:r>
+        <w:rPr>
+          <w:rFonts w:eastAsia="黑体"/>
+        </w:rPr>
         <w:t xml:space="preserve"> </w:t>
       </w:r>
       <w:r>
         <w:rPr>
-          <w:rFonts w:hint="eastAsia"/>
+          <w:rFonts w:hint="eastAsia" w:eastAsia="黑体"/>
         </w:rPr>
         <w:t xml:space="preserve">接节点⑦。</w:t>
       </w:r>
@@ -674,15 +761,21 @@
         </m:sSub>
       </m:oMath>
       <w:r>
+        <w:rPr>
+          <w:rFonts w:eastAsia="黑体"/>
+        </w:rPr>
         <w:t xml:space="preserve"> </w:t>
       </w:r>
       <w:r>
         <w:rPr>
-          <w:rFonts w:hint="eastAsia"/>
+          <w:rFonts w:hint="eastAsia" w:eastAsia="黑体"/>
         </w:rPr>
         <w:t xml:space="preserve">与</w:t>
       </w:r>
       <w:r>
+        <w:rPr>
+          <w:rFonts w:eastAsia="黑体"/>
+        </w:rPr>
         <w:t xml:space="preserve"> </w:t>
       </w:r>
       <m:oMath>
@@ -703,33 +796,45 @@
         </m:sSub>
       </m:oMath>
       <w:r>
+        <w:rPr>
+          <w:rFonts w:eastAsia="黑体"/>
+        </w:rPr>
         <w:t xml:space="preserve"> </w:t>
       </w:r>
       <w:r>
         <w:rPr>
-          <w:rFonts w:hint="eastAsia"/>
+          <w:rFonts w:hint="eastAsia" w:eastAsia="黑体"/>
         </w:rPr>
         <w:t xml:space="preserve">各</w:t>
       </w:r>
       <w:r>
+        <w:rPr>
+          <w:rFonts w:eastAsia="黑体"/>
+        </w:rPr>
         <w:t xml:space="preserve"> 120 </w:t>
       </w:r>
       <w:r>
         <w:rPr>
-          <w:rFonts w:hint="eastAsia"/>
+          <w:rFonts w:hint="eastAsia" w:eastAsia="黑体"/>
         </w:rPr>
         <w:t xml:space="preserve">Ω，分别跨接在</w:t>
       </w:r>
       <w:r>
+        <w:rPr>
+          <w:rFonts w:eastAsia="黑体"/>
+        </w:rPr>
         <w:t xml:space="preserve"> A、B </w:t>
       </w:r>
       <w:r>
         <w:rPr>
-          <w:rFonts w:hint="eastAsia"/>
+          <w:rFonts w:hint="eastAsia" w:eastAsia="黑体"/>
         </w:rPr>
         <w:t xml:space="preserve">两线（节点④/节点⑤）之间，且只加在总线最远端的两端，实现特征阻抗</w:t>
       </w:r>
       <w:r>
+        <w:rPr>
+          <w:rFonts w:eastAsia="黑体"/>
+        </w:rPr>
         <w:t xml:space="preserve"> </w:t>
       </w:r>
       <m:oMath>
@@ -765,23 +870,29 @@
         </m:r>
       </m:oMath>
       <w:r>
+        <w:rPr>
+          <w:rFonts w:eastAsia="黑体"/>
+        </w:rPr>
         <w:t xml:space="preserve"> </w:t>
       </w:r>
       <w:r>
         <w:rPr>
-          <w:rFonts w:hint="eastAsia"/>
+          <w:rFonts w:hint="eastAsia" w:eastAsia="黑体"/>
         </w:rPr>
         <w:t xml:space="preserve">的终端匹配；</w:t>
       </w:r>
       <w:r>
         <w:rPr>
-          <w:rFonts w:hint="eastAsia"/>
+          <w:rFonts w:hint="eastAsia" w:eastAsia="黑体"/>
           <w:b/>
           <w:bCs/>
         </w:rPr>
         <w:t xml:space="preserve">偏置电阻</w:t>
       </w:r>
       <w:r>
+        <w:rPr>
+          <w:rFonts w:eastAsia="黑体"/>
+        </w:rPr>
         <w:t xml:space="preserve"> </w:t>
       </w:r>
       <m:oMath>
@@ -802,11 +913,14 @@
         </m:sSub>
       </m:oMath>
       <w:r>
+        <w:rPr>
+          <w:rFonts w:eastAsia="黑体"/>
+        </w:rPr>
         <w:t xml:space="preserve"> </w:t>
       </w:r>
       <w:r>
         <w:rPr>
-          <w:rFonts w:hint="eastAsia"/>
+          <w:rFonts w:hint="eastAsia" w:eastAsia="黑体"/>
         </w:rPr>
         <w:t xml:space="preserve">一端接节点⑥（VCC）、另一端接节点④（A），</w:t>
       </w:r>
@@ -834,33 +948,45 @@
         </m:sSub>
       </m:oMath>
       <w:r>
+        <w:rPr>
+          <w:rFonts w:eastAsia="黑体"/>
+        </w:rPr>
         <w:t xml:space="preserve"> </w:t>
       </w:r>
       <w:r>
         <w:rPr>
-          <w:rFonts w:hint="eastAsia"/>
+          <w:rFonts w:hint="eastAsia" w:eastAsia="黑体"/>
         </w:rPr>
         <w:t xml:space="preserve">一端接节点⑤（B）、另一端接节点⑦（GND），使空闲时</w:t>
       </w:r>
       <w:r>
+        <w:rPr>
+          <w:rFonts w:eastAsia="黑体"/>
+        </w:rPr>
         <w:t xml:space="preserve"> A </w:t>
       </w:r>
       <w:r>
         <w:rPr>
-          <w:rFonts w:hint="eastAsia"/>
+          <w:rFonts w:hint="eastAsia" w:eastAsia="黑体"/>
         </w:rPr>
         <w:t xml:space="preserve">相对</w:t>
       </w:r>
       <w:r>
+        <w:rPr>
+          <w:rFonts w:eastAsia="黑体"/>
+        </w:rPr>
         <w:t xml:space="preserve"> B </w:t>
       </w:r>
       <w:r>
         <w:rPr>
-          <w:rFonts w:hint="eastAsia"/>
+          <w:rFonts w:hint="eastAsia" w:eastAsia="黑体"/>
         </w:rPr>
         <w:t xml:space="preserve">有约</w:t>
       </w:r>
       <w:r>
+        <w:rPr>
+          <w:rFonts w:eastAsia="黑体"/>
+        </w:rPr>
         <w:t xml:space="preserve"> </w:t>
       </w:r>
       <m:oMath>
@@ -875,59 +1001,80 @@
         </m:r>
       </m:oMath>
       <w:r>
+        <w:rPr>
+          <w:rFonts w:eastAsia="黑体"/>
+        </w:rPr>
         <w:t xml:space="preserve"> </w:t>
       </w:r>
       <w:r>
+        <w:rPr>
+          <w:rFonts w:eastAsia="黑体"/>
+        </w:rPr>
         <w:t xml:space="preserve">V </w:t>
       </w:r>
       <w:r>
         <w:rPr>
-          <w:rFonts w:hint="eastAsia"/>
+          <w:rFonts w:hint="eastAsia" w:eastAsia="黑体"/>
         </w:rPr>
         <w:t xml:space="preserve">的偏置（fail-safe）。保护器件</w:t>
       </w:r>
       <w:r>
+        <w:rPr>
+          <w:rFonts w:eastAsia="黑体"/>
+        </w:rPr>
         <w:t xml:space="preserve"> TVS </w:t>
       </w:r>
       <w:r>
         <w:rPr>
-          <w:rFonts w:hint="eastAsia"/>
+          <w:rFonts w:hint="eastAsia" w:eastAsia="黑体"/>
         </w:rPr>
         <w:t xml:space="preserve">阳极接</w:t>
       </w:r>
       <w:r>
+        <w:rPr>
+          <w:rFonts w:eastAsia="黑体"/>
+        </w:rPr>
         <w:t xml:space="preserve"> </w:t>
       </w:r>
       <w:r>
         <w:rPr>
-          <w:rFonts w:hint="eastAsia"/>
+          <w:rFonts w:hint="eastAsia" w:eastAsia="黑体"/>
         </w:rPr>
         <w:t xml:space="preserve">A/B、阴极接</w:t>
       </w:r>
       <w:r>
+        <w:rPr>
+          <w:rFonts w:eastAsia="黑体"/>
+        </w:rPr>
         <w:t xml:space="preserve"> </w:t>
       </w:r>
       <w:r>
         <w:rPr>
-          <w:rFonts w:hint="eastAsia"/>
+          <w:rFonts w:hint="eastAsia" w:eastAsia="黑体"/>
         </w:rPr>
         <w:t xml:space="preserve">GND，共模电感串在</w:t>
       </w:r>
       <w:r>
+        <w:rPr>
+          <w:rFonts w:eastAsia="黑体"/>
+        </w:rPr>
         <w:t xml:space="preserve"> A、B </w:t>
       </w:r>
       <w:r>
         <w:rPr>
-          <w:rFonts w:hint="eastAsia"/>
+          <w:rFonts w:hint="eastAsia" w:eastAsia="黑体"/>
         </w:rPr>
         <w:t xml:space="preserve">线上，用于</w:t>
       </w:r>
       <w:r>
+        <w:rPr>
+          <w:rFonts w:eastAsia="黑体"/>
+        </w:rPr>
         <w:t xml:space="preserve"> ESD/EMC </w:t>
       </w:r>
       <w:r>
         <w:rPr>
-          <w:rFonts w:hint="eastAsia"/>
+          <w:rFonts w:hint="eastAsia" w:eastAsia="黑体"/>
         </w:rPr>
         <w:t xml:space="preserve">防护。</w:t>
       </w:r>
@@ -936,61 +1083,79 @@
       <w:pPr/>
       <w:r>
         <w:rPr>
-          <w:rFonts w:hint="eastAsia"/>
+          <w:rFonts w:hint="eastAsia" w:eastAsia="黑体"/>
         </w:rPr>
         <w:t xml:space="preserve">由此构成”同一对差分线</w:t>
       </w:r>
       <w:r>
+        <w:rPr>
+          <w:rFonts w:eastAsia="黑体"/>
+        </w:rPr>
         <w:t xml:space="preserve"> A/B </w:t>
       </w:r>
       <w:r>
         <w:rPr>
-          <w:rFonts w:hint="eastAsia"/>
+          <w:rFonts w:hint="eastAsia" w:eastAsia="黑体"/>
         </w:rPr>
         <w:t xml:space="preserve">分时复用发送与接收、DE/RE</w:t>
       </w:r>
       <w:r>
+        <w:rPr>
+          <w:rFonts w:eastAsia="黑体"/>
+        </w:rPr>
         <w:t xml:space="preserve"> </w:t>
       </w:r>
       <w:r>
         <w:rPr>
-          <w:rFonts w:hint="eastAsia"/>
+          <w:rFonts w:hint="eastAsia" w:eastAsia="黑体"/>
         </w:rPr>
         <w:t xml:space="preserve">控制方向、两端</w:t>
       </w:r>
       <w:r>
+        <w:rPr>
+          <w:rFonts w:eastAsia="黑体"/>
+        </w:rPr>
         <w:t xml:space="preserve"> 120 Ω </w:t>
       </w:r>
       <w:r>
         <w:rPr>
-          <w:rFonts w:hint="eastAsia"/>
+          <w:rFonts w:hint="eastAsia" w:eastAsia="黑体"/>
         </w:rPr>
         <w:t xml:space="preserve">终端加</w:t>
       </w:r>
       <w:r>
+        <w:rPr>
+          <w:rFonts w:eastAsia="黑体"/>
+        </w:rPr>
         <w:t xml:space="preserve"> fail-safe </w:t>
       </w:r>
       <w:r>
         <w:rPr>
-          <w:rFonts w:hint="eastAsia"/>
+          <w:rFonts w:hint="eastAsia" w:eastAsia="黑体"/>
         </w:rPr>
         <w:t xml:space="preserve">偏置”的多点半双工差分总线，抗干扰强、可挂多节点（最多</w:t>
       </w:r>
       <w:r>
+        <w:rPr>
+          <w:rFonts w:eastAsia="黑体"/>
+        </w:rPr>
         <w:t xml:space="preserve"> </w:t>
       </w:r>
       <w:r>
         <w:rPr>
-          <w:rFonts w:hint="eastAsia"/>
+          <w:rFonts w:hint="eastAsia" w:eastAsia="黑体"/>
         </w:rPr>
         <w:t xml:space="preserve">32/128），是工业总线（如</w:t>
       </w:r>
       <w:r>
+        <w:rPr>
+          <w:rFonts w:eastAsia="黑体"/>
+        </w:rPr>
         <w:t xml:space="preserve"> </w:t>
       </w:r>
       <w:r>
         <w:rPr>
-          <w:rFonts w:hint="eastAsia"/>
+          <w:rFonts w:hint="eastAsia" w:eastAsia="黑体"/>
         </w:rPr>
         <w:t xml:space="preserve">Modbus）的事实标准。</w:t>
       </w:r>
@@ -1003,7 +1168,7 @@
       </w:pPr>
       <w:r>
         <w:rPr>
-          <w:rFonts w:hint="eastAsia"/>
+          <w:rFonts w:hint="eastAsia" w:eastAsia="黑体"/>
         </w:rPr>
         <w:t xml:space="preserve">工作原理</w:t>
       </w:r>
@@ -1014,29 +1179,38 @@
       </w:pPr>
       <w:r>
         <w:rPr>
-          <w:rFonts w:hint="eastAsia"/>
+          <w:rFonts w:hint="eastAsia" w:eastAsia="黑体"/>
         </w:rPr>
         <w:t xml:space="preserve">同一对差分线上分时复用发送与接收：驱动器使能时把单端逻辑变为差分电压驱动总线，接收器使能时检测</w:t>
       </w:r>
       <w:r>
+        <w:rPr>
+          <w:rFonts w:eastAsia="黑体"/>
+        </w:rPr>
         <w:t xml:space="preserve"> A、B </w:t>
       </w:r>
       <w:r>
         <w:rPr>
-          <w:rFonts w:hint="eastAsia"/>
+          <w:rFonts w:hint="eastAsia" w:eastAsia="黑体"/>
         </w:rPr>
         <w:t xml:space="preserve">线间压差还原逻辑。因采用差分与共模抑制，抗干扰强，总线可挂多节点，速率为</w:t>
       </w:r>
       <w:r>
+        <w:rPr>
+          <w:rFonts w:eastAsia="黑体"/>
+        </w:rPr>
         <w:t xml:space="preserve"> 100 kbps </w:t>
       </w:r>
       <w:r>
         <w:rPr>
-          <w:rFonts w:hint="eastAsia"/>
+          <w:rFonts w:hint="eastAsia" w:eastAsia="黑体"/>
         </w:rPr>
         <w:t xml:space="preserve">时传输距离可达约</w:t>
       </w:r>
       <w:r>
+        <w:rPr>
+          <w:rFonts w:eastAsia="黑体"/>
+        </w:rPr>
         <w:t xml:space="preserve"> 1200 m。</w:t>
       </w:r>
     </w:p>
@@ -1048,7 +1222,7 @@
       </w:pPr>
       <w:r>
         <w:rPr>
-          <w:rFonts w:hint="eastAsia"/>
+          <w:rFonts w:hint="eastAsia" w:eastAsia="黑体"/>
         </w:rPr>
         <w:t xml:space="preserve">关键计算公式</w:t>
       </w:r>
@@ -1062,7 +1236,7 @@
       </w:pPr>
       <w:r>
         <w:rPr>
-          <w:rFonts w:hint="eastAsia"/>
+          <w:rFonts w:hint="eastAsia" w:eastAsia="黑体"/>
         </w:rPr>
         <w:t xml:space="preserve">差分输出电压：</w:t>
       </w:r>
@@ -1123,7 +1297,7 @@
       </w:pPr>
       <w:r>
         <w:rPr>
-          <w:rFonts w:hint="eastAsia"/>
+          <w:rFonts w:hint="eastAsia" w:eastAsia="黑体"/>
         </w:rPr>
         <w:t xml:space="preserve">线特征阻抗匹配（终端）：</w:t>
       </w:r>
@@ -1198,7 +1372,7 @@
       </w:pPr>
       <w:r>
         <w:rPr>
-          <w:rFonts w:hint="eastAsia"/>
+          <w:rFonts w:hint="eastAsia" w:eastAsia="黑体"/>
         </w:rPr>
         <w:t xml:space="preserve">共模输入范围：</w:t>
       </w:r>
@@ -1290,7 +1464,7 @@
       </w:pPr>
       <w:r>
         <w:rPr>
-          <w:rFonts w:hint="eastAsia"/>
+          <w:rFonts w:hint="eastAsia" w:eastAsia="黑体"/>
         </w:rPr>
         <w:t xml:space="preserve">速率与线长经验约束：</w:t>
       </w:r>
@@ -1355,7 +1529,7 @@
       </w:pPr>
       <w:r>
         <w:rPr>
-          <w:rFonts w:hint="eastAsia"/>
+          <w:rFonts w:hint="eastAsia" w:eastAsia="黑体"/>
         </w:rPr>
         <w:t xml:space="preserve">偏置分压决定空闲电平（fail-safe）：</w:t>
       </w:r>
@@ -1543,7 +1717,7 @@
             </w:pPr>
             <w:r>
               <w:rPr>
-                <w:rFonts w:hint="eastAsia"/>
+                <w:rFonts w:hint="eastAsia" w:eastAsia="黑体"/>
               </w:rPr>
               <w:t xml:space="preserve">符号</w:t>
             </w:r>
@@ -1557,7 +1731,7 @@
             </w:pPr>
             <w:r>
               <w:rPr>
-                <w:rFonts w:hint="eastAsia"/>
+                <w:rFonts w:hint="eastAsia" w:eastAsia="黑体"/>
               </w:rPr>
               <w:t xml:space="preserve">含义</w:t>
             </w:r>
@@ -1571,7 +1745,7 @@
             </w:pPr>
             <w:r>
               <w:rPr>
-                <w:rFonts w:hint="eastAsia"/>
+                <w:rFonts w:hint="eastAsia" w:eastAsia="黑体"/>
               </w:rPr>
               <w:t xml:space="preserve">单位</w:t>
             </w:r>
@@ -1603,6 +1777,9 @@
               </m:sSub>
             </m:oMath>
             <w:r>
+              <w:rPr>
+                <w:rFonts w:eastAsia="黑体"/>
+              </w:rPr>
               <w:t xml:space="preserve">​</w:t>
             </w:r>
           </w:p>
@@ -1615,7 +1792,7 @@
             </w:pPr>
             <w:r>
               <w:rPr>
-                <w:rFonts w:hint="eastAsia"/>
+                <w:rFonts w:hint="eastAsia" w:eastAsia="黑体"/>
               </w:rPr>
               <w:t xml:space="preserve">差分输出电压</w:t>
             </w:r>
@@ -1628,6 +1805,9 @@
               <w:pStyle w:val="Compact"/>
             </w:pPr>
             <w:r>
+              <w:rPr>
+                <w:rFonts w:eastAsia="黑体"/>
+              </w:rPr>
               <w:t xml:space="preserve">V</w:t>
             </w:r>
           </w:p>
@@ -1655,6 +1835,9 @@
               </m:sSub>
             </m:oMath>
             <w:r>
+              <w:rPr>
+                <w:rFonts w:eastAsia="黑体"/>
+              </w:rPr>
               <w:t xml:space="preserve">​</w:t>
             </w:r>
           </w:p>
@@ -1667,7 +1850,7 @@
             </w:pPr>
             <w:r>
               <w:rPr>
-                <w:rFonts w:hint="eastAsia"/>
+                <w:rFonts w:hint="eastAsia" w:eastAsia="黑体"/>
               </w:rPr>
               <w:t xml:space="preserve">线特征阻抗</w:t>
             </w:r>
@@ -1680,6 +1863,9 @@
               <w:pStyle w:val="Compact"/>
             </w:pPr>
             <w:r>
+              <w:rPr>
+                <w:rFonts w:eastAsia="黑体"/>
+              </w:rPr>
               <w:t xml:space="preserve">Ω</w:t>
             </w:r>
           </w:p>
@@ -1707,6 +1893,9 @@
               </m:sSub>
             </m:oMath>
             <w:r>
+              <w:rPr>
+                <w:rFonts w:eastAsia="黑体"/>
+              </w:rPr>
               <w:t xml:space="preserve">​</w:t>
             </w:r>
           </w:p>
@@ -1719,7 +1908,7 @@
             </w:pPr>
             <w:r>
               <w:rPr>
-                <w:rFonts w:hint="eastAsia"/>
+                <w:rFonts w:hint="eastAsia" w:eastAsia="黑体"/>
               </w:rPr>
               <w:t xml:space="preserve">终端匹配电阻</w:t>
             </w:r>
@@ -1732,6 +1921,9 @@
               <w:pStyle w:val="Compact"/>
             </w:pPr>
             <w:r>
+              <w:rPr>
+                <w:rFonts w:eastAsia="黑体"/>
+              </w:rPr>
               <w:t xml:space="preserve">Ω</w:t>
             </w:r>
           </w:p>
@@ -1762,6 +1954,9 @@
               </m:sSub>
             </m:oMath>
             <w:r>
+              <w:rPr>
+                <w:rFonts w:eastAsia="黑体"/>
+              </w:rPr>
               <w:t xml:space="preserve">​</w:t>
             </w:r>
           </w:p>
@@ -1774,7 +1969,7 @@
             </w:pPr>
             <w:r>
               <w:rPr>
-                <w:rFonts w:hint="eastAsia"/>
+                <w:rFonts w:hint="eastAsia" w:eastAsia="黑体"/>
               </w:rPr>
               <w:t xml:space="preserve">共模电压</w:t>
             </w:r>
@@ -1787,6 +1982,9 @@
               <w:pStyle w:val="Compact"/>
             </w:pPr>
             <w:r>
+              <w:rPr>
+                <w:rFonts w:eastAsia="黑体"/>
+              </w:rPr>
               <w:t xml:space="preserve">V</w:t>
             </w:r>
           </w:p>
@@ -1817,6 +2015,9 @@
               </m:sSub>
             </m:oMath>
             <w:r>
+              <w:rPr>
+                <w:rFonts w:eastAsia="黑体"/>
+              </w:rPr>
               <w:t xml:space="preserve">​</w:t>
             </w:r>
           </w:p>
@@ -1829,7 +2030,7 @@
             </w:pPr>
             <w:r>
               <w:rPr>
-                <w:rFonts w:hint="eastAsia"/>
+                <w:rFonts w:hint="eastAsia" w:eastAsia="黑体"/>
               </w:rPr>
               <w:t xml:space="preserve">空闲差分电平</w:t>
             </w:r>
@@ -1842,6 +2043,9 @@
               <w:pStyle w:val="Compact"/>
             </w:pPr>
             <w:r>
+              <w:rPr>
+                <w:rFonts w:eastAsia="黑体"/>
+              </w:rPr>
               <w:t xml:space="preserve">V</w:t>
             </w:r>
           </w:p>
@@ -1856,7 +2060,7 @@
       </w:pPr>
       <w:r>
         <w:rPr>
-          <w:rFonts w:hint="eastAsia"/>
+          <w:rFonts w:hint="eastAsia" w:eastAsia="黑体"/>
         </w:rPr>
         <w:t xml:space="preserve">元件调整影响</w:t>
       </w:r>
@@ -1871,20 +2075,27 @@
       </w:pPr>
       <w:r>
         <w:rPr>
+          <w:rFonts w:eastAsia="黑体"/>
           <w:b/>
           <w:bCs/>
         </w:rPr>
         <w:t xml:space="preserve">R_T ↑</w:t>
       </w:r>
       <w:r>
+        <w:rPr>
+          <w:rFonts w:eastAsia="黑体"/>
+        </w:rPr>
         <w:t xml:space="preserve"> </w:t>
       </w:r>
       <w:r>
+        <w:rPr>
+          <w:rFonts w:eastAsia="黑体"/>
+        </w:rPr>
         <w:t xml:space="preserve">→ </w:t>
       </w:r>
       <w:r>
         <w:rPr>
-          <w:rFonts w:hint="eastAsia"/>
+          <w:rFonts w:hint="eastAsia" w:eastAsia="黑体"/>
         </w:rPr>
         <w:t xml:space="preserve">阻抗失配导致信号反射与振铃，误码率上升。</w:t>
       </w:r>
@@ -1899,20 +2110,27 @@
       </w:pPr>
       <w:r>
         <w:rPr>
+          <w:rFonts w:eastAsia="黑体"/>
           <w:b/>
           <w:bCs/>
         </w:rPr>
         <w:t xml:space="preserve">R_T ↓</w:t>
       </w:r>
       <w:r>
+        <w:rPr>
+          <w:rFonts w:eastAsia="黑体"/>
+        </w:rPr>
         <w:t xml:space="preserve"> </w:t>
       </w:r>
       <w:r>
+        <w:rPr>
+          <w:rFonts w:eastAsia="黑体"/>
+        </w:rPr>
         <w:t xml:space="preserve">→ </w:t>
       </w:r>
       <w:r>
         <w:rPr>
-          <w:rFonts w:hint="eastAsia"/>
+          <w:rFonts w:hint="eastAsia" w:eastAsia="黑体"/>
         </w:rPr>
         <w:t xml:space="preserve">驱动负载加重，超过芯片驱动能力会使差分幅度不足。</w:t>
       </w:r>
@@ -1927,7 +2145,7 @@
       </w:pPr>
       <w:r>
         <w:rPr>
-          <w:rFonts w:hint="eastAsia"/>
+          <w:rFonts w:hint="eastAsia" w:eastAsia="黑体"/>
           <w:b/>
           <w:bCs/>
         </w:rPr>
@@ -1935,6 +2153,7 @@
       </w:r>
       <w:r>
         <w:rPr>
+          <w:rFonts w:eastAsia="黑体"/>
           <w:b/>
           <w:bCs/>
         </w:rPr>
@@ -1942,21 +2161,27 @@
       </w:r>
       <w:r>
         <w:rPr>
-          <w:rFonts w:hint="eastAsia"/>
+          <w:rFonts w:hint="eastAsia" w:eastAsia="黑体"/>
           <w:b/>
           <w:bCs/>
         </w:rPr>
         <w:t xml:space="preserve">↓(阻值小)</w:t>
       </w:r>
       <w:r>
+        <w:rPr>
+          <w:rFonts w:eastAsia="黑体"/>
+        </w:rPr>
         <w:t xml:space="preserve"> </w:t>
       </w:r>
       <w:r>
+        <w:rPr>
+          <w:rFonts w:eastAsia="黑体"/>
+        </w:rPr>
         <w:t xml:space="preserve">→ fail-safe </w:t>
       </w:r>
       <w:r>
         <w:rPr>
-          <w:rFonts w:hint="eastAsia"/>
+          <w:rFonts w:hint="eastAsia" w:eastAsia="黑体"/>
         </w:rPr>
         <w:t xml:space="preserve">更强但静态电流与负载增大。</w:t>
       </w:r>
@@ -1971,7 +2196,7 @@
       </w:pPr>
       <w:r>
         <w:rPr>
-          <w:rFonts w:hint="eastAsia"/>
+          <w:rFonts w:hint="eastAsia" w:eastAsia="黑体"/>
           <w:b/>
           <w:bCs/>
         </w:rPr>
@@ -1979,6 +2204,7 @@
       </w:r>
       <w:r>
         <w:rPr>
+          <w:rFonts w:eastAsia="黑体"/>
           <w:b/>
           <w:bCs/>
         </w:rPr>
@@ -1986,7 +2212,7 @@
       </w:r>
       <w:r>
         <w:rPr>
-          <w:rFonts w:hint="eastAsia"/>
+          <w:rFonts w:hint="eastAsia" w:eastAsia="黑体"/>
           <w:b/>
           <w:bCs/>
         </w:rPr>
@@ -1994,20 +2220,27 @@
       </w:r>
       <w:r>
         <w:rPr>
+          <w:rFonts w:eastAsia="黑体"/>
           <w:b/>
           <w:bCs/>
         </w:rPr>
         <w:t xml:space="preserve"> ↑</w:t>
       </w:r>
       <w:r>
+        <w:rPr>
+          <w:rFonts w:eastAsia="黑体"/>
+        </w:rPr>
         <w:t xml:space="preserve"> </w:t>
       </w:r>
       <w:r>
+        <w:rPr>
+          <w:rFonts w:eastAsia="黑体"/>
+        </w:rPr>
         <w:t xml:space="preserve">→ </w:t>
       </w:r>
       <w:r>
         <w:rPr>
-          <w:rFonts w:hint="eastAsia"/>
+          <w:rFonts w:hint="eastAsia" w:eastAsia="黑体"/>
         </w:rPr>
         <w:t xml:space="preserve">容限下降，需缩短线长或降低速率。</w:t>
       </w:r>
@@ -2022,7 +2255,7 @@
       </w:pPr>
       <w:r>
         <w:rPr>
-          <w:rFonts w:hint="eastAsia"/>
+          <w:rFonts w:hint="eastAsia" w:eastAsia="黑体"/>
           <w:b/>
           <w:bCs/>
         </w:rPr>
@@ -2030,20 +2263,27 @@
       </w:r>
       <w:r>
         <w:rPr>
+          <w:rFonts w:eastAsia="黑体"/>
           <w:b/>
           <w:bCs/>
         </w:rPr>
         <w:t xml:space="preserve"> ↑</w:t>
       </w:r>
       <w:r>
+        <w:rPr>
+          <w:rFonts w:eastAsia="黑体"/>
+        </w:rPr>
         <w:t xml:space="preserve"> </w:t>
       </w:r>
       <w:r>
+        <w:rPr>
+          <w:rFonts w:eastAsia="黑体"/>
+        </w:rPr>
         <w:t xml:space="preserve">→ </w:t>
       </w:r>
       <w:r>
         <w:rPr>
-          <w:rFonts w:hint="eastAsia"/>
+          <w:rFonts w:hint="eastAsia" w:eastAsia="黑体"/>
         </w:rPr>
         <w:t xml:space="preserve">总线等效负载单位负载增大，需减小终端或使用中继。</w:t>
       </w:r>
@@ -2056,7 +2296,7 @@
       </w:pPr>
       <w:r>
         <w:rPr>
-          <w:rFonts w:hint="eastAsia"/>
+          <w:rFonts w:hint="eastAsia" w:eastAsia="黑体"/>
         </w:rPr>
         <w:t xml:space="preserve">典型参数示例</w:t>
       </w:r>
@@ -2071,11 +2311,14 @@
       </w:pPr>
       <w:r>
         <w:rPr>
-          <w:rFonts w:hint="eastAsia"/>
+          <w:rFonts w:hint="eastAsia" w:eastAsia="黑体"/>
         </w:rPr>
         <w:t xml:space="preserve">取</w:t>
       </w:r>
       <w:r>
+        <w:rPr>
+          <w:rFonts w:eastAsia="黑体"/>
+        </w:rPr>
         <w:t xml:space="preserve"> </w:t>
       </w:r>
       <m:oMath>
@@ -2115,6 +2358,9 @@
         </m:r>
       </m:oMath>
       <w:r>
+        <w:rPr>
+          <w:rFonts w:eastAsia="黑体"/>
+        </w:rPr>
         <w:t xml:space="preserve">、</w:t>
       </w:r>
       <m:oMath>
@@ -2181,11 +2427,14 @@
       </m:oMath>
       <w:r>
         <w:rPr>
-          <w:rFonts w:hint="eastAsia"/>
+          <w:rFonts w:hint="eastAsia" w:eastAsia="黑体"/>
         </w:rPr>
         <w:t xml:space="preserve">：空载时</w:t>
       </w:r>
       <w:r>
+        <w:rPr>
+          <w:rFonts w:eastAsia="黑体"/>
+        </w:rPr>
         <w:t xml:space="preserve"> </w:t>
       </w:r>
       <m:oMath>
@@ -2206,24 +2455,33 @@
         </m:sSub>
       </m:oMath>
       <w:r>
+        <w:rPr>
+          <w:rFonts w:eastAsia="黑体"/>
+        </w:rPr>
         <w:t xml:space="preserve"> </w:t>
       </w:r>
       <w:r>
         <w:rPr>
-          <w:rFonts w:hint="eastAsia"/>
+          <w:rFonts w:hint="eastAsia" w:eastAsia="黑体"/>
         </w:rPr>
         <w:t xml:space="preserve">取决于驱动器输出，偏置网络使空闲</w:t>
       </w:r>
       <w:r>
+        <w:rPr>
+          <w:rFonts w:eastAsia="黑体"/>
+        </w:rPr>
         <w:t xml:space="preserve"> A、B </w:t>
       </w:r>
       <w:r>
         <w:rPr>
-          <w:rFonts w:hint="eastAsia"/>
+          <w:rFonts w:hint="eastAsia" w:eastAsia="黑体"/>
         </w:rPr>
         <w:t xml:space="preserve">压差约</w:t>
       </w:r>
       <w:r>
+        <w:rPr>
+          <w:rFonts w:eastAsia="黑体"/>
+        </w:rPr>
         <w:t xml:space="preserve"> </w:t>
       </w:r>
       <m:oMath>
@@ -2238,11 +2496,14 @@
         </m:r>
       </m:oMath>
       <w:r>
+        <w:rPr>
+          <w:rFonts w:eastAsia="黑体"/>
+        </w:rPr>
         <w:t xml:space="preserve"> </w:t>
       </w:r>
       <w:r>
         <w:rPr>
-          <w:rFonts w:hint="eastAsia"/>
+          <w:rFonts w:hint="eastAsia" w:eastAsia="黑体"/>
         </w:rPr>
         <w:t xml:space="preserve">mV，满足接收阈值。</w:t>
       </w:r>
@@ -2256,38 +2517,50 @@
         </w:numPr>
       </w:pPr>
       <w:r>
+        <w:rPr>
+          <w:rFonts w:eastAsia="黑体"/>
+        </w:rPr>
         <w:t xml:space="preserve">100 kbps </w:t>
       </w:r>
       <w:r>
         <w:rPr>
-          <w:rFonts w:hint="eastAsia"/>
+          <w:rFonts w:hint="eastAsia" w:eastAsia="黑体"/>
         </w:rPr>
         <w:t xml:space="preserve">时典型最长距离约</w:t>
       </w:r>
       <w:r>
+        <w:rPr>
+          <w:rFonts w:eastAsia="黑体"/>
+        </w:rPr>
         <w:t xml:space="preserve"> 1200 </w:t>
       </w:r>
       <w:r>
         <w:rPr>
-          <w:rFonts w:hint="eastAsia"/>
+          <w:rFonts w:hint="eastAsia" w:eastAsia="黑体"/>
         </w:rPr>
         <w:t xml:space="preserve">m；1</w:t>
       </w:r>
       <w:r>
+        <w:rPr>
+          <w:rFonts w:eastAsia="黑体"/>
+        </w:rPr>
         <w:t xml:space="preserve"> Mbps </w:t>
       </w:r>
       <w:r>
         <w:rPr>
-          <w:rFonts w:hint="eastAsia"/>
+          <w:rFonts w:hint="eastAsia" w:eastAsia="黑体"/>
         </w:rPr>
         <w:t xml:space="preserve">时降到约</w:t>
       </w:r>
       <w:r>
+        <w:rPr>
+          <w:rFonts w:eastAsia="黑体"/>
+        </w:rPr>
         <w:t xml:space="preserve"> 100~200 m </w:t>
       </w:r>
       <w:r>
         <w:rPr>
-          <w:rFonts w:hint="eastAsia"/>
+          <w:rFonts w:hint="eastAsia" w:eastAsia="黑体"/>
         </w:rPr>
         <w:t xml:space="preserve">量级。</w:t>
       </w:r>
@@ -2300,7 +2573,7 @@
       </w:pPr>
       <w:r>
         <w:rPr>
-          <w:rFonts w:hint="eastAsia"/>
+          <w:rFonts w:hint="eastAsia" w:eastAsia="黑体"/>
         </w:rPr>
         <w:t xml:space="preserve">常见器件型号</w:t>
       </w:r>
@@ -2315,16 +2588,19 @@
       </w:pPr>
       <w:r>
         <w:rPr>
-          <w:rFonts w:hint="eastAsia"/>
+          <w:rFonts w:hint="eastAsia" w:eastAsia="黑体"/>
         </w:rPr>
         <w:t xml:space="preserve">收发器：MAX485、MAX3485（3.3</w:t>
       </w:r>
       <w:r>
+        <w:rPr>
+          <w:rFonts w:eastAsia="黑体"/>
+        </w:rPr>
         <w:t xml:space="preserve"> </w:t>
       </w:r>
       <w:r>
         <w:rPr>
-          <w:rFonts w:hint="eastAsia"/>
+          <w:rFonts w:hint="eastAsia" w:eastAsia="黑体"/>
         </w:rPr>
         <w:t xml:space="preserve">V）、SN75176、SP485、ADM2483（隔离型）。</w:t>
       </w:r>
@@ -2339,25 +2615,31 @@
       </w:pPr>
       <w:r>
         <w:rPr>
-          <w:rFonts w:hint="eastAsia"/>
+          <w:rFonts w:hint="eastAsia" w:eastAsia="黑体"/>
         </w:rPr>
         <w:t xml:space="preserve">终端/偏置电阻：120</w:t>
       </w:r>
       <w:r>
+        <w:rPr>
+          <w:rFonts w:eastAsia="黑体"/>
+        </w:rPr>
         <w:t xml:space="preserve"> Ω </w:t>
       </w:r>
       <w:r>
         <w:rPr>
-          <w:rFonts w:hint="eastAsia"/>
+          <w:rFonts w:hint="eastAsia" w:eastAsia="黑体"/>
         </w:rPr>
         <w:t xml:space="preserve">贴片电阻、560</w:t>
       </w:r>
       <w:r>
+        <w:rPr>
+          <w:rFonts w:eastAsia="黑体"/>
+        </w:rPr>
         <w:t xml:space="preserve"> Ω </w:t>
       </w:r>
       <w:r>
         <w:rPr>
-          <w:rFonts w:hint="eastAsia"/>
+          <w:rFonts w:hint="eastAsia" w:eastAsia="黑体"/>
         </w:rPr>
         <w:t xml:space="preserve">偏置电阻。</w:t>
       </w:r>
@@ -2370,7 +2652,7 @@
       </w:pPr>
       <w:r>
         <w:rPr>
-          <w:rFonts w:hint="eastAsia"/>
+          <w:rFonts w:hint="eastAsia" w:eastAsia="黑体"/>
         </w:rPr>
         <w:t xml:space="preserve">注意事项</w:t>
       </w:r>
@@ -2385,16 +2667,19 @@
       </w:pPr>
       <w:r>
         <w:rPr>
-          <w:rFonts w:hint="eastAsia"/>
+          <w:rFonts w:hint="eastAsia" w:eastAsia="黑体"/>
         </w:rPr>
         <w:t xml:space="preserve">半双工必须正确控制</w:t>
       </w:r>
       <w:r>
+        <w:rPr>
+          <w:rFonts w:eastAsia="黑体"/>
+        </w:rPr>
         <w:t xml:space="preserve"> </w:t>
       </w:r>
       <w:r>
         <w:rPr>
-          <w:rFonts w:hint="eastAsia"/>
+          <w:rFonts w:hint="eastAsia" w:eastAsia="黑体"/>
         </w:rPr>
         <w:t xml:space="preserve">DE/RE，软件要在发送结束前保持使能足够时间，避免截断最后一个字节。</w:t>
       </w:r>
@@ -2409,7 +2694,7 @@
       </w:pPr>
       <w:r>
         <w:rPr>
-          <w:rFonts w:hint="eastAsia"/>
+          <w:rFonts w:hint="eastAsia" w:eastAsia="黑体"/>
         </w:rPr>
         <w:t xml:space="preserve">终端电阻只加总线两端，偏置电阻通常也只加在主机侧一端。</w:t>
       </w:r>
@@ -2424,16 +2709,19 @@
       </w:pPr>
       <w:r>
         <w:rPr>
-          <w:rFonts w:hint="eastAsia"/>
+          <w:rFonts w:hint="eastAsia" w:eastAsia="黑体"/>
         </w:rPr>
         <w:t xml:space="preserve">多节点总线</w:t>
       </w:r>
       <w:r>
+        <w:rPr>
+          <w:rFonts w:eastAsia="黑体"/>
+        </w:rPr>
         <w:t xml:space="preserve"> A/B </w:t>
       </w:r>
       <w:r>
         <w:rPr>
-          <w:rFonts w:hint="eastAsia"/>
+          <w:rFonts w:hint="eastAsia" w:eastAsia="黑体"/>
         </w:rPr>
         <w:t xml:space="preserve">极性必须全同，地线需连通并注意共模电压范围。</w:t>
       </w:r>
@@ -2448,16 +2736,19 @@
       </w:pPr>
       <w:r>
         <w:rPr>
-          <w:rFonts w:hint="eastAsia"/>
+          <w:rFonts w:hint="eastAsia" w:eastAsia="黑体"/>
         </w:rPr>
         <w:t xml:space="preserve">长距离或工业现场推荐隔离、加</w:t>
       </w:r>
       <w:r>
+        <w:rPr>
+          <w:rFonts w:eastAsia="黑体"/>
+        </w:rPr>
         <w:t xml:space="preserve"> TVS </w:t>
       </w:r>
       <w:r>
         <w:rPr>
-          <w:rFonts w:hint="eastAsia"/>
+          <w:rFonts w:hint="eastAsia" w:eastAsia="黑体"/>
         </w:rPr>
         <w:t xml:space="preserve">与共模电感防护。</w:t>
       </w:r>
@@ -2470,7 +2761,7 @@
       </w:pPr>
       <w:r>
         <w:rPr>
-          <w:rFonts w:hint="eastAsia"/>
+          <w:rFonts w:hint="eastAsia" w:eastAsia="黑体"/>
         </w:rPr>
         <w:t xml:space="preserve">参考资料</w:t>
       </w:r>
@@ -2484,6 +2775,9 @@
         </w:numPr>
       </w:pPr>
       <w:r>
+        <w:rPr>
+          <w:rFonts w:eastAsia="黑体"/>
+        </w:rPr>
         <w:t xml:space="preserve">Wikipedia: RS-485。</w:t>
       </w:r>
     </w:p>
@@ -2496,29 +2790,38 @@
         </w:numPr>
       </w:pPr>
       <w:r>
+        <w:rPr>
+          <w:rFonts w:eastAsia="黑体"/>
+        </w:rPr>
         <w:t xml:space="preserve">TI </w:t>
       </w:r>
       <w:r>
         <w:rPr>
-          <w:rFonts w:hint="eastAsia"/>
+          <w:rFonts w:hint="eastAsia" w:eastAsia="黑体"/>
         </w:rPr>
         <w:t xml:space="preserve">应用笔记</w:t>
       </w:r>
       <w:r>
+        <w:rPr>
+          <w:rFonts w:eastAsia="黑体"/>
+        </w:rPr>
         <w:t xml:space="preserve"> </w:t>
       </w:r>
       <w:r>
         <w:rPr>
-          <w:rFonts w:hint="eastAsia"/>
+          <w:rFonts w:hint="eastAsia" w:eastAsia="黑体"/>
         </w:rPr>
         <w:t xml:space="preserve">SLLA272（RS-485</w:t>
       </w:r>
       <w:r>
+        <w:rPr>
+          <w:rFonts w:eastAsia="黑体"/>
+        </w:rPr>
         <w:t xml:space="preserve"> </w:t>
       </w:r>
       <w:r>
         <w:rPr>
-          <w:rFonts w:hint="eastAsia"/>
+          <w:rFonts w:hint="eastAsia" w:eastAsia="黑体"/>
         </w:rPr>
         <w:t xml:space="preserve">设计指南）。</w:t>
       </w:r>
@@ -2532,11 +2835,14 @@
         </w:numPr>
       </w:pPr>
       <w:r>
+        <w:rPr>
+          <w:rFonts w:eastAsia="黑体"/>
+        </w:rPr>
         <w:t xml:space="preserve">《Modbus </w:t>
       </w:r>
       <w:r>
         <w:rPr>
-          <w:rFonts w:hint="eastAsia"/>
+          <w:rFonts w:hint="eastAsia" w:eastAsia="黑体"/>
         </w:rPr>
         <w:t xml:space="preserve">协议与工业总线设计》。</w:t>
       </w:r>
@@ -2550,11 +2856,11 @@
       </w:pPr>
       <w:r>
         <w:rPr>
-          <w:rFonts w:ascii="Times New Roman" w:hAnsi="Times New Roman"/>
+          <w:rFonts w:ascii="Times New Roman" w:hAnsi="Times New Roman" w:eastAsia="黑体"/>
           <w:color w:val="555555"/>
           <w:sz w:val="21"/>
         </w:rPr>
-        <w:t>材料收集者：杜文杰</w:t>
+        <w:t>材料收集者：杜文杰，WX手机：19519196569，QQ:3478827729</w:t>
       </w:r>
     </w:p>
     <w:sectPr>
@@ -2574,7 +2880,7 @@
 </file>
 
 <file path=word/footer1.xml><?xml version="1.0" encoding="utf-8"?>
-<w:ftr xmlns:m="http://schemas.openxmlformats.org/officeDocument/2006/math" xmlns:mc="http://schemas.openxmlformats.org/markup-compatibility/2006" xmlns:mo="http://schemas.microsoft.com/office/mac/office/2008/main" xmlns:mv="urn:schemas-microsoft-com:mac:vml" xmlns:o="urn:schemas-microsoft-com:office:office" xmlns:r="http://schemas.openxmlformats.org/officeDocument/2006/relationships" xmlns:v="urn:schemas-microsoft-com:vml" xmlns:w10="urn:schemas-microsoft-com:office:word" xmlns:w14="http://schemas.microsoft.com/office/word/2010/wordml" xmlns:w="http://schemas.openxmlformats.org/wordprocessingml/2006/main" xmlns:wne="http://schemas.microsoft.com/office/word/2006/wordml" xmlns:wp14="http://schemas.microsoft.com/office/word/2010/wordprocessingDrawing" xmlns:wp="http://schemas.openxmlformats.org/drawingml/2006/wordprocessingDrawing" xmlns:wpc="http://schemas.microsoft.com/office/word/2010/wordprocessingCanvas" xmlns:wpg="http://schemas.microsoft.com/office/word/2010/wordprocessingGroup" xmlns:wpi="http://schemas.microsoft.com/office/word/2010/wordprocessingInk" xmlns:wps="http://schemas.microsoft.com/office/word/2010/wordprocessingShape" mc:Ignorable="w14 wp14">
+<w:ftr xmlns:mc="http://schemas.openxmlformats.org/markup-compatibility/2006" xmlns:w="http://schemas.openxmlformats.org/wordprocessingml/2006/main" xmlns:m="http://schemas.openxmlformats.org/officeDocument/2006/math" xmlns:mo="http://schemas.microsoft.com/office/mac/office/2008/main" xmlns:mv="urn:schemas-microsoft-com:mac:vml" xmlns:o="urn:schemas-microsoft-com:office:office" xmlns:r="http://schemas.openxmlformats.org/officeDocument/2006/relationships" xmlns:v="urn:schemas-microsoft-com:vml" xmlns:w10="urn:schemas-microsoft-com:office:word" xmlns:w14="http://schemas.microsoft.com/office/word/2010/wordml" xmlns:wne="http://schemas.microsoft.com/office/word/2006/wordml" xmlns:wp14="http://schemas.microsoft.com/office/word/2010/wordprocessingDrawing" xmlns:wp="http://schemas.openxmlformats.org/drawingml/2006/wordprocessingDrawing" xmlns:wpc="http://schemas.microsoft.com/office/word/2010/wordprocessingCanvas" xmlns:wpg="http://schemas.microsoft.com/office/word/2010/wordprocessingGroup" xmlns:wpi="http://schemas.microsoft.com/office/word/2010/wordprocessingInk" xmlns:wps="http://schemas.microsoft.com/office/word/2010/wordprocessingShape" mc:Ignorable="w14 wp14">
   <w:p>
     <w:pPr>
       <w:pStyle w:val="Footer"/>
@@ -2582,12 +2888,14 @@
     </w:pPr>
     <w:r>
       <w:rPr>
+        <w:rFonts w:eastAsia="黑体"/>
         <w:sz w:val="18"/>
       </w:rPr>
       <w:t xml:space="preserve">第 </w:t>
     </w:r>
     <w:r>
       <w:rPr>
+        <w:rFonts w:eastAsia="黑体"/>
         <w:sz w:val="18"/>
       </w:rPr>
       <w:fldChar w:fldCharType="begin"/>
@@ -2596,6 +2904,7 @@
     </w:r>
     <w:r>
       <w:rPr>
+        <w:rFonts w:eastAsia="黑体"/>
         <w:sz w:val="18"/>
       </w:rPr>
       <w:t xml:space="preserve"> 页</w:t>
@@ -2609,6 +2918,9 @@
   <w:footnote w:type="continuationSeparator" w:id="0">
     <w:p>
       <w:r>
+        <w:rPr>
+          <w:rFonts w:eastAsia="黑体"/>
+        </w:rPr>
         <w:continuationSeparator/>
       </w:r>
     </w:p>
@@ -2616,6 +2928,9 @@
   <w:footnote w:type="separator" w:id="-1">
     <w:p>
       <w:r>
+        <w:rPr>
+          <w:rFonts w:eastAsia="黑体"/>
+        </w:rPr>
         <w:separator/>
       </w:r>
     </w:p>
@@ -2624,7 +2939,7 @@
 </file>
 
 <file path=word/header1.xml><?xml version="1.0" encoding="utf-8"?>
-<w:hdr xmlns:m="http://schemas.openxmlformats.org/officeDocument/2006/math" xmlns:mc="http://schemas.openxmlformats.org/markup-compatibility/2006" xmlns:mo="http://schemas.microsoft.com/office/mac/office/2008/main" xmlns:mv="urn:schemas-microsoft-com:mac:vml" xmlns:o="urn:schemas-microsoft-com:office:office" xmlns:r="http://schemas.openxmlformats.org/officeDocument/2006/relationships" xmlns:v="urn:schemas-microsoft-com:vml" xmlns:w10="urn:schemas-microsoft-com:office:word" xmlns:w14="http://schemas.microsoft.com/office/word/2010/wordml" xmlns:w="http://schemas.openxmlformats.org/wordprocessingml/2006/main" xmlns:wne="http://schemas.microsoft.com/office/word/2006/wordml" xmlns:wp14="http://schemas.microsoft.com/office/word/2010/wordprocessingDrawing" xmlns:wp="http://schemas.openxmlformats.org/drawingml/2006/wordprocessingDrawing" xmlns:wpc="http://schemas.microsoft.com/office/word/2010/wordprocessingCanvas" xmlns:wpg="http://schemas.microsoft.com/office/word/2010/wordprocessingGroup" xmlns:wpi="http://schemas.microsoft.com/office/word/2010/wordprocessingInk" xmlns:wps="http://schemas.microsoft.com/office/word/2010/wordprocessingShape" mc:Ignorable="w14 wp14">
+<w:hdr xmlns:mc="http://schemas.openxmlformats.org/markup-compatibility/2006" xmlns:w="http://schemas.openxmlformats.org/wordprocessingml/2006/main" xmlns:m="http://schemas.openxmlformats.org/officeDocument/2006/math" xmlns:mo="http://schemas.microsoft.com/office/mac/office/2008/main" xmlns:mv="urn:schemas-microsoft-com:mac:vml" xmlns:o="urn:schemas-microsoft-com:office:office" xmlns:r="http://schemas.openxmlformats.org/officeDocument/2006/relationships" xmlns:v="urn:schemas-microsoft-com:vml" xmlns:w10="urn:schemas-microsoft-com:office:word" xmlns:w14="http://schemas.microsoft.com/office/word/2010/wordml" xmlns:wne="http://schemas.microsoft.com/office/word/2006/wordml" xmlns:wp14="http://schemas.microsoft.com/office/word/2010/wordprocessingDrawing" xmlns:wp="http://schemas.openxmlformats.org/drawingml/2006/wordprocessingDrawing" xmlns:wpc="http://schemas.microsoft.com/office/word/2010/wordprocessingCanvas" xmlns:wpg="http://schemas.microsoft.com/office/word/2010/wordprocessingGroup" xmlns:wpi="http://schemas.microsoft.com/office/word/2010/wordprocessingInk" xmlns:wps="http://schemas.microsoft.com/office/word/2010/wordprocessingShape" mc:Ignorable="w14 wp14">
   <w:p>
     <w:pPr>
       <w:pStyle w:val="Header"/>
@@ -2632,7 +2947,7 @@
     </w:pPr>
     <w:r>
       <w:rPr>
-        <w:rFonts w:ascii="Times New Roman" w:hAnsi="Times New Roman"/>
+        <w:rFonts w:ascii="Times New Roman" w:hAnsi="Times New Roman" w:eastAsia="黑体"/>
         <w:sz w:val="18"/>
         <w:rFonts w:eastAsia="黑体"/>
         <w:rFonts w:eastAsia="黑体"/>
@@ -2644,7 +2959,7 @@
 </file>
 
 <file path=word/numbering.xml><?xml version="1.0" encoding="utf-8"?>
-<w:numbering xmlns:m="http://schemas.openxmlformats.org/officeDocument/2006/math" xmlns:mc="http://schemas.openxmlformats.org/markup-compatibility/2006" xmlns:mo="http://schemas.microsoft.com/office/mac/office/2008/main" xmlns:mv="urn:schemas-microsoft-com:mac:vml" xmlns:o="urn:schemas-microsoft-com:office:office" xmlns:r="http://schemas.openxmlformats.org/officeDocument/2006/relationships" xmlns:v="urn:schemas-microsoft-com:vml" xmlns:w="http://schemas.openxmlformats.org/wordprocessingml/2006/main" xmlns:w10="urn:schemas-microsoft-com:office:word" xmlns:w14="http://schemas.microsoft.com/office/word/2010/wordml" xmlns:wne="http://schemas.microsoft.com/office/word/2006/wordml" xmlns:wp="http://schemas.openxmlformats.org/drawingml/2006/wordprocessingDrawing" xmlns:wp14="http://schemas.microsoft.com/office/word/2010/wordprocessingDrawing" xmlns:wpc="http://schemas.microsoft.com/office/word/2010/wordprocessingCanvas" xmlns:wpg="http://schemas.microsoft.com/office/word/2010/wordprocessingGroup" xmlns:wpi="http://schemas.microsoft.com/office/word/2010/wordprocessingInk" xmlns:wps="http://schemas.microsoft.com/office/word/2010/wordprocessingShape" mc:Ignorable="w14 wp14">
+<w:numbering xmlns:mc="http://schemas.openxmlformats.org/markup-compatibility/2006" xmlns:w="http://schemas.openxmlformats.org/wordprocessingml/2006/main" xmlns:m="http://schemas.openxmlformats.org/officeDocument/2006/math" xmlns:mo="http://schemas.microsoft.com/office/mac/office/2008/main" xmlns:mv="urn:schemas-microsoft-com:mac:vml" xmlns:o="urn:schemas-microsoft-com:office:office" xmlns:r="http://schemas.openxmlformats.org/officeDocument/2006/relationships" xmlns:v="urn:schemas-microsoft-com:vml" xmlns:w10="urn:schemas-microsoft-com:office:word" xmlns:w14="http://schemas.microsoft.com/office/word/2010/wordml" xmlns:wne="http://schemas.microsoft.com/office/word/2006/wordml" xmlns:wp="http://schemas.openxmlformats.org/drawingml/2006/wordprocessingDrawing" xmlns:wp14="http://schemas.microsoft.com/office/word/2010/wordprocessingDrawing" xmlns:wpc="http://schemas.microsoft.com/office/word/2010/wordprocessingCanvas" xmlns:wpg="http://schemas.microsoft.com/office/word/2010/wordprocessingGroup" xmlns:wpi="http://schemas.microsoft.com/office/word/2010/wordprocessingInk" xmlns:wps="http://schemas.microsoft.com/office/word/2010/wordprocessingShape" mc:Ignorable="w14 wp14">
   <w:abstractNum w:abstractNumId="0">
     <w:nsid w:val="FFFFFF7C"/>
     <w:multiLevelType w:val="singleLevel"/>
@@ -2731,7 +3046,7 @@
         <w:ind w:hanging="360" w:left="1440"/>
       </w:pPr>
       <w:rPr>
-        <w:rFonts w:ascii="Symbol" w:hAnsi="Symbol" w:hint="default"/>
+        <w:rFonts w:ascii="Symbol" w:hAnsi="Symbol" w:hint="default" w:eastAsia="黑体"/>
       </w:rPr>
     </w:lvl>
   </w:abstractNum>
@@ -2752,7 +3067,7 @@
         <w:ind w:hanging="360" w:left="1080"/>
       </w:pPr>
       <w:rPr>
-        <w:rFonts w:ascii="Symbol" w:hAnsi="Symbol" w:hint="default"/>
+        <w:rFonts w:ascii="Symbol" w:hAnsi="Symbol" w:hint="default" w:eastAsia="黑体"/>
       </w:rPr>
     </w:lvl>
   </w:abstractNum>
@@ -2773,7 +3088,7 @@
         <w:ind w:hanging="360" w:left="720"/>
       </w:pPr>
       <w:rPr>
-        <w:rFonts w:ascii="Symbol" w:hAnsi="Symbol" w:hint="default"/>
+        <w:rFonts w:ascii="Symbol" w:hAnsi="Symbol" w:hint="default" w:eastAsia="黑体"/>
       </w:rPr>
     </w:lvl>
   </w:abstractNum>
@@ -2812,7 +3127,7 @@
         <w:ind w:hanging="360" w:left="360"/>
       </w:pPr>
       <w:rPr>
-        <w:rFonts w:ascii="Symbol" w:hAnsi="Symbol" w:hint="default"/>
+        <w:rFonts w:ascii="Symbol" w:hAnsi="Symbol" w:hint="default" w:eastAsia="黑体"/>
       </w:rPr>
     </w:lvl>
   </w:abstractNum>
@@ -2903,7 +3218,7 @@
         <w:ind w:left="720" w:hanging="360"/>
       </w:pPr>
       <w:rPr>
-        <w:rFonts w:ascii="Symbol" w:hAnsi="Symbol" w:cs="Symbol" w:hint="default"/>
+        <w:rFonts w:ascii="Symbol" w:hAnsi="Symbol" w:cs="Symbol" w:hint="default" w:eastAsia="黑体"/>
       </w:rPr>
     </w:lvl>
     <w:lvl w:ilvl="1">
@@ -2914,7 +3229,7 @@
         <w:ind w:left="1440" w:hanging="360"/>
       </w:pPr>
       <w:rPr>
-        <w:rFonts w:ascii="Courier New" w:hAnsi="Courier New" w:cs="Courier New" w:hint="default"/>
+        <w:rFonts w:ascii="Courier New" w:hAnsi="Courier New" w:cs="Courier New" w:hint="default" w:eastAsia="黑体"/>
       </w:rPr>
     </w:lvl>
     <w:lvl w:ilvl="2">
@@ -2925,7 +3240,7 @@
         <w:ind w:left="2160" w:hanging="360"/>
       </w:pPr>
       <w:rPr>
-        <w:rFonts w:ascii="Wingdings" w:hAnsi="Wingdings" w:cs="Wingdings" w:hint="default"/>
+        <w:rFonts w:ascii="Wingdings" w:hAnsi="Wingdings" w:cs="Wingdings" w:hint="default" w:eastAsia="黑体"/>
       </w:rPr>
     </w:lvl>
     <w:lvl w:ilvl="3">
@@ -2936,7 +3251,7 @@
         <w:ind w:left="2880" w:hanging="360"/>
       </w:pPr>
       <w:rPr>
-        <w:rFonts w:ascii="Symbol" w:hAnsi="Symbol" w:cs="Symbol" w:hint="default"/>
+        <w:rFonts w:ascii="Symbol" w:hAnsi="Symbol" w:cs="Symbol" w:hint="default" w:eastAsia="黑体"/>
       </w:rPr>
     </w:lvl>
     <w:lvl w:ilvl="4">
@@ -2947,7 +3262,7 @@
         <w:ind w:left="3600" w:hanging="360"/>
       </w:pPr>
       <w:rPr>
-        <w:rFonts w:ascii="Courier New" w:hAnsi="Courier New" w:cs="Courier New" w:hint="default"/>
+        <w:rFonts w:ascii="Courier New" w:hAnsi="Courier New" w:cs="Courier New" w:hint="default" w:eastAsia="黑体"/>
       </w:rPr>
     </w:lvl>
     <w:lvl w:ilvl="5">
@@ -2958,7 +3273,7 @@
         <w:ind w:left="4320" w:hanging="360"/>
       </w:pPr>
       <w:rPr>
-        <w:rFonts w:ascii="Wingdings" w:hAnsi="Wingdings" w:cs="Wingdings" w:hint="default"/>
+        <w:rFonts w:ascii="Wingdings" w:hAnsi="Wingdings" w:cs="Wingdings" w:hint="default" w:eastAsia="黑体"/>
       </w:rPr>
     </w:lvl>
     <w:lvl w:ilvl="6">
@@ -2969,7 +3284,7 @@
         <w:ind w:left="5040" w:hanging="360"/>
       </w:pPr>
       <w:rPr>
-        <w:rFonts w:ascii="Symbol" w:hAnsi="Symbol" w:cs="Symbol" w:hint="default"/>
+        <w:rFonts w:ascii="Symbol" w:hAnsi="Symbol" w:cs="Symbol" w:hint="default" w:eastAsia="黑体"/>
       </w:rPr>
     </w:lvl>
     <w:lvl w:ilvl="7">
@@ -2980,7 +3295,7 @@
         <w:ind w:left="5760" w:hanging="360"/>
       </w:pPr>
       <w:rPr>
-        <w:rFonts w:ascii="Courier New" w:hAnsi="Courier New" w:cs="Courier New" w:hint="default"/>
+        <w:rFonts w:ascii="Courier New" w:hAnsi="Courier New" w:cs="Courier New" w:hint="default" w:eastAsia="黑体"/>
       </w:rPr>
     </w:lvl>
     <w:lvl w:ilvl="8">
@@ -2991,7 +3306,7 @@
         <w:ind w:left="6480" w:hanging="360"/>
       </w:pPr>
       <w:rPr>
-        <w:rFonts w:ascii="Wingdings" w:hAnsi="Wingdings" w:cs="Wingdings" w:hint="default"/>
+        <w:rFonts w:ascii="Wingdings" w:hAnsi="Wingdings" w:cs="Wingdings" w:hint="default" w:eastAsia="黑体"/>
       </w:rPr>
     </w:lvl>
   </w:abstractNum>
@@ -3047,11 +3362,11 @@
 </file>
 
 <file path=word/styles.xml><?xml version="1.0" encoding="utf-8"?>
-<w:styles xmlns:mc="http://schemas.openxmlformats.org/markup-compatibility/2006" xmlns:r="http://schemas.openxmlformats.org/officeDocument/2006/relationships" xmlns:w="http://schemas.openxmlformats.org/wordprocessingml/2006/main" xmlns:w14="http://schemas.microsoft.com/office/word/2010/wordml" mc:Ignorable="w14">
+<w:styles xmlns:mc="http://schemas.openxmlformats.org/markup-compatibility/2006" xmlns:w="http://schemas.openxmlformats.org/wordprocessingml/2006/main" xmlns:r="http://schemas.openxmlformats.org/officeDocument/2006/relationships" xmlns:w14="http://schemas.microsoft.com/office/word/2010/wordml" mc:Ignorable="w14">
   <w:docDefaults>
     <w:rPrDefault>
       <w:rPr>
-        <w:rFonts w:asciiTheme="minorHAnsi" w:cstheme="minorBidi" w:eastAsiaTheme="minorEastAsia" w:hAnsiTheme="minorHAnsi"/>
+        <w:rFonts w:asciiTheme="minorHAnsi" w:cstheme="minorBidi" w:hAnsiTheme="minorHAnsi" w:eastAsia="黑体"/>
         <w:sz w:val="22"/>
         <w:szCs w:val="22"/>
         <w:lang w:bidi="ar-SA" w:eastAsia="en-US" w:val="en-US"/>
@@ -3273,7 +3588,7 @@
       <w:outlineLvl w:val="0"/>
     </w:pPr>
     <w:rPr>
-      <w:rFonts w:ascii="Times New Roman" w:asciiTheme="majorHAnsi" w:cstheme="majorBidi" w:eastAsia="黑体" w:eastAsiaTheme="majorEastAsia" w:hAnsi="Times New Roman" w:hAnsiTheme="majorHAnsi"/>
+      <w:rFonts w:ascii="Times New Roman" w:asciiTheme="majorHAnsi" w:cstheme="majorBidi" w:eastAsia="黑体" w:hAnsi="Times New Roman" w:hAnsiTheme="majorHAnsi"/>
       <w:b/>
       <w:bCs/>
       <w:color w:val="1F3864"/>
@@ -3297,7 +3612,7 @@
       <w:outlineLvl w:val="1"/>
     </w:pPr>
     <w:rPr>
-      <w:rFonts w:ascii="Times New Roman" w:asciiTheme="majorHAnsi" w:cstheme="majorBidi" w:eastAsia="黑体" w:eastAsiaTheme="majorEastAsia" w:hAnsi="Times New Roman" w:hAnsiTheme="majorHAnsi"/>
+      <w:rFonts w:ascii="Times New Roman" w:asciiTheme="majorHAnsi" w:cstheme="majorBidi" w:eastAsia="黑体" w:hAnsi="Times New Roman" w:hAnsiTheme="majorHAnsi"/>
       <w:b/>
       <w:bCs/>
       <w:color w:val="2E4E7E"/>
@@ -3321,7 +3636,7 @@
       <w:outlineLvl w:val="2"/>
     </w:pPr>
     <w:rPr>
-      <w:rFonts w:ascii="Times New Roman" w:asciiTheme="majorHAnsi" w:cstheme="majorBidi" w:eastAsia="黑体" w:eastAsiaTheme="majorEastAsia" w:hAnsi="Times New Roman" w:hAnsiTheme="majorHAnsi"/>
+      <w:rFonts w:ascii="Times New Roman" w:asciiTheme="majorHAnsi" w:cstheme="majorBidi" w:eastAsia="黑体" w:hAnsi="Times New Roman" w:hAnsiTheme="majorHAnsi"/>
       <w:b/>
       <w:bCs/>
       <w:color w:val="2E4E7E"/>
@@ -3345,7 +3660,7 @@
       <w:outlineLvl w:val="3"/>
     </w:pPr>
     <w:rPr>
-      <w:rFonts w:ascii="Times New Roman" w:asciiTheme="majorHAnsi" w:cstheme="majorBidi" w:eastAsia="黑体" w:eastAsiaTheme="majorEastAsia" w:hAnsi="Times New Roman" w:hAnsiTheme="majorHAnsi"/>
+      <w:rFonts w:ascii="Times New Roman" w:asciiTheme="majorHAnsi" w:cstheme="majorBidi" w:eastAsia="黑体" w:hAnsi="Times New Roman" w:hAnsiTheme="majorHAnsi"/>
       <w:b/>
       <w:bCs/>
       <w:i/>
@@ -3371,7 +3686,7 @@
       <w:outlineLvl w:val="4"/>
     </w:pPr>
     <w:rPr>
-      <w:rFonts w:ascii="Times New Roman" w:asciiTheme="majorHAnsi" w:cstheme="majorBidi" w:eastAsia="黑体" w:eastAsiaTheme="majorEastAsia" w:hAnsi="Times New Roman" w:hAnsiTheme="majorHAnsi"/>
+      <w:rFonts w:ascii="Times New Roman" w:asciiTheme="majorHAnsi" w:cstheme="majorBidi" w:eastAsia="黑体" w:hAnsi="Times New Roman" w:hAnsiTheme="majorHAnsi"/>
       <w:b/>
       <w:color w:val="333333"/>
       <w:sz w:val="22"/>
@@ -3394,7 +3709,7 @@
       <w:outlineLvl w:val="5"/>
     </w:pPr>
     <w:rPr>
-      <w:rFonts w:asciiTheme="majorHAnsi" w:cstheme="majorBidi" w:eastAsiaTheme="majorEastAsia" w:hAnsiTheme="majorHAnsi"/>
+      <w:rFonts w:asciiTheme="majorHAnsi" w:cstheme="majorBidi" w:hAnsiTheme="majorHAnsi" w:eastAsia="黑体"/>
       <w:i/>
       <w:iCs/>
       <w:color w:themeColor="accent1" w:themeShade="7F" w:val="243F60"/>
@@ -3417,7 +3732,7 @@
       <w:outlineLvl w:val="6"/>
     </w:pPr>
     <w:rPr>
-      <w:rFonts w:asciiTheme="majorHAnsi" w:cstheme="majorBidi" w:eastAsiaTheme="majorEastAsia" w:hAnsiTheme="majorHAnsi"/>
+      <w:rFonts w:asciiTheme="majorHAnsi" w:cstheme="majorBidi" w:hAnsiTheme="majorHAnsi" w:eastAsia="黑体"/>
       <w:i/>
       <w:iCs/>
       <w:color w:themeColor="text1" w:themeTint="BF" w:val="404040"/>
@@ -3440,7 +3755,7 @@
       <w:outlineLvl w:val="7"/>
     </w:pPr>
     <w:rPr>
-      <w:rFonts w:asciiTheme="majorHAnsi" w:cstheme="majorBidi" w:eastAsiaTheme="majorEastAsia" w:hAnsiTheme="majorHAnsi"/>
+      <w:rFonts w:asciiTheme="majorHAnsi" w:cstheme="majorBidi" w:hAnsiTheme="majorHAnsi" w:eastAsia="黑体"/>
       <w:color w:themeColor="accent1" w:val="4F81BD"/>
       <w:sz w:val="20"/>
       <w:szCs w:val="20"/>
@@ -3463,7 +3778,7 @@
       <w:outlineLvl w:val="8"/>
     </w:pPr>
     <w:rPr>
-      <w:rFonts w:asciiTheme="majorHAnsi" w:cstheme="majorBidi" w:eastAsiaTheme="majorEastAsia" w:hAnsiTheme="majorHAnsi"/>
+      <w:rFonts w:asciiTheme="majorHAnsi" w:cstheme="majorBidi" w:hAnsiTheme="majorHAnsi" w:eastAsia="黑体"/>
       <w:i/>
       <w:iCs/>
       <w:color w:themeColor="text1" w:themeTint="BF" w:val="404040"/>
@@ -3514,7 +3829,7 @@
     <w:uiPriority w:val="9"/>
     <w:rsid w:val="00FC693F"/>
     <w:rPr>
-      <w:rFonts w:asciiTheme="majorHAnsi" w:cstheme="majorBidi" w:eastAsiaTheme="majorEastAsia" w:hAnsiTheme="majorHAnsi"/>
+      <w:rFonts w:asciiTheme="majorHAnsi" w:cstheme="majorBidi" w:hAnsiTheme="majorHAnsi" w:eastAsia="黑体"/>
       <w:b/>
       <w:bCs/>
       <w:color w:themeColor="accent1" w:themeShade="BF" w:val="365F91"/>
@@ -3529,7 +3844,7 @@
     <w:uiPriority w:val="9"/>
     <w:rsid w:val="00FC693F"/>
     <w:rPr>
-      <w:rFonts w:asciiTheme="majorHAnsi" w:cstheme="majorBidi" w:eastAsiaTheme="majorEastAsia" w:hAnsiTheme="majorHAnsi"/>
+      <w:rFonts w:asciiTheme="majorHAnsi" w:cstheme="majorBidi" w:hAnsiTheme="majorHAnsi" w:eastAsia="黑体"/>
       <w:b/>
       <w:bCs/>
       <w:color w:themeColor="accent1" w:val="4F81BD"/>
@@ -3544,7 +3859,7 @@
     <w:uiPriority w:val="9"/>
     <w:rsid w:val="00FC693F"/>
     <w:rPr>
-      <w:rFonts w:asciiTheme="majorHAnsi" w:cstheme="majorBidi" w:eastAsiaTheme="majorEastAsia" w:hAnsiTheme="majorHAnsi"/>
+      <w:rFonts w:asciiTheme="majorHAnsi" w:cstheme="majorBidi" w:hAnsiTheme="majorHAnsi" w:eastAsia="黑体"/>
       <w:b/>
       <w:bCs/>
       <w:color w:themeColor="accent1" w:val="4F81BD"/>
@@ -3567,7 +3882,7 @@
       <w:contextualSpacing/>
     </w:pPr>
     <w:rPr>
-      <w:rFonts w:ascii="Times New Roman" w:asciiTheme="majorHAnsi" w:cstheme="majorBidi" w:eastAsia="黑体" w:eastAsiaTheme="majorEastAsia" w:hAnsi="Times New Roman" w:hAnsiTheme="majorHAnsi"/>
+      <w:rFonts w:ascii="Times New Roman" w:asciiTheme="majorHAnsi" w:cstheme="majorBidi" w:eastAsia="黑体" w:hAnsi="Times New Roman" w:hAnsiTheme="majorHAnsi"/>
       <w:b/>
       <w:color w:val="1F3864"/>
       <w:spacing w:val="5"/>
@@ -3583,7 +3898,7 @@
     <w:uiPriority w:val="10"/>
     <w:rsid w:val="00FC693F"/>
     <w:rPr>
-      <w:rFonts w:asciiTheme="majorHAnsi" w:cstheme="majorBidi" w:eastAsiaTheme="majorEastAsia" w:hAnsiTheme="majorHAnsi"/>
+      <w:rFonts w:asciiTheme="majorHAnsi" w:cstheme="majorBidi" w:hAnsiTheme="majorHAnsi" w:eastAsia="黑体"/>
       <w:color w:themeColor="text2" w:themeShade="BF" w:val="17365D"/>
       <w:spacing w:val="5"/>
       <w:kern w:val="28"/>
@@ -3605,7 +3920,7 @@
       </w:numPr>
     </w:pPr>
     <w:rPr>
-      <w:rFonts w:asciiTheme="majorHAnsi" w:cstheme="majorBidi" w:eastAsiaTheme="majorEastAsia" w:hAnsiTheme="majorHAnsi"/>
+      <w:rFonts w:asciiTheme="majorHAnsi" w:cstheme="majorBidi" w:hAnsiTheme="majorHAnsi" w:eastAsia="黑体"/>
       <w:i/>
       <w:iCs/>
       <w:color w:themeColor="accent1" w:val="4F81BD"/>
@@ -3621,7 +3936,7 @@
     <w:uiPriority w:val="11"/>
     <w:rsid w:val="00FC693F"/>
     <w:rPr>
-      <w:rFonts w:asciiTheme="majorHAnsi" w:cstheme="majorBidi" w:eastAsiaTheme="majorEastAsia" w:hAnsiTheme="majorHAnsi"/>
+      <w:rFonts w:asciiTheme="majorHAnsi" w:cstheme="majorBidi" w:hAnsiTheme="majorHAnsi" w:eastAsia="黑体"/>
       <w:i/>
       <w:iCs/>
       <w:color w:themeColor="accent1" w:val="4F81BD"/>
@@ -3688,6 +4003,7 @@
       <w:spacing w:after="120"/>
     </w:pPr>
     <w:rPr>
+      <w:rFonts w:eastAsia="黑体"/>
       <w:sz w:val="16"/>
       <w:szCs w:val="16"/>
     </w:rPr>
@@ -3699,6 +4015,7 @@
     <w:uiPriority w:val="99"/>
     <w:rsid w:val="00AA1D8D"/>
     <w:rPr>
+      <w:rFonts w:eastAsia="黑体"/>
       <w:sz w:val="16"/>
       <w:szCs w:val="16"/>
     </w:rPr>
@@ -3868,7 +4185,7 @@
       </w:tabs>
     </w:pPr>
     <w:rPr>
-      <w:rFonts w:ascii="Courier" w:hAnsi="Courier"/>
+      <w:rFonts w:ascii="Courier" w:hAnsi="Courier" w:eastAsia="黑体"/>
       <w:sz w:val="20"/>
       <w:szCs w:val="20"/>
     </w:rPr>
@@ -3880,7 +4197,7 @@
     <w:uiPriority w:val="99"/>
     <w:rsid w:val="0029639D"/>
     <w:rPr>
-      <w:rFonts w:ascii="Courier" w:hAnsi="Courier"/>
+      <w:rFonts w:ascii="Courier" w:hAnsi="Courier" w:eastAsia="黑体"/>
       <w:sz w:val="20"/>
       <w:szCs w:val="20"/>
     </w:rPr>
@@ -3916,6 +4233,7 @@
     <w:uiPriority w:val="29"/>
     <w:rsid w:val="00FC693F"/>
     <w:rPr>
+      <w:rFonts w:eastAsia="黑体"/>
       <w:i/>
       <w:iCs/>
       <w:color w:themeColor="text1" w:val="000000"/>
@@ -3929,7 +4247,7 @@
     <w:semiHidden/>
     <w:rsid w:val="00FC693F"/>
     <w:rPr>
-      <w:rFonts w:asciiTheme="majorHAnsi" w:cstheme="majorBidi" w:eastAsiaTheme="majorEastAsia" w:hAnsiTheme="majorHAnsi"/>
+      <w:rFonts w:asciiTheme="majorHAnsi" w:cstheme="majorBidi" w:hAnsiTheme="majorHAnsi" w:eastAsia="黑体"/>
       <w:b/>
       <w:bCs/>
       <w:i/>
@@ -3945,7 +4263,7 @@
     <w:semiHidden/>
     <w:rsid w:val="00FC693F"/>
     <w:rPr>
-      <w:rFonts w:asciiTheme="majorHAnsi" w:cstheme="majorBidi" w:eastAsiaTheme="majorEastAsia" w:hAnsiTheme="majorHAnsi"/>
+      <w:rFonts w:asciiTheme="majorHAnsi" w:cstheme="majorBidi" w:hAnsiTheme="majorHAnsi" w:eastAsia="黑体"/>
       <w:color w:themeColor="accent1" w:themeShade="7F" w:val="243F60"/>
     </w:rPr>
   </w:style>
@@ -3957,7 +4275,7 @@
     <w:semiHidden/>
     <w:rsid w:val="00FC693F"/>
     <w:rPr>
-      <w:rFonts w:asciiTheme="majorHAnsi" w:cstheme="majorBidi" w:eastAsiaTheme="majorEastAsia" w:hAnsiTheme="majorHAnsi"/>
+      <w:rFonts w:asciiTheme="majorHAnsi" w:cstheme="majorBidi" w:hAnsiTheme="majorHAnsi" w:eastAsia="黑体"/>
       <w:i/>
       <w:iCs/>
       <w:color w:themeColor="accent1" w:themeShade="7F" w:val="243F60"/>
@@ -3971,7 +4289,7 @@
     <w:semiHidden/>
     <w:rsid w:val="00FC693F"/>
     <w:rPr>
-      <w:rFonts w:asciiTheme="majorHAnsi" w:cstheme="majorBidi" w:eastAsiaTheme="majorEastAsia" w:hAnsiTheme="majorHAnsi"/>
+      <w:rFonts w:asciiTheme="majorHAnsi" w:cstheme="majorBidi" w:hAnsiTheme="majorHAnsi" w:eastAsia="黑体"/>
       <w:i/>
       <w:iCs/>
       <w:color w:themeColor="text1" w:themeTint="BF" w:val="404040"/>
@@ -3985,7 +4303,7 @@
     <w:semiHidden/>
     <w:rsid w:val="00FC693F"/>
     <w:rPr>
-      <w:rFonts w:asciiTheme="majorHAnsi" w:cstheme="majorBidi" w:eastAsiaTheme="majorEastAsia" w:hAnsiTheme="majorHAnsi"/>
+      <w:rFonts w:asciiTheme="majorHAnsi" w:cstheme="majorBidi" w:hAnsiTheme="majorHAnsi" w:eastAsia="黑体"/>
       <w:color w:themeColor="accent1" w:val="4F81BD"/>
       <w:sz w:val="20"/>
       <w:szCs w:val="20"/>
@@ -3999,7 +4317,7 @@
     <w:semiHidden/>
     <w:rsid w:val="00FC693F"/>
     <w:rPr>
-      <w:rFonts w:asciiTheme="majorHAnsi" w:cstheme="majorBidi" w:eastAsiaTheme="majorEastAsia" w:hAnsiTheme="majorHAnsi"/>
+      <w:rFonts w:asciiTheme="majorHAnsi" w:cstheme="majorBidi" w:hAnsiTheme="majorHAnsi" w:eastAsia="黑体"/>
       <w:i/>
       <w:iCs/>
       <w:color w:themeColor="text1" w:themeTint="BF" w:val="404040"/>
@@ -4020,6 +4338,7 @@
       <w:spacing w:line="240" w:lineRule="auto"/>
     </w:pPr>
     <w:rPr>
+      <w:rFonts w:eastAsia="黑体"/>
       <w:b/>
       <w:bCs/>
       <w:color w:themeColor="accent1" w:val="4F81BD"/>
@@ -4034,6 +4353,7 @@
     <w:qFormat/>
     <w:rsid w:val="00FC693F"/>
     <w:rPr>
+      <w:rFonts w:eastAsia="黑体"/>
       <w:b/>
       <w:bCs/>
     </w:rPr>
@@ -4045,6 +4365,7 @@
     <w:qFormat/>
     <w:rsid w:val="00FC693F"/>
     <w:rPr>
+      <w:rFonts w:eastAsia="黑体"/>
       <w:i/>
       <w:iCs/>
     </w:rPr>
@@ -4065,6 +4386,7 @@
       <w:ind w:left="936" w:right="936"/>
     </w:pPr>
     <w:rPr>
+      <w:rFonts w:eastAsia="黑体"/>
       <w:b/>
       <w:bCs/>
       <w:i/>
@@ -4079,6 +4401,7 @@
     <w:uiPriority w:val="30"/>
     <w:rsid w:val="00FC693F"/>
     <w:rPr>
+      <w:rFonts w:eastAsia="黑体"/>
       <w:b/>
       <w:bCs/>
       <w:i/>
@@ -4093,6 +4416,7 @@
     <w:qFormat/>
     <w:rsid w:val="00FC693F"/>
     <w:rPr>
+      <w:rFonts w:eastAsia="黑体"/>
       <w:i/>
       <w:iCs/>
       <w:color w:themeColor="text1" w:themeTint="7F" w:val="808080"/>
@@ -4105,6 +4429,7 @@
     <w:qFormat/>
     <w:rsid w:val="00FC693F"/>
     <w:rPr>
+      <w:rFonts w:eastAsia="黑体"/>
       <w:b/>
       <w:bCs/>
       <w:i/>
@@ -4119,6 +4444,7 @@
     <w:qFormat/>
     <w:rsid w:val="00FC693F"/>
     <w:rPr>
+      <w:rFonts w:eastAsia="黑体"/>
       <w:smallCaps/>
       <w:color w:themeColor="accent2" w:val="C0504D"/>
       <w:u w:val="single"/>
@@ -4131,6 +4457,7 @@
     <w:qFormat/>
     <w:rsid w:val="00FC693F"/>
     <w:rPr>
+      <w:rFonts w:eastAsia="黑体"/>
       <w:b/>
       <w:bCs/>
       <w:smallCaps/>
@@ -4146,6 +4473,7 @@
     <w:qFormat/>
     <w:rsid w:val="00FC693F"/>
     <w:rPr>
+      <w:rFonts w:eastAsia="黑体"/>
       <w:b/>
       <w:bCs/>
       <w:smallCaps/>
@@ -4200,6 +4528,7 @@
       <w:spacing w:after="0" w:line="240" w:lineRule="auto"/>
     </w:pPr>
     <w:rPr>
+      <w:rFonts w:eastAsia="黑体"/>
       <w:color w:themeColor="text1" w:themeShade="BF" w:val="000000"/>
     </w:rPr>
     <w:tblPr>
@@ -4222,6 +4551,7 @@
         <w:spacing w:after="0" w:before="0" w:line="240" w:lineRule="auto"/>
       </w:pPr>
       <w:rPr>
+        <w:rFonts w:eastAsia="黑体"/>
         <w:b/>
         <w:bCs/>
       </w:rPr>
@@ -4242,6 +4572,7 @@
         <w:spacing w:after="0" w:before="0" w:line="240" w:lineRule="auto"/>
       </w:pPr>
       <w:rPr>
+        <w:rFonts w:eastAsia="黑体"/>
         <w:b/>
         <w:bCs/>
       </w:rPr>
@@ -4259,12 +4590,14 @@
     </w:tblStylePr>
     <w:tblStylePr w:type="firstCol">
       <w:rPr>
+        <w:rFonts w:eastAsia="黑体"/>
         <w:b/>
         <w:bCs/>
       </w:rPr>
     </w:tblStylePr>
     <w:tblStylePr w:type="lastCol">
       <w:rPr>
+        <w:rFonts w:eastAsia="黑体"/>
         <w:b/>
         <w:bCs/>
       </w:rPr>
@@ -4303,6 +4636,7 @@
       <w:spacing w:after="0" w:line="240" w:lineRule="auto"/>
     </w:pPr>
     <w:rPr>
+      <w:rFonts w:eastAsia="黑体"/>
       <w:color w:themeColor="accent1" w:themeShade="BF" w:val="365F91"/>
     </w:rPr>
     <w:tblPr>
@@ -4325,6 +4659,7 @@
         <w:spacing w:after="0" w:before="0" w:line="240" w:lineRule="auto"/>
       </w:pPr>
       <w:rPr>
+        <w:rFonts w:eastAsia="黑体"/>
         <w:b/>
         <w:bCs/>
       </w:rPr>
@@ -4345,6 +4680,7 @@
         <w:spacing w:after="0" w:before="0" w:line="240" w:lineRule="auto"/>
       </w:pPr>
       <w:rPr>
+        <w:rFonts w:eastAsia="黑体"/>
         <w:b/>
         <w:bCs/>
       </w:rPr>
@@ -4362,12 +4698,14 @@
     </w:tblStylePr>
     <w:tblStylePr w:type="firstCol">
       <w:rPr>
+        <w:rFonts w:eastAsia="黑体"/>
         <w:b/>
         <w:bCs/>
       </w:rPr>
     </w:tblStylePr>
     <w:tblStylePr w:type="lastCol">
       <w:rPr>
+        <w:rFonts w:eastAsia="黑体"/>
         <w:b/>
         <w:bCs/>
       </w:rPr>
@@ -4406,6 +4744,7 @@
       <w:spacing w:after="0" w:line="240" w:lineRule="auto"/>
     </w:pPr>
     <w:rPr>
+      <w:rFonts w:eastAsia="黑体"/>
       <w:color w:themeColor="accent2" w:themeShade="BF" w:val="943634"/>
     </w:rPr>
     <w:tblPr>
@@ -4428,6 +4767,7 @@
         <w:spacing w:after="0" w:before="0" w:line="240" w:lineRule="auto"/>
       </w:pPr>
       <w:rPr>
+        <w:rFonts w:eastAsia="黑体"/>
         <w:b/>
         <w:bCs/>
       </w:rPr>
@@ -4448,6 +4788,7 @@
         <w:spacing w:after="0" w:before="0" w:line="240" w:lineRule="auto"/>
       </w:pPr>
       <w:rPr>
+        <w:rFonts w:eastAsia="黑体"/>
         <w:b/>
         <w:bCs/>
       </w:rPr>
@@ -4465,12 +4806,14 @@
     </w:tblStylePr>
     <w:tblStylePr w:type="firstCol">
       <w:rPr>
+        <w:rFonts w:eastAsia="黑体"/>
         <w:b/>
         <w:bCs/>
       </w:rPr>
     </w:tblStylePr>
     <w:tblStylePr w:type="lastCol">
       <w:rPr>
+        <w:rFonts w:eastAsia="黑体"/>
         <w:b/>
         <w:bCs/>
       </w:rPr>
@@ -4509,6 +4852,7 @@
       <w:spacing w:after="0" w:line="240" w:lineRule="auto"/>
     </w:pPr>
     <w:rPr>
+      <w:rFonts w:eastAsia="黑体"/>
       <w:color w:themeColor="accent3" w:themeShade="BF" w:val="76923C"/>
     </w:rPr>
     <w:tblPr>
@@ -4531,6 +4875,7 @@
         <w:spacing w:after="0" w:before="0" w:line="240" w:lineRule="auto"/>
       </w:pPr>
       <w:rPr>
+        <w:rFonts w:eastAsia="黑体"/>
         <w:b/>
         <w:bCs/>
       </w:rPr>
@@ -4551,6 +4896,7 @@
         <w:spacing w:after="0" w:before="0" w:line="240" w:lineRule="auto"/>
       </w:pPr>
       <w:rPr>
+        <w:rFonts w:eastAsia="黑体"/>
         <w:b/>
         <w:bCs/>
       </w:rPr>
@@ -4568,12 +4914,14 @@
     </w:tblStylePr>
     <w:tblStylePr w:type="firstCol">
       <w:rPr>
+        <w:rFonts w:eastAsia="黑体"/>
         <w:b/>
         <w:bCs/>
       </w:rPr>
     </w:tblStylePr>
     <w:tblStylePr w:type="lastCol">
       <w:rPr>
+        <w:rFonts w:eastAsia="黑体"/>
         <w:b/>
         <w:bCs/>
       </w:rPr>
@@ -4612,6 +4960,7 @@
       <w:spacing w:after="0" w:line="240" w:lineRule="auto"/>
     </w:pPr>
     <w:rPr>
+      <w:rFonts w:eastAsia="黑体"/>
       <w:color w:themeColor="accent4" w:themeShade="BF" w:val="5F497A"/>
     </w:rPr>
     <w:tblPr>
@@ -4634,6 +4983,7 @@
         <w:spacing w:after="0" w:before="0" w:line="240" w:lineRule="auto"/>
       </w:pPr>
       <w:rPr>
+        <w:rFonts w:eastAsia="黑体"/>
         <w:b/>
         <w:bCs/>
       </w:rPr>
@@ -4654,6 +5004,7 @@
         <w:spacing w:after="0" w:before="0" w:line="240" w:lineRule="auto"/>
       </w:pPr>
       <w:rPr>
+        <w:rFonts w:eastAsia="黑体"/>
         <w:b/>
         <w:bCs/>
       </w:rPr>
@@ -4671,12 +5022,14 @@
     </w:tblStylePr>
     <w:tblStylePr w:type="firstCol">
       <w:rPr>
+        <w:rFonts w:eastAsia="黑体"/>
         <w:b/>
         <w:bCs/>
       </w:rPr>
     </w:tblStylePr>
     <w:tblStylePr w:type="lastCol">
       <w:rPr>
+        <w:rFonts w:eastAsia="黑体"/>
         <w:b/>
         <w:bCs/>
       </w:rPr>
@@ -4715,6 +5068,7 @@
       <w:spacing w:after="0" w:line="240" w:lineRule="auto"/>
     </w:pPr>
     <w:rPr>
+      <w:rFonts w:eastAsia="黑体"/>
       <w:color w:themeColor="accent5" w:themeShade="BF" w:val="31849B"/>
     </w:rPr>
     <w:tblPr>
@@ -4737,6 +5091,7 @@
         <w:spacing w:after="0" w:before="0" w:line="240" w:lineRule="auto"/>
       </w:pPr>
       <w:rPr>
+        <w:rFonts w:eastAsia="黑体"/>
         <w:b/>
         <w:bCs/>
       </w:rPr>
@@ -4757,6 +5112,7 @@
         <w:spacing w:after="0" w:before="0" w:line="240" w:lineRule="auto"/>
       </w:pPr>
       <w:rPr>
+        <w:rFonts w:eastAsia="黑体"/>
         <w:b/>
         <w:bCs/>
       </w:rPr>
@@ -4774,12 +5130,14 @@
     </w:tblStylePr>
     <w:tblStylePr w:type="firstCol">
       <w:rPr>
+        <w:rFonts w:eastAsia="黑体"/>
         <w:b/>
         <w:bCs/>
       </w:rPr>
     </w:tblStylePr>
     <w:tblStylePr w:type="lastCol">
       <w:rPr>
+        <w:rFonts w:eastAsia="黑体"/>
         <w:b/>
         <w:bCs/>
       </w:rPr>
@@ -4818,6 +5176,7 @@
       <w:spacing w:after="0" w:line="240" w:lineRule="auto"/>
     </w:pPr>
     <w:rPr>
+      <w:rFonts w:eastAsia="黑体"/>
       <w:color w:themeColor="accent6" w:themeShade="BF" w:val="E36C0A"/>
     </w:rPr>
     <w:tblPr>
@@ -4840,6 +5199,7 @@
         <w:spacing w:after="0" w:before="0" w:line="240" w:lineRule="auto"/>
       </w:pPr>
       <w:rPr>
+        <w:rFonts w:eastAsia="黑体"/>
         <w:b/>
         <w:bCs/>
       </w:rPr>
@@ -4860,6 +5220,7 @@
         <w:spacing w:after="0" w:before="0" w:line="240" w:lineRule="auto"/>
       </w:pPr>
       <w:rPr>
+        <w:rFonts w:eastAsia="黑体"/>
         <w:b/>
         <w:bCs/>
       </w:rPr>
@@ -4877,12 +5238,14 @@
     </w:tblStylePr>
     <w:tblStylePr w:type="firstCol">
       <w:rPr>
+        <w:rFonts w:eastAsia="黑体"/>
         <w:b/>
         <w:bCs/>
       </w:rPr>
     </w:tblStylePr>
     <w:tblStylePr w:type="lastCol">
       <w:rPr>
+        <w:rFonts w:eastAsia="黑体"/>
         <w:b/>
         <w:bCs/>
       </w:rPr>
@@ -4942,6 +5305,7 @@
         <w:spacing w:after="0" w:before="0" w:line="240" w:lineRule="auto"/>
       </w:pPr>
       <w:rPr>
+        <w:rFonts w:eastAsia="黑体"/>
         <w:b/>
         <w:bCs/>
         <w:color w:themeColor="background1" w:val="FFFFFF"/>
@@ -4956,6 +5320,7 @@
         <w:spacing w:after="0" w:before="0" w:line="240" w:lineRule="auto"/>
       </w:pPr>
       <w:rPr>
+        <w:rFonts w:eastAsia="黑体"/>
         <w:b/>
         <w:bCs/>
       </w:rPr>
@@ -4971,12 +5336,14 @@
     </w:tblStylePr>
     <w:tblStylePr w:type="firstCol">
       <w:rPr>
+        <w:rFonts w:eastAsia="黑体"/>
         <w:b/>
         <w:bCs/>
       </w:rPr>
     </w:tblStylePr>
     <w:tblStylePr w:type="lastCol">
       <w:rPr>
+        <w:rFonts w:eastAsia="黑体"/>
         <w:b/>
         <w:bCs/>
       </w:rPr>
@@ -5034,6 +5401,7 @@
         <w:spacing w:after="0" w:before="0" w:line="240" w:lineRule="auto"/>
       </w:pPr>
       <w:rPr>
+        <w:rFonts w:eastAsia="黑体"/>
         <w:b/>
         <w:bCs/>
         <w:color w:themeColor="background1" w:val="FFFFFF"/>
@@ -5048,6 +5416,7 @@
         <w:spacing w:after="0" w:before="0" w:line="240" w:lineRule="auto"/>
       </w:pPr>
       <w:rPr>
+        <w:rFonts w:eastAsia="黑体"/>
         <w:b/>
         <w:bCs/>
       </w:rPr>
@@ -5063,12 +5432,14 @@
     </w:tblStylePr>
     <w:tblStylePr w:type="firstCol">
       <w:rPr>
+        <w:rFonts w:eastAsia="黑体"/>
         <w:b/>
         <w:bCs/>
       </w:rPr>
     </w:tblStylePr>
     <w:tblStylePr w:type="lastCol">
       <w:rPr>
+        <w:rFonts w:eastAsia="黑体"/>
         <w:b/>
         <w:bCs/>
       </w:rPr>
@@ -5126,6 +5497,7 @@
         <w:spacing w:after="0" w:before="0" w:line="240" w:lineRule="auto"/>
       </w:pPr>
       <w:rPr>
+        <w:rFonts w:eastAsia="黑体"/>
         <w:b/>
         <w:bCs/>
         <w:color w:themeColor="background1" w:val="FFFFFF"/>
@@ -5140,6 +5512,7 @@
         <w:spacing w:after="0" w:before="0" w:line="240" w:lineRule="auto"/>
       </w:pPr>
       <w:rPr>
+        <w:rFonts w:eastAsia="黑体"/>
         <w:b/>
         <w:bCs/>
       </w:rPr>
@@ -5155,12 +5528,14 @@
     </w:tblStylePr>
     <w:tblStylePr w:type="firstCol">
       <w:rPr>
+        <w:rFonts w:eastAsia="黑体"/>
         <w:b/>
         <w:bCs/>
       </w:rPr>
     </w:tblStylePr>
     <w:tblStylePr w:type="lastCol">
       <w:rPr>
+        <w:rFonts w:eastAsia="黑体"/>
         <w:b/>
         <w:bCs/>
       </w:rPr>
@@ -5218,6 +5593,7 @@
         <w:spacing w:after="0" w:before="0" w:line="240" w:lineRule="auto"/>
       </w:pPr>
       <w:rPr>
+        <w:rFonts w:eastAsia="黑体"/>
         <w:b/>
         <w:bCs/>
         <w:color w:themeColor="background1" w:val="FFFFFF"/>
@@ -5232,6 +5608,7 @@
         <w:spacing w:after="0" w:before="0" w:line="240" w:lineRule="auto"/>
       </w:pPr>
       <w:rPr>
+        <w:rFonts w:eastAsia="黑体"/>
         <w:b/>
         <w:bCs/>
       </w:rPr>
@@ -5247,12 +5624,14 @@
     </w:tblStylePr>
     <w:tblStylePr w:type="firstCol">
       <w:rPr>
+        <w:rFonts w:eastAsia="黑体"/>
         <w:b/>
         <w:bCs/>
       </w:rPr>
     </w:tblStylePr>
     <w:tblStylePr w:type="lastCol">
       <w:rPr>
+        <w:rFonts w:eastAsia="黑体"/>
         <w:b/>
         <w:bCs/>
       </w:rPr>
@@ -5310,6 +5689,7 @@
         <w:spacing w:after="0" w:before="0" w:line="240" w:lineRule="auto"/>
       </w:pPr>
       <w:rPr>
+        <w:rFonts w:eastAsia="黑体"/>
         <w:b/>
         <w:bCs/>
         <w:color w:themeColor="background1" w:val="FFFFFF"/>
@@ -5324,6 +5704,7 @@
         <w:spacing w:after="0" w:before="0" w:line="240" w:lineRule="auto"/>
       </w:pPr>
       <w:rPr>
+        <w:rFonts w:eastAsia="黑体"/>
         <w:b/>
         <w:bCs/>
       </w:rPr>
@@ -5339,12 +5720,14 @@
     </w:tblStylePr>
     <w:tblStylePr w:type="firstCol">
       <w:rPr>
+        <w:rFonts w:eastAsia="黑体"/>
         <w:b/>
         <w:bCs/>
       </w:rPr>
     </w:tblStylePr>
     <w:tblStylePr w:type="lastCol">
       <w:rPr>
+        <w:rFonts w:eastAsia="黑体"/>
         <w:b/>
         <w:bCs/>
       </w:rPr>
@@ -5402,6 +5785,7 @@
         <w:spacing w:after="0" w:before="0" w:line="240" w:lineRule="auto"/>
       </w:pPr>
       <w:rPr>
+        <w:rFonts w:eastAsia="黑体"/>
         <w:b/>
         <w:bCs/>
         <w:color w:themeColor="background1" w:val="FFFFFF"/>
@@ -5416,6 +5800,7 @@
         <w:spacing w:after="0" w:before="0" w:line="240" w:lineRule="auto"/>
       </w:pPr>
       <w:rPr>
+        <w:rFonts w:eastAsia="黑体"/>
         <w:b/>
         <w:bCs/>
       </w:rPr>
@@ -5431,12 +5816,14 @@
     </w:tblStylePr>
     <w:tblStylePr w:type="firstCol">
       <w:rPr>
+        <w:rFonts w:eastAsia="黑体"/>
         <w:b/>
         <w:bCs/>
       </w:rPr>
     </w:tblStylePr>
     <w:tblStylePr w:type="lastCol">
       <w:rPr>
+        <w:rFonts w:eastAsia="黑体"/>
         <w:b/>
         <w:bCs/>
       </w:rPr>
@@ -5494,6 +5881,7 @@
         <w:spacing w:after="0" w:before="0" w:line="240" w:lineRule="auto"/>
       </w:pPr>
       <w:rPr>
+        <w:rFonts w:eastAsia="黑体"/>
         <w:b/>
         <w:bCs/>
         <w:color w:themeColor="background1" w:val="FFFFFF"/>
@@ -5508,6 +5896,7 @@
         <w:spacing w:after="0" w:before="0" w:line="240" w:lineRule="auto"/>
       </w:pPr>
       <w:rPr>
+        <w:rFonts w:eastAsia="黑体"/>
         <w:b/>
         <w:bCs/>
       </w:rPr>
@@ -5523,12 +5912,14 @@
     </w:tblStylePr>
     <w:tblStylePr w:type="firstCol">
       <w:rPr>
+        <w:rFonts w:eastAsia="黑体"/>
         <w:b/>
         <w:bCs/>
       </w:rPr>
     </w:tblStylePr>
     <w:tblStylePr w:type="lastCol">
       <w:rPr>
+        <w:rFonts w:eastAsia="黑体"/>
         <w:b/>
         <w:bCs/>
       </w:rPr>
@@ -5588,7 +5979,7 @@
         <w:spacing w:after="0" w:before="0" w:line="240" w:lineRule="auto"/>
       </w:pPr>
       <w:rPr>
-        <w:rFonts w:asciiTheme="majorHAnsi" w:cstheme="majorBidi" w:eastAsiaTheme="majorEastAsia" w:hAnsiTheme="majorHAnsi"/>
+        <w:rFonts w:asciiTheme="majorHAnsi" w:cstheme="majorBidi" w:hAnsiTheme="majorHAnsi" w:eastAsia="黑体"/>
         <w:b/>
         <w:bCs/>
       </w:rPr>
@@ -5609,7 +6000,7 @@
         <w:spacing w:after="0" w:before="0" w:line="240" w:lineRule="auto"/>
       </w:pPr>
       <w:rPr>
-        <w:rFonts w:asciiTheme="majorHAnsi" w:cstheme="majorBidi" w:eastAsiaTheme="majorEastAsia" w:hAnsiTheme="majorHAnsi"/>
+        <w:rFonts w:asciiTheme="majorHAnsi" w:cstheme="majorBidi" w:hAnsiTheme="majorHAnsi" w:eastAsia="黑体"/>
         <w:b/>
         <w:bCs/>
       </w:rPr>
@@ -5627,14 +6018,14 @@
     </w:tblStylePr>
     <w:tblStylePr w:type="firstCol">
       <w:rPr>
-        <w:rFonts w:asciiTheme="majorHAnsi" w:cstheme="majorBidi" w:eastAsiaTheme="majorEastAsia" w:hAnsiTheme="majorHAnsi"/>
+        <w:rFonts w:asciiTheme="majorHAnsi" w:cstheme="majorBidi" w:hAnsiTheme="majorHAnsi" w:eastAsia="黑体"/>
         <w:b/>
         <w:bCs/>
       </w:rPr>
     </w:tblStylePr>
     <w:tblStylePr w:type="lastCol">
       <w:rPr>
-        <w:rFonts w:asciiTheme="majorHAnsi" w:cstheme="majorBidi" w:eastAsiaTheme="majorEastAsia" w:hAnsiTheme="majorHAnsi"/>
+        <w:rFonts w:asciiTheme="majorHAnsi" w:cstheme="majorBidi" w:hAnsiTheme="majorHAnsi" w:eastAsia="黑体"/>
         <w:b/>
         <w:bCs/>
       </w:rPr>
@@ -5718,7 +6109,7 @@
         <w:spacing w:after="0" w:before="0" w:line="240" w:lineRule="auto"/>
       </w:pPr>
       <w:rPr>
-        <w:rFonts w:asciiTheme="majorHAnsi" w:cstheme="majorBidi" w:eastAsiaTheme="majorEastAsia" w:hAnsiTheme="majorHAnsi"/>
+        <w:rFonts w:asciiTheme="majorHAnsi" w:cstheme="majorBidi" w:hAnsiTheme="majorHAnsi" w:eastAsia="黑体"/>
         <w:b/>
         <w:bCs/>
       </w:rPr>
@@ -5739,7 +6130,7 @@
         <w:spacing w:after="0" w:before="0" w:line="240" w:lineRule="auto"/>
       </w:pPr>
       <w:rPr>
-        <w:rFonts w:asciiTheme="majorHAnsi" w:cstheme="majorBidi" w:eastAsiaTheme="majorEastAsia" w:hAnsiTheme="majorHAnsi"/>
+        <w:rFonts w:asciiTheme="majorHAnsi" w:cstheme="majorBidi" w:hAnsiTheme="majorHAnsi" w:eastAsia="黑体"/>
         <w:b/>
         <w:bCs/>
       </w:rPr>
@@ -5757,14 +6148,14 @@
     </w:tblStylePr>
     <w:tblStylePr w:type="firstCol">
       <w:rPr>
-        <w:rFonts w:asciiTheme="majorHAnsi" w:cstheme="majorBidi" w:eastAsiaTheme="majorEastAsia" w:hAnsiTheme="majorHAnsi"/>
+        <w:rFonts w:asciiTheme="majorHAnsi" w:cstheme="majorBidi" w:hAnsiTheme="majorHAnsi" w:eastAsia="黑体"/>
         <w:b/>
         <w:bCs/>
       </w:rPr>
     </w:tblStylePr>
     <w:tblStylePr w:type="lastCol">
       <w:rPr>
-        <w:rFonts w:asciiTheme="majorHAnsi" w:cstheme="majorBidi" w:eastAsiaTheme="majorEastAsia" w:hAnsiTheme="majorHAnsi"/>
+        <w:rFonts w:asciiTheme="majorHAnsi" w:cstheme="majorBidi" w:hAnsiTheme="majorHAnsi" w:eastAsia="黑体"/>
         <w:b/>
         <w:bCs/>
       </w:rPr>
@@ -5848,7 +6239,7 @@
         <w:spacing w:after="0" w:before="0" w:line="240" w:lineRule="auto"/>
       </w:pPr>
       <w:rPr>
-        <w:rFonts w:asciiTheme="majorHAnsi" w:cstheme="majorBidi" w:eastAsiaTheme="majorEastAsia" w:hAnsiTheme="majorHAnsi"/>
+        <w:rFonts w:asciiTheme="majorHAnsi" w:cstheme="majorBidi" w:hAnsiTheme="majorHAnsi" w:eastAsia="黑体"/>
         <w:b/>
         <w:bCs/>
       </w:rPr>
@@ -5869,7 +6260,7 @@
         <w:spacing w:after="0" w:before="0" w:line="240" w:lineRule="auto"/>
       </w:pPr>
       <w:rPr>
-        <w:rFonts w:asciiTheme="majorHAnsi" w:cstheme="majorBidi" w:eastAsiaTheme="majorEastAsia" w:hAnsiTheme="majorHAnsi"/>
+        <w:rFonts w:asciiTheme="majorHAnsi" w:cstheme="majorBidi" w:hAnsiTheme="majorHAnsi" w:eastAsia="黑体"/>
         <w:b/>
         <w:bCs/>
       </w:rPr>
@@ -5887,14 +6278,14 @@
     </w:tblStylePr>
     <w:tblStylePr w:type="firstCol">
       <w:rPr>
-        <w:rFonts w:asciiTheme="majorHAnsi" w:cstheme="majorBidi" w:eastAsiaTheme="majorEastAsia" w:hAnsiTheme="majorHAnsi"/>
+        <w:rFonts w:asciiTheme="majorHAnsi" w:cstheme="majorBidi" w:hAnsiTheme="majorHAnsi" w:eastAsia="黑体"/>
         <w:b/>
         <w:bCs/>
       </w:rPr>
     </w:tblStylePr>
     <w:tblStylePr w:type="lastCol">
       <w:rPr>
-        <w:rFonts w:asciiTheme="majorHAnsi" w:cstheme="majorBidi" w:eastAsiaTheme="majorEastAsia" w:hAnsiTheme="majorHAnsi"/>
+        <w:rFonts w:asciiTheme="majorHAnsi" w:cstheme="majorBidi" w:hAnsiTheme="majorHAnsi" w:eastAsia="黑体"/>
         <w:b/>
         <w:bCs/>
       </w:rPr>
@@ -5978,7 +6369,7 @@
         <w:spacing w:after="0" w:before="0" w:line="240" w:lineRule="auto"/>
       </w:pPr>
       <w:rPr>
-        <w:rFonts w:asciiTheme="majorHAnsi" w:cstheme="majorBidi" w:eastAsiaTheme="majorEastAsia" w:hAnsiTheme="majorHAnsi"/>
+        <w:rFonts w:asciiTheme="majorHAnsi" w:cstheme="majorBidi" w:hAnsiTheme="majorHAnsi" w:eastAsia="黑体"/>
         <w:b/>
         <w:bCs/>
       </w:rPr>
@@ -5999,7 +6390,7 @@
         <w:spacing w:after="0" w:before="0" w:line="240" w:lineRule="auto"/>
       </w:pPr>
       <w:rPr>
-        <w:rFonts w:asciiTheme="majorHAnsi" w:cstheme="majorBidi" w:eastAsiaTheme="majorEastAsia" w:hAnsiTheme="majorHAnsi"/>
+        <w:rFonts w:asciiTheme="majorHAnsi" w:cstheme="majorBidi" w:hAnsiTheme="majorHAnsi" w:eastAsia="黑体"/>
         <w:b/>
         <w:bCs/>
       </w:rPr>
@@ -6017,14 +6408,14 @@
     </w:tblStylePr>
     <w:tblStylePr w:type="firstCol">
       <w:rPr>
-        <w:rFonts w:asciiTheme="majorHAnsi" w:cstheme="majorBidi" w:eastAsiaTheme="majorEastAsia" w:hAnsiTheme="majorHAnsi"/>
+        <w:rFonts w:asciiTheme="majorHAnsi" w:cstheme="majorBidi" w:hAnsiTheme="majorHAnsi" w:eastAsia="黑体"/>
         <w:b/>
         <w:bCs/>
       </w:rPr>
     </w:tblStylePr>
     <w:tblStylePr w:type="lastCol">
       <w:rPr>
-        <w:rFonts w:asciiTheme="majorHAnsi" w:cstheme="majorBidi" w:eastAsiaTheme="majorEastAsia" w:hAnsiTheme="majorHAnsi"/>
+        <w:rFonts w:asciiTheme="majorHAnsi" w:cstheme="majorBidi" w:hAnsiTheme="majorHAnsi" w:eastAsia="黑体"/>
         <w:b/>
         <w:bCs/>
       </w:rPr>
@@ -6108,7 +6499,7 @@
         <w:spacing w:after="0" w:before="0" w:line="240" w:lineRule="auto"/>
       </w:pPr>
       <w:rPr>
-        <w:rFonts w:asciiTheme="majorHAnsi" w:cstheme="majorBidi" w:eastAsiaTheme="majorEastAsia" w:hAnsiTheme="majorHAnsi"/>
+        <w:rFonts w:asciiTheme="majorHAnsi" w:cstheme="majorBidi" w:hAnsiTheme="majorHAnsi" w:eastAsia="黑体"/>
         <w:b/>
         <w:bCs/>
       </w:rPr>
@@ -6129,7 +6520,7 @@
         <w:spacing w:after="0" w:before="0" w:line="240" w:lineRule="auto"/>
       </w:pPr>
       <w:rPr>
-        <w:rFonts w:asciiTheme="majorHAnsi" w:cstheme="majorBidi" w:eastAsiaTheme="majorEastAsia" w:hAnsiTheme="majorHAnsi"/>
+        <w:rFonts w:asciiTheme="majorHAnsi" w:cstheme="majorBidi" w:hAnsiTheme="majorHAnsi" w:eastAsia="黑体"/>
         <w:b/>
         <w:bCs/>
       </w:rPr>
@@ -6147,14 +6538,14 @@
     </w:tblStylePr>
     <w:tblStylePr w:type="firstCol">
       <w:rPr>
-        <w:rFonts w:asciiTheme="majorHAnsi" w:cstheme="majorBidi" w:eastAsiaTheme="majorEastAsia" w:hAnsiTheme="majorHAnsi"/>
+        <w:rFonts w:asciiTheme="majorHAnsi" w:cstheme="majorBidi" w:hAnsiTheme="majorHAnsi" w:eastAsia="黑体"/>
         <w:b/>
         <w:bCs/>
       </w:rPr>
     </w:tblStylePr>
     <w:tblStylePr w:type="lastCol">
       <w:rPr>
-        <w:rFonts w:asciiTheme="majorHAnsi" w:cstheme="majorBidi" w:eastAsiaTheme="majorEastAsia" w:hAnsiTheme="majorHAnsi"/>
+        <w:rFonts w:asciiTheme="majorHAnsi" w:cstheme="majorBidi" w:hAnsiTheme="majorHAnsi" w:eastAsia="黑体"/>
         <w:b/>
         <w:bCs/>
       </w:rPr>
@@ -6238,7 +6629,7 @@
         <w:spacing w:after="0" w:before="0" w:line="240" w:lineRule="auto"/>
       </w:pPr>
       <w:rPr>
-        <w:rFonts w:asciiTheme="majorHAnsi" w:cstheme="majorBidi" w:eastAsiaTheme="majorEastAsia" w:hAnsiTheme="majorHAnsi"/>
+        <w:rFonts w:asciiTheme="majorHAnsi" w:cstheme="majorBidi" w:hAnsiTheme="majorHAnsi" w:eastAsia="黑体"/>
         <w:b/>
         <w:bCs/>
       </w:rPr>
@@ -6259,7 +6650,7 @@
         <w:spacing w:after="0" w:before="0" w:line="240" w:lineRule="auto"/>
       </w:pPr>
       <w:rPr>
-        <w:rFonts w:asciiTheme="majorHAnsi" w:cstheme="majorBidi" w:eastAsiaTheme="majorEastAsia" w:hAnsiTheme="majorHAnsi"/>
+        <w:rFonts w:asciiTheme="majorHAnsi" w:cstheme="majorBidi" w:hAnsiTheme="majorHAnsi" w:eastAsia="黑体"/>
         <w:b/>
         <w:bCs/>
       </w:rPr>
@@ -6277,14 +6668,14 @@
     </w:tblStylePr>
     <w:tblStylePr w:type="firstCol">
       <w:rPr>
-        <w:rFonts w:asciiTheme="majorHAnsi" w:cstheme="majorBidi" w:eastAsiaTheme="majorEastAsia" w:hAnsiTheme="majorHAnsi"/>
+        <w:rFonts w:asciiTheme="majorHAnsi" w:cstheme="majorBidi" w:hAnsiTheme="majorHAnsi" w:eastAsia="黑体"/>
         <w:b/>
         <w:bCs/>
       </w:rPr>
     </w:tblStylePr>
     <w:tblStylePr w:type="lastCol">
       <w:rPr>
-        <w:rFonts w:asciiTheme="majorHAnsi" w:cstheme="majorBidi" w:eastAsiaTheme="majorEastAsia" w:hAnsiTheme="majorHAnsi"/>
+        <w:rFonts w:asciiTheme="majorHAnsi" w:cstheme="majorBidi" w:hAnsiTheme="majorHAnsi" w:eastAsia="黑体"/>
         <w:b/>
         <w:bCs/>
       </w:rPr>
@@ -6368,7 +6759,7 @@
         <w:spacing w:after="0" w:before="0" w:line="240" w:lineRule="auto"/>
       </w:pPr>
       <w:rPr>
-        <w:rFonts w:asciiTheme="majorHAnsi" w:cstheme="majorBidi" w:eastAsiaTheme="majorEastAsia" w:hAnsiTheme="majorHAnsi"/>
+        <w:rFonts w:asciiTheme="majorHAnsi" w:cstheme="majorBidi" w:hAnsiTheme="majorHAnsi" w:eastAsia="黑体"/>
         <w:b/>
         <w:bCs/>
       </w:rPr>
@@ -6389,7 +6780,7 @@
         <w:spacing w:after="0" w:before="0" w:line="240" w:lineRule="auto"/>
       </w:pPr>
       <w:rPr>
-        <w:rFonts w:asciiTheme="majorHAnsi" w:cstheme="majorBidi" w:eastAsiaTheme="majorEastAsia" w:hAnsiTheme="majorHAnsi"/>
+        <w:rFonts w:asciiTheme="majorHAnsi" w:cstheme="majorBidi" w:hAnsiTheme="majorHAnsi" w:eastAsia="黑体"/>
         <w:b/>
         <w:bCs/>
       </w:rPr>
@@ -6407,14 +6798,14 @@
     </w:tblStylePr>
     <w:tblStylePr w:type="firstCol">
       <w:rPr>
-        <w:rFonts w:asciiTheme="majorHAnsi" w:cstheme="majorBidi" w:eastAsiaTheme="majorEastAsia" w:hAnsiTheme="majorHAnsi"/>
+        <w:rFonts w:asciiTheme="majorHAnsi" w:cstheme="majorBidi" w:hAnsiTheme="majorHAnsi" w:eastAsia="黑体"/>
         <w:b/>
         <w:bCs/>
       </w:rPr>
     </w:tblStylePr>
     <w:tblStylePr w:type="lastCol">
       <w:rPr>
-        <w:rFonts w:asciiTheme="majorHAnsi" w:cstheme="majorBidi" w:eastAsiaTheme="majorEastAsia" w:hAnsiTheme="majorHAnsi"/>
+        <w:rFonts w:asciiTheme="majorHAnsi" w:cstheme="majorBidi" w:hAnsiTheme="majorHAnsi" w:eastAsia="黑体"/>
         <w:b/>
         <w:bCs/>
       </w:rPr>
@@ -6497,6 +6888,7 @@
         <w:spacing w:after="0" w:before="0" w:line="240" w:lineRule="auto"/>
       </w:pPr>
       <w:rPr>
+        <w:rFonts w:eastAsia="黑体"/>
         <w:b/>
         <w:bCs/>
         <w:color w:themeColor="background1" w:val="FFFFFF"/>
@@ -6519,6 +6911,7 @@
         <w:spacing w:after="0" w:before="0" w:line="240" w:lineRule="auto"/>
       </w:pPr>
       <w:rPr>
+        <w:rFonts w:eastAsia="黑体"/>
         <w:b/>
         <w:bCs/>
       </w:rPr>
@@ -6536,12 +6929,14 @@
     </w:tblStylePr>
     <w:tblStylePr w:type="firstCol">
       <w:rPr>
+        <w:rFonts w:eastAsia="黑体"/>
         <w:b/>
         <w:bCs/>
       </w:rPr>
     </w:tblStylePr>
     <w:tblStylePr w:type="lastCol">
       <w:rPr>
+        <w:rFonts w:eastAsia="黑体"/>
         <w:b/>
         <w:bCs/>
       </w:rPr>
@@ -6603,6 +6998,7 @@
         <w:spacing w:after="0" w:before="0" w:line="240" w:lineRule="auto"/>
       </w:pPr>
       <w:rPr>
+        <w:rFonts w:eastAsia="黑体"/>
         <w:b/>
         <w:bCs/>
         <w:color w:themeColor="background1" w:val="FFFFFF"/>
@@ -6625,6 +7021,7 @@
         <w:spacing w:after="0" w:before="0" w:line="240" w:lineRule="auto"/>
       </w:pPr>
       <w:rPr>
+        <w:rFonts w:eastAsia="黑体"/>
         <w:b/>
         <w:bCs/>
       </w:rPr>
@@ -6642,12 +7039,14 @@
     </w:tblStylePr>
     <w:tblStylePr w:type="firstCol">
       <w:rPr>
+        <w:rFonts w:eastAsia="黑体"/>
         <w:b/>
         <w:bCs/>
       </w:rPr>
     </w:tblStylePr>
     <w:tblStylePr w:type="lastCol">
       <w:rPr>
+        <w:rFonts w:eastAsia="黑体"/>
         <w:b/>
         <w:bCs/>
       </w:rPr>
@@ -6709,6 +7108,7 @@
         <w:spacing w:after="0" w:before="0" w:line="240" w:lineRule="auto"/>
       </w:pPr>
       <w:rPr>
+        <w:rFonts w:eastAsia="黑体"/>
         <w:b/>
         <w:bCs/>
         <w:color w:themeColor="background1" w:val="FFFFFF"/>
@@ -6731,6 +7131,7 @@
         <w:spacing w:after="0" w:before="0" w:line="240" w:lineRule="auto"/>
       </w:pPr>
       <w:rPr>
+        <w:rFonts w:eastAsia="黑体"/>
         <w:b/>
         <w:bCs/>
       </w:rPr>
@@ -6748,12 +7149,14 @@
     </w:tblStylePr>
     <w:tblStylePr w:type="firstCol">
       <w:rPr>
+        <w:rFonts w:eastAsia="黑体"/>
         <w:b/>
         <w:bCs/>
       </w:rPr>
     </w:tblStylePr>
     <w:tblStylePr w:type="lastCol">
       <w:rPr>
+        <w:rFonts w:eastAsia="黑体"/>
         <w:b/>
         <w:bCs/>
       </w:rPr>
@@ -6815,6 +7218,7 @@
         <w:spacing w:after="0" w:before="0" w:line="240" w:lineRule="auto"/>
       </w:pPr>
       <w:rPr>
+        <w:rFonts w:eastAsia="黑体"/>
         <w:b/>
         <w:bCs/>
         <w:color w:themeColor="background1" w:val="FFFFFF"/>
@@ -6837,6 +7241,7 @@
         <w:spacing w:after="0" w:before="0" w:line="240" w:lineRule="auto"/>
       </w:pPr>
       <w:rPr>
+        <w:rFonts w:eastAsia="黑体"/>
         <w:b/>
         <w:bCs/>
       </w:rPr>
@@ -6854,12 +7259,14 @@
     </w:tblStylePr>
     <w:tblStylePr w:type="firstCol">
       <w:rPr>
+        <w:rFonts w:eastAsia="黑体"/>
         <w:b/>
         <w:bCs/>
       </w:rPr>
     </w:tblStylePr>
     <w:tblStylePr w:type="lastCol">
       <w:rPr>
+        <w:rFonts w:eastAsia="黑体"/>
         <w:b/>
         <w:bCs/>
       </w:rPr>
@@ -6921,6 +7328,7 @@
         <w:spacing w:after="0" w:before="0" w:line="240" w:lineRule="auto"/>
       </w:pPr>
       <w:rPr>
+        <w:rFonts w:eastAsia="黑体"/>
         <w:b/>
         <w:bCs/>
         <w:color w:themeColor="background1" w:val="FFFFFF"/>
@@ -6943,6 +7351,7 @@
         <w:spacing w:after="0" w:before="0" w:line="240" w:lineRule="auto"/>
       </w:pPr>
       <w:rPr>
+        <w:rFonts w:eastAsia="黑体"/>
         <w:b/>
         <w:bCs/>
       </w:rPr>
@@ -6960,12 +7369,14 @@
     </w:tblStylePr>
     <w:tblStylePr w:type="firstCol">
       <w:rPr>
+        <w:rFonts w:eastAsia="黑体"/>
         <w:b/>
         <w:bCs/>
       </w:rPr>
     </w:tblStylePr>
     <w:tblStylePr w:type="lastCol">
       <w:rPr>
+        <w:rFonts w:eastAsia="黑体"/>
         <w:b/>
         <w:bCs/>
       </w:rPr>
@@ -7027,6 +7438,7 @@
         <w:spacing w:after="0" w:before="0" w:line="240" w:lineRule="auto"/>
       </w:pPr>
       <w:rPr>
+        <w:rFonts w:eastAsia="黑体"/>
         <w:b/>
         <w:bCs/>
         <w:color w:themeColor="background1" w:val="FFFFFF"/>
@@ -7049,6 +7461,7 @@
         <w:spacing w:after="0" w:before="0" w:line="240" w:lineRule="auto"/>
       </w:pPr>
       <w:rPr>
+        <w:rFonts w:eastAsia="黑体"/>
         <w:b/>
         <w:bCs/>
       </w:rPr>
@@ -7066,12 +7479,14 @@
     </w:tblStylePr>
     <w:tblStylePr w:type="firstCol">
       <w:rPr>
+        <w:rFonts w:eastAsia="黑体"/>
         <w:b/>
         <w:bCs/>
       </w:rPr>
     </w:tblStylePr>
     <w:tblStylePr w:type="lastCol">
       <w:rPr>
+        <w:rFonts w:eastAsia="黑体"/>
         <w:b/>
         <w:bCs/>
       </w:rPr>
@@ -7133,6 +7548,7 @@
         <w:spacing w:after="0" w:before="0" w:line="240" w:lineRule="auto"/>
       </w:pPr>
       <w:rPr>
+        <w:rFonts w:eastAsia="黑体"/>
         <w:b/>
         <w:bCs/>
         <w:color w:themeColor="background1" w:val="FFFFFF"/>
@@ -7155,6 +7571,7 @@
         <w:spacing w:after="0" w:before="0" w:line="240" w:lineRule="auto"/>
       </w:pPr>
       <w:rPr>
+        <w:rFonts w:eastAsia="黑体"/>
         <w:b/>
         <w:bCs/>
       </w:rPr>
@@ -7172,12 +7589,14 @@
     </w:tblStylePr>
     <w:tblStylePr w:type="firstCol">
       <w:rPr>
+        <w:rFonts w:eastAsia="黑体"/>
         <w:b/>
         <w:bCs/>
       </w:rPr>
     </w:tblStylePr>
     <w:tblStylePr w:type="lastCol">
       <w:rPr>
+        <w:rFonts w:eastAsia="黑体"/>
         <w:b/>
         <w:bCs/>
       </w:rPr>
@@ -7236,6 +7655,7 @@
         <w:spacing w:after="0" w:before="0" w:line="240" w:lineRule="auto"/>
       </w:pPr>
       <w:rPr>
+        <w:rFonts w:eastAsia="黑体"/>
         <w:b/>
         <w:bCs/>
         <w:color w:themeColor="background1" w:val="FFFFFF"/>
@@ -7258,6 +7678,7 @@
         <w:spacing w:after="0" w:before="0" w:line="240" w:lineRule="auto"/>
       </w:pPr>
       <w:rPr>
+        <w:rFonts w:eastAsia="黑体"/>
         <w:color w:val="auto"/>
       </w:rPr>
       <w:tblPr/>
@@ -7275,6 +7696,7 @@
     </w:tblStylePr>
     <w:tblStylePr w:type="firstCol">
       <w:rPr>
+        <w:rFonts w:eastAsia="黑体"/>
         <w:b/>
         <w:bCs/>
         <w:color w:themeColor="background1" w:val="FFFFFF"/>
@@ -7294,6 +7716,7 @@
     </w:tblStylePr>
     <w:tblStylePr w:type="lastCol">
       <w:rPr>
+        <w:rFonts w:eastAsia="黑体"/>
         <w:b/>
         <w:bCs/>
         <w:color w:themeColor="background1" w:val="FFFFFF"/>
@@ -7342,6 +7765,7 @@
     </w:tblStylePr>
     <w:tblStylePr w:type="nwCell">
       <w:rPr>
+        <w:rFonts w:eastAsia="黑体"/>
         <w:color w:themeColor="background1" w:val="FFFFFF"/>
       </w:rPr>
       <w:tblPr/>
@@ -7385,6 +7809,7 @@
         <w:spacing w:after="0" w:before="0" w:line="240" w:lineRule="auto"/>
       </w:pPr>
       <w:rPr>
+        <w:rFonts w:eastAsia="黑体"/>
         <w:b/>
         <w:bCs/>
         <w:color w:themeColor="background1" w:val="FFFFFF"/>
@@ -7407,6 +7832,7 @@
         <w:spacing w:after="0" w:before="0" w:line="240" w:lineRule="auto"/>
       </w:pPr>
       <w:rPr>
+        <w:rFonts w:eastAsia="黑体"/>
         <w:color w:val="auto"/>
       </w:rPr>
       <w:tblPr/>
@@ -7424,6 +7850,7 @@
     </w:tblStylePr>
     <w:tblStylePr w:type="firstCol">
       <w:rPr>
+        <w:rFonts w:eastAsia="黑体"/>
         <w:b/>
         <w:bCs/>
         <w:color w:themeColor="background1" w:val="FFFFFF"/>
@@ -7443,6 +7870,7 @@
     </w:tblStylePr>
     <w:tblStylePr w:type="lastCol">
       <w:rPr>
+        <w:rFonts w:eastAsia="黑体"/>
         <w:b/>
         <w:bCs/>
         <w:color w:themeColor="background1" w:val="FFFFFF"/>
@@ -7491,6 +7919,7 @@
     </w:tblStylePr>
     <w:tblStylePr w:type="nwCell">
       <w:rPr>
+        <w:rFonts w:eastAsia="黑体"/>
         <w:color w:themeColor="background1" w:val="FFFFFF"/>
       </w:rPr>
       <w:tblPr/>
@@ -7534,6 +7963,7 @@
         <w:spacing w:after="0" w:before="0" w:line="240" w:lineRule="auto"/>
       </w:pPr>
       <w:rPr>
+        <w:rFonts w:eastAsia="黑体"/>
         <w:b/>
         <w:bCs/>
         <w:color w:themeColor="background1" w:val="FFFFFF"/>
@@ -7556,6 +7986,7 @@
         <w:spacing w:after="0" w:before="0" w:line="240" w:lineRule="auto"/>
       </w:pPr>
       <w:rPr>
+        <w:rFonts w:eastAsia="黑体"/>
         <w:color w:val="auto"/>
       </w:rPr>
       <w:tblPr/>
@@ -7573,6 +8004,7 @@
     </w:tblStylePr>
     <w:tblStylePr w:type="firstCol">
       <w:rPr>
+        <w:rFonts w:eastAsia="黑体"/>
         <w:b/>
         <w:bCs/>
         <w:color w:themeColor="background1" w:val="FFFFFF"/>
@@ -7592,6 +8024,7 @@
     </w:tblStylePr>
     <w:tblStylePr w:type="lastCol">
       <w:rPr>
+        <w:rFonts w:eastAsia="黑体"/>
         <w:b/>
         <w:bCs/>
         <w:color w:themeColor="background1" w:val="FFFFFF"/>
@@ -7640,6 +8073,7 @@
     </w:tblStylePr>
     <w:tblStylePr w:type="nwCell">
       <w:rPr>
+        <w:rFonts w:eastAsia="黑体"/>
         <w:color w:themeColor="background1" w:val="FFFFFF"/>
       </w:rPr>
       <w:tblPr/>
@@ -7683,6 +8117,7 @@
         <w:spacing w:after="0" w:before="0" w:line="240" w:lineRule="auto"/>
       </w:pPr>
       <w:rPr>
+        <w:rFonts w:eastAsia="黑体"/>
         <w:b/>
         <w:bCs/>
         <w:color w:themeColor="background1" w:val="FFFFFF"/>
@@ -7705,6 +8140,7 @@
         <w:spacing w:after="0" w:before="0" w:line="240" w:lineRule="auto"/>
       </w:pPr>
       <w:rPr>
+        <w:rFonts w:eastAsia="黑体"/>
         <w:color w:val="auto"/>
       </w:rPr>
       <w:tblPr/>
@@ -7722,6 +8158,7 @@
     </w:tblStylePr>
     <w:tblStylePr w:type="firstCol">
       <w:rPr>
+        <w:rFonts w:eastAsia="黑体"/>
         <w:b/>
         <w:bCs/>
         <w:color w:themeColor="background1" w:val="FFFFFF"/>
@@ -7741,6 +8178,7 @@
     </w:tblStylePr>
     <w:tblStylePr w:type="lastCol">
       <w:rPr>
+        <w:rFonts w:eastAsia="黑体"/>
         <w:b/>
         <w:bCs/>
         <w:color w:themeColor="background1" w:val="FFFFFF"/>
@@ -7789,6 +8227,7 @@
     </w:tblStylePr>
     <w:tblStylePr w:type="nwCell">
       <w:rPr>
+        <w:rFonts w:eastAsia="黑体"/>
         <w:color w:themeColor="background1" w:val="FFFFFF"/>
       </w:rPr>
       <w:tblPr/>
@@ -7832,6 +8271,7 @@
         <w:spacing w:after="0" w:before="0" w:line="240" w:lineRule="auto"/>
       </w:pPr>
       <w:rPr>
+        <w:rFonts w:eastAsia="黑体"/>
         <w:b/>
         <w:bCs/>
         <w:color w:themeColor="background1" w:val="FFFFFF"/>
@@ -7854,6 +8294,7 @@
         <w:spacing w:after="0" w:before="0" w:line="240" w:lineRule="auto"/>
       </w:pPr>
       <w:rPr>
+        <w:rFonts w:eastAsia="黑体"/>
         <w:color w:val="auto"/>
       </w:rPr>
       <w:tblPr/>
@@ -7871,6 +8312,7 @@
     </w:tblStylePr>
     <w:tblStylePr w:type="firstCol">
       <w:rPr>
+        <w:rFonts w:eastAsia="黑体"/>
         <w:b/>
         <w:bCs/>
         <w:color w:themeColor="background1" w:val="FFFFFF"/>
@@ -7890,6 +8332,7 @@
     </w:tblStylePr>
     <w:tblStylePr w:type="lastCol">
       <w:rPr>
+        <w:rFonts w:eastAsia="黑体"/>
         <w:b/>
         <w:bCs/>
         <w:color w:themeColor="background1" w:val="FFFFFF"/>
@@ -7938,6 +8381,7 @@
     </w:tblStylePr>
     <w:tblStylePr w:type="nwCell">
       <w:rPr>
+        <w:rFonts w:eastAsia="黑体"/>
         <w:color w:themeColor="background1" w:val="FFFFFF"/>
       </w:rPr>
       <w:tblPr/>
@@ -7981,6 +8425,7 @@
         <w:spacing w:after="0" w:before="0" w:line="240" w:lineRule="auto"/>
       </w:pPr>
       <w:rPr>
+        <w:rFonts w:eastAsia="黑体"/>
         <w:b/>
         <w:bCs/>
         <w:color w:themeColor="background1" w:val="FFFFFF"/>
@@ -8003,6 +8448,7 @@
         <w:spacing w:after="0" w:before="0" w:line="240" w:lineRule="auto"/>
       </w:pPr>
       <w:rPr>
+        <w:rFonts w:eastAsia="黑体"/>
         <w:color w:val="auto"/>
       </w:rPr>
       <w:tblPr/>
@@ -8020,6 +8466,7 @@
     </w:tblStylePr>
     <w:tblStylePr w:type="firstCol">
       <w:rPr>
+        <w:rFonts w:eastAsia="黑体"/>
         <w:b/>
         <w:bCs/>
         <w:color w:themeColor="background1" w:val="FFFFFF"/>
@@ -8039,6 +8486,7 @@
     </w:tblStylePr>
     <w:tblStylePr w:type="lastCol">
       <w:rPr>
+        <w:rFonts w:eastAsia="黑体"/>
         <w:b/>
         <w:bCs/>
         <w:color w:themeColor="background1" w:val="FFFFFF"/>
@@ -8087,6 +8535,7 @@
     </w:tblStylePr>
     <w:tblStylePr w:type="nwCell">
       <w:rPr>
+        <w:rFonts w:eastAsia="黑体"/>
         <w:color w:themeColor="background1" w:val="FFFFFF"/>
       </w:rPr>
       <w:tblPr/>
@@ -8130,6 +8579,7 @@
         <w:spacing w:after="0" w:before="0" w:line="240" w:lineRule="auto"/>
       </w:pPr>
       <w:rPr>
+        <w:rFonts w:eastAsia="黑体"/>
         <w:b/>
         <w:bCs/>
         <w:color w:themeColor="background1" w:val="FFFFFF"/>
@@ -8152,6 +8602,7 @@
         <w:spacing w:after="0" w:before="0" w:line="240" w:lineRule="auto"/>
       </w:pPr>
       <w:rPr>
+        <w:rFonts w:eastAsia="黑体"/>
         <w:color w:val="auto"/>
       </w:rPr>
       <w:tblPr/>
@@ -8169,6 +8620,7 @@
     </w:tblStylePr>
     <w:tblStylePr w:type="firstCol">
       <w:rPr>
+        <w:rFonts w:eastAsia="黑体"/>
         <w:b/>
         <w:bCs/>
         <w:color w:themeColor="background1" w:val="FFFFFF"/>
@@ -8188,6 +8640,7 @@
     </w:tblStylePr>
     <w:tblStylePr w:type="lastCol">
       <w:rPr>
+        <w:rFonts w:eastAsia="黑体"/>
         <w:b/>
         <w:bCs/>
         <w:color w:themeColor="background1" w:val="FFFFFF"/>
@@ -8236,6 +8689,7 @@
     </w:tblStylePr>
     <w:tblStylePr w:type="nwCell">
       <w:rPr>
+        <w:rFonts w:eastAsia="黑体"/>
         <w:color w:themeColor="background1" w:val="FFFFFF"/>
       </w:rPr>
       <w:tblPr/>
@@ -8260,6 +8714,7 @@
       <w:spacing w:after="0" w:line="240" w:lineRule="auto"/>
     </w:pPr>
     <w:rPr>
+      <w:rFonts w:eastAsia="黑体"/>
       <w:color w:themeColor="text1" w:val="000000"/>
     </w:rPr>
     <w:tblPr>
@@ -8279,7 +8734,7 @@
     </w:tblPr>
     <w:tblStylePr w:type="firstRow">
       <w:rPr>
-        <w:rFonts w:asciiTheme="majorHAnsi" w:cstheme="majorBidi" w:eastAsiaTheme="majorEastAsia" w:hAnsiTheme="majorHAnsi"/>
+        <w:rFonts w:asciiTheme="majorHAnsi" w:cstheme="majorBidi" w:hAnsiTheme="majorHAnsi" w:eastAsia="黑体"/>
       </w:rPr>
       <w:tblPr/>
       <w:tcPr>
@@ -8291,6 +8746,7 @@
     </w:tblStylePr>
     <w:tblStylePr w:type="lastRow">
       <w:rPr>
+        <w:rFonts w:eastAsia="黑体"/>
         <w:b/>
         <w:bCs/>
         <w:color w:themeColor="text2" w:val="1F497D"/>
@@ -8305,12 +8761,14 @@
     </w:tblStylePr>
     <w:tblStylePr w:type="firstCol">
       <w:rPr>
+        <w:rFonts w:eastAsia="黑体"/>
         <w:b/>
         <w:bCs/>
       </w:rPr>
     </w:tblStylePr>
     <w:tblStylePr w:type="lastCol">
       <w:rPr>
+        <w:rFonts w:eastAsia="黑体"/>
         <w:b/>
         <w:bCs/>
       </w:rPr>
@@ -8344,6 +8802,7 @@
       <w:spacing w:after="0" w:line="240" w:lineRule="auto"/>
     </w:pPr>
     <w:rPr>
+      <w:rFonts w:eastAsia="黑体"/>
       <w:color w:themeColor="text1" w:val="000000"/>
     </w:rPr>
     <w:tblPr>
@@ -8363,7 +8822,7 @@
     </w:tblPr>
     <w:tblStylePr w:type="firstRow">
       <w:rPr>
-        <w:rFonts w:asciiTheme="majorHAnsi" w:cstheme="majorBidi" w:eastAsiaTheme="majorEastAsia" w:hAnsiTheme="majorHAnsi"/>
+        <w:rFonts w:asciiTheme="majorHAnsi" w:cstheme="majorBidi" w:hAnsiTheme="majorHAnsi" w:eastAsia="黑体"/>
       </w:rPr>
       <w:tblPr/>
       <w:tcPr>
@@ -8375,6 +8834,7 @@
     </w:tblStylePr>
     <w:tblStylePr w:type="lastRow">
       <w:rPr>
+        <w:rFonts w:eastAsia="黑体"/>
         <w:b/>
         <w:bCs/>
         <w:color w:themeColor="text2" w:val="1F497D"/>
@@ -8389,12 +8849,14 @@
     </w:tblStylePr>
     <w:tblStylePr w:type="firstCol">
       <w:rPr>
+        <w:rFonts w:eastAsia="黑体"/>
         <w:b/>
         <w:bCs/>
       </w:rPr>
     </w:tblStylePr>
     <w:tblStylePr w:type="lastCol">
       <w:rPr>
+        <w:rFonts w:eastAsia="黑体"/>
         <w:b/>
         <w:bCs/>
       </w:rPr>
@@ -8428,6 +8890,7 @@
       <w:spacing w:after="0" w:line="240" w:lineRule="auto"/>
     </w:pPr>
     <w:rPr>
+      <w:rFonts w:eastAsia="黑体"/>
       <w:color w:themeColor="text1" w:val="000000"/>
     </w:rPr>
     <w:tblPr>
@@ -8447,7 +8910,7 @@
     </w:tblPr>
     <w:tblStylePr w:type="firstRow">
       <w:rPr>
-        <w:rFonts w:asciiTheme="majorHAnsi" w:cstheme="majorBidi" w:eastAsiaTheme="majorEastAsia" w:hAnsiTheme="majorHAnsi"/>
+        <w:rFonts w:asciiTheme="majorHAnsi" w:cstheme="majorBidi" w:hAnsiTheme="majorHAnsi" w:eastAsia="黑体"/>
       </w:rPr>
       <w:tblPr/>
       <w:tcPr>
@@ -8459,6 +8922,7 @@
     </w:tblStylePr>
     <w:tblStylePr w:type="lastRow">
       <w:rPr>
+        <w:rFonts w:eastAsia="黑体"/>
         <w:b/>
         <w:bCs/>
         <w:color w:themeColor="text2" w:val="1F497D"/>
@@ -8473,12 +8937,14 @@
     </w:tblStylePr>
     <w:tblStylePr w:type="firstCol">
       <w:rPr>
+        <w:rFonts w:eastAsia="黑体"/>
         <w:b/>
         <w:bCs/>
       </w:rPr>
     </w:tblStylePr>
     <w:tblStylePr w:type="lastCol">
       <w:rPr>
+        <w:rFonts w:eastAsia="黑体"/>
         <w:b/>
         <w:bCs/>
       </w:rPr>
@@ -8512,6 +8978,7 @@
       <w:spacing w:after="0" w:line="240" w:lineRule="auto"/>
     </w:pPr>
     <w:rPr>
+      <w:rFonts w:eastAsia="黑体"/>
       <w:color w:themeColor="text1" w:val="000000"/>
     </w:rPr>
     <w:tblPr>
@@ -8531,7 +8998,7 @@
     </w:tblPr>
     <w:tblStylePr w:type="firstRow">
       <w:rPr>
-        <w:rFonts w:asciiTheme="majorHAnsi" w:cstheme="majorBidi" w:eastAsiaTheme="majorEastAsia" w:hAnsiTheme="majorHAnsi"/>
+        <w:rFonts w:asciiTheme="majorHAnsi" w:cstheme="majorBidi" w:hAnsiTheme="majorHAnsi" w:eastAsia="黑体"/>
       </w:rPr>
       <w:tblPr/>
       <w:tcPr>
@@ -8543,6 +9010,7 @@
     </w:tblStylePr>
     <w:tblStylePr w:type="lastRow">
       <w:rPr>
+        <w:rFonts w:eastAsia="黑体"/>
         <w:b/>
         <w:bCs/>
         <w:color w:themeColor="text2" w:val="1F497D"/>
@@ -8557,12 +9025,14 @@
     </w:tblStylePr>
     <w:tblStylePr w:type="firstCol">
       <w:rPr>
+        <w:rFonts w:eastAsia="黑体"/>
         <w:b/>
         <w:bCs/>
       </w:rPr>
     </w:tblStylePr>
     <w:tblStylePr w:type="lastCol">
       <w:rPr>
+        <w:rFonts w:eastAsia="黑体"/>
         <w:b/>
         <w:bCs/>
       </w:rPr>
@@ -8596,6 +9066,7 @@
       <w:spacing w:after="0" w:line="240" w:lineRule="auto"/>
     </w:pPr>
     <w:rPr>
+      <w:rFonts w:eastAsia="黑体"/>
       <w:color w:themeColor="text1" w:val="000000"/>
     </w:rPr>
     <w:tblPr>
@@ -8615,7 +9086,7 @@
     </w:tblPr>
     <w:tblStylePr w:type="firstRow">
       <w:rPr>
-        <w:rFonts w:asciiTheme="majorHAnsi" w:cstheme="majorBidi" w:eastAsiaTheme="majorEastAsia" w:hAnsiTheme="majorHAnsi"/>
+        <w:rFonts w:asciiTheme="majorHAnsi" w:cstheme="majorBidi" w:hAnsiTheme="majorHAnsi" w:eastAsia="黑体"/>
       </w:rPr>
       <w:tblPr/>
       <w:tcPr>
@@ -8627,6 +9098,7 @@
     </w:tblStylePr>
     <w:tblStylePr w:type="lastRow">
       <w:rPr>
+        <w:rFonts w:eastAsia="黑体"/>
         <w:b/>
         <w:bCs/>
         <w:color w:themeColor="text2" w:val="1F497D"/>
@@ -8641,12 +9113,14 @@
     </w:tblStylePr>
     <w:tblStylePr w:type="firstCol">
       <w:rPr>
+        <w:rFonts w:eastAsia="黑体"/>
         <w:b/>
         <w:bCs/>
       </w:rPr>
     </w:tblStylePr>
     <w:tblStylePr w:type="lastCol">
       <w:rPr>
+        <w:rFonts w:eastAsia="黑体"/>
         <w:b/>
         <w:bCs/>
       </w:rPr>
@@ -8680,6 +9154,7 @@
       <w:spacing w:after="0" w:line="240" w:lineRule="auto"/>
     </w:pPr>
     <w:rPr>
+      <w:rFonts w:eastAsia="黑体"/>
       <w:color w:themeColor="text1" w:val="000000"/>
     </w:rPr>
     <w:tblPr>
@@ -8699,7 +9174,7 @@
     </w:tblPr>
     <w:tblStylePr w:type="firstRow">
       <w:rPr>
-        <w:rFonts w:asciiTheme="majorHAnsi" w:cstheme="majorBidi" w:eastAsiaTheme="majorEastAsia" w:hAnsiTheme="majorHAnsi"/>
+        <w:rFonts w:asciiTheme="majorHAnsi" w:cstheme="majorBidi" w:hAnsiTheme="majorHAnsi" w:eastAsia="黑体"/>
       </w:rPr>
       <w:tblPr/>
       <w:tcPr>
@@ -8711,6 +9186,7 @@
     </w:tblStylePr>
     <w:tblStylePr w:type="lastRow">
       <w:rPr>
+        <w:rFonts w:eastAsia="黑体"/>
         <w:b/>
         <w:bCs/>
         <w:color w:themeColor="text2" w:val="1F497D"/>
@@ -8725,12 +9201,14 @@
     </w:tblStylePr>
     <w:tblStylePr w:type="firstCol">
       <w:rPr>
+        <w:rFonts w:eastAsia="黑体"/>
         <w:b/>
         <w:bCs/>
       </w:rPr>
     </w:tblStylePr>
     <w:tblStylePr w:type="lastCol">
       <w:rPr>
+        <w:rFonts w:eastAsia="黑体"/>
         <w:b/>
         <w:bCs/>
       </w:rPr>
@@ -8764,6 +9242,7 @@
       <w:spacing w:after="0" w:line="240" w:lineRule="auto"/>
     </w:pPr>
     <w:rPr>
+      <w:rFonts w:eastAsia="黑体"/>
       <w:color w:themeColor="text1" w:val="000000"/>
     </w:rPr>
     <w:tblPr>
@@ -8783,7 +9262,7 @@
     </w:tblPr>
     <w:tblStylePr w:type="firstRow">
       <w:rPr>
-        <w:rFonts w:asciiTheme="majorHAnsi" w:cstheme="majorBidi" w:eastAsiaTheme="majorEastAsia" w:hAnsiTheme="majorHAnsi"/>
+        <w:rFonts w:asciiTheme="majorHAnsi" w:cstheme="majorBidi" w:hAnsiTheme="majorHAnsi" w:eastAsia="黑体"/>
       </w:rPr>
       <w:tblPr/>
       <w:tcPr>
@@ -8795,6 +9274,7 @@
     </w:tblStylePr>
     <w:tblStylePr w:type="lastRow">
       <w:rPr>
+        <w:rFonts w:eastAsia="黑体"/>
         <w:b/>
         <w:bCs/>
         <w:color w:themeColor="text2" w:val="1F497D"/>
@@ -8809,12 +9289,14 @@
     </w:tblStylePr>
     <w:tblStylePr w:type="firstCol">
       <w:rPr>
+        <w:rFonts w:eastAsia="黑体"/>
         <w:b/>
         <w:bCs/>
       </w:rPr>
     </w:tblStylePr>
     <w:tblStylePr w:type="lastCol">
       <w:rPr>
+        <w:rFonts w:eastAsia="黑体"/>
         <w:b/>
         <w:bCs/>
       </w:rPr>
@@ -8848,7 +9330,7 @@
       <w:spacing w:after="0" w:line="240" w:lineRule="auto"/>
     </w:pPr>
     <w:rPr>
-      <w:rFonts w:asciiTheme="majorHAnsi" w:cstheme="majorBidi" w:eastAsiaTheme="majorEastAsia" w:hAnsiTheme="majorHAnsi"/>
+      <w:rFonts w:asciiTheme="majorHAnsi" w:cstheme="majorBidi" w:hAnsiTheme="majorHAnsi" w:eastAsia="黑体"/>
       <w:color w:themeColor="text1" w:val="000000"/>
     </w:rPr>
     <w:tblPr>
@@ -8870,6 +9352,7 @@
     </w:tblPr>
     <w:tblStylePr w:type="firstRow">
       <w:rPr>
+        <w:rFonts w:eastAsia="黑体"/>
         <w:sz w:val="24"/>
         <w:szCs w:val="24"/>
       </w:rPr>
@@ -8976,7 +9459,7 @@
       <w:spacing w:after="0" w:line="240" w:lineRule="auto"/>
     </w:pPr>
     <w:rPr>
-      <w:rFonts w:asciiTheme="majorHAnsi" w:cstheme="majorBidi" w:eastAsiaTheme="majorEastAsia" w:hAnsiTheme="majorHAnsi"/>
+      <w:rFonts w:asciiTheme="majorHAnsi" w:cstheme="majorBidi" w:hAnsiTheme="majorHAnsi" w:eastAsia="黑体"/>
       <w:color w:themeColor="text1" w:val="000000"/>
     </w:rPr>
     <w:tblPr>
@@ -8998,6 +9481,7 @@
     </w:tblPr>
     <w:tblStylePr w:type="firstRow">
       <w:rPr>
+        <w:rFonts w:eastAsia="黑体"/>
         <w:sz w:val="24"/>
         <w:szCs w:val="24"/>
       </w:rPr>
@@ -9104,7 +9588,7 @@
       <w:spacing w:after="0" w:line="240" w:lineRule="auto"/>
     </w:pPr>
     <w:rPr>
-      <w:rFonts w:asciiTheme="majorHAnsi" w:cstheme="majorBidi" w:eastAsiaTheme="majorEastAsia" w:hAnsiTheme="majorHAnsi"/>
+      <w:rFonts w:asciiTheme="majorHAnsi" w:cstheme="majorBidi" w:hAnsiTheme="majorHAnsi" w:eastAsia="黑体"/>
       <w:color w:themeColor="text1" w:val="000000"/>
     </w:rPr>
     <w:tblPr>
@@ -9126,6 +9610,7 @@
     </w:tblPr>
     <w:tblStylePr w:type="firstRow">
       <w:rPr>
+        <w:rFonts w:eastAsia="黑体"/>
         <w:sz w:val="24"/>
         <w:szCs w:val="24"/>
       </w:rPr>
@@ -9232,7 +9717,7 @@
       <w:spacing w:after="0" w:line="240" w:lineRule="auto"/>
     </w:pPr>
     <w:rPr>
-      <w:rFonts w:asciiTheme="majorHAnsi" w:cstheme="majorBidi" w:eastAsiaTheme="majorEastAsia" w:hAnsiTheme="majorHAnsi"/>
+      <w:rFonts w:asciiTheme="majorHAnsi" w:cstheme="majorBidi" w:hAnsiTheme="majorHAnsi" w:eastAsia="黑体"/>
       <w:color w:themeColor="text1" w:val="000000"/>
     </w:rPr>
     <w:tblPr>
@@ -9254,6 +9739,7 @@
     </w:tblPr>
     <w:tblStylePr w:type="firstRow">
       <w:rPr>
+        <w:rFonts w:eastAsia="黑体"/>
         <w:sz w:val="24"/>
         <w:szCs w:val="24"/>
       </w:rPr>
@@ -9360,7 +9846,7 @@
       <w:spacing w:after="0" w:line="240" w:lineRule="auto"/>
     </w:pPr>
     <w:rPr>
-      <w:rFonts w:asciiTheme="majorHAnsi" w:cstheme="majorBidi" w:eastAsiaTheme="majorEastAsia" w:hAnsiTheme="majorHAnsi"/>
+      <w:rFonts w:asciiTheme="majorHAnsi" w:cstheme="majorBidi" w:hAnsiTheme="majorHAnsi" w:eastAsia="黑体"/>
       <w:color w:themeColor="text1" w:val="000000"/>
     </w:rPr>
     <w:tblPr>
@@ -9382,6 +9868,7 @@
     </w:tblPr>
     <w:tblStylePr w:type="firstRow">
       <w:rPr>
+        <w:rFonts w:eastAsia="黑体"/>
         <w:sz w:val="24"/>
         <w:szCs w:val="24"/>
       </w:rPr>
@@ -9488,7 +9975,7 @@
       <w:spacing w:after="0" w:line="240" w:lineRule="auto"/>
     </w:pPr>
     <w:rPr>
-      <w:rFonts w:asciiTheme="majorHAnsi" w:cstheme="majorBidi" w:eastAsiaTheme="majorEastAsia" w:hAnsiTheme="majorHAnsi"/>
+      <w:rFonts w:asciiTheme="majorHAnsi" w:cstheme="majorBidi" w:hAnsiTheme="majorHAnsi" w:eastAsia="黑体"/>
       <w:color w:themeColor="text1" w:val="000000"/>
     </w:rPr>
     <w:tblPr>
@@ -9510,6 +9997,7 @@
     </w:tblPr>
     <w:tblStylePr w:type="firstRow">
       <w:rPr>
+        <w:rFonts w:eastAsia="黑体"/>
         <w:sz w:val="24"/>
         <w:szCs w:val="24"/>
       </w:rPr>
@@ -9616,7 +10104,7 @@
       <w:spacing w:after="0" w:line="240" w:lineRule="auto"/>
     </w:pPr>
     <w:rPr>
-      <w:rFonts w:asciiTheme="majorHAnsi" w:cstheme="majorBidi" w:eastAsiaTheme="majorEastAsia" w:hAnsiTheme="majorHAnsi"/>
+      <w:rFonts w:asciiTheme="majorHAnsi" w:cstheme="majorBidi" w:hAnsiTheme="majorHAnsi" w:eastAsia="黑体"/>
       <w:color w:themeColor="text1" w:val="000000"/>
     </w:rPr>
     <w:tblPr>
@@ -9638,6 +10126,7 @@
     </w:tblPr>
     <w:tblStylePr w:type="firstRow">
       <w:rPr>
+        <w:rFonts w:eastAsia="黑体"/>
         <w:sz w:val="24"/>
         <w:szCs w:val="24"/>
       </w:rPr>
@@ -9767,12 +10256,14 @@
     </w:tcPr>
     <w:tblStylePr w:type="firstRow">
       <w:rPr>
+        <w:rFonts w:eastAsia="黑体"/>
         <w:b/>
         <w:bCs/>
       </w:rPr>
     </w:tblStylePr>
     <w:tblStylePr w:type="lastRow">
       <w:rPr>
+        <w:rFonts w:eastAsia="黑体"/>
         <w:b/>
         <w:bCs/>
       </w:rPr>
@@ -9785,12 +10276,14 @@
     </w:tblStylePr>
     <w:tblStylePr w:type="firstCol">
       <w:rPr>
+        <w:rFonts w:eastAsia="黑体"/>
         <w:b/>
         <w:bCs/>
       </w:rPr>
     </w:tblStylePr>
     <w:tblStylePr w:type="lastCol">
       <w:rPr>
+        <w:rFonts w:eastAsia="黑体"/>
         <w:b/>
         <w:bCs/>
       </w:rPr>
@@ -9840,12 +10333,14 @@
     </w:tcPr>
     <w:tblStylePr w:type="firstRow">
       <w:rPr>
+        <w:rFonts w:eastAsia="黑体"/>
         <w:b/>
         <w:bCs/>
       </w:rPr>
     </w:tblStylePr>
     <w:tblStylePr w:type="lastRow">
       <w:rPr>
+        <w:rFonts w:eastAsia="黑体"/>
         <w:b/>
         <w:bCs/>
       </w:rPr>
@@ -9858,12 +10353,14 @@
     </w:tblStylePr>
     <w:tblStylePr w:type="firstCol">
       <w:rPr>
+        <w:rFonts w:eastAsia="黑体"/>
         <w:b/>
         <w:bCs/>
       </w:rPr>
     </w:tblStylePr>
     <w:tblStylePr w:type="lastCol">
       <w:rPr>
+        <w:rFonts w:eastAsia="黑体"/>
         <w:b/>
         <w:bCs/>
       </w:rPr>
@@ -9913,12 +10410,14 @@
     </w:tcPr>
     <w:tblStylePr w:type="firstRow">
       <w:rPr>
+        <w:rFonts w:eastAsia="黑体"/>
         <w:b/>
         <w:bCs/>
       </w:rPr>
     </w:tblStylePr>
     <w:tblStylePr w:type="lastRow">
       <w:rPr>
+        <w:rFonts w:eastAsia="黑体"/>
         <w:b/>
         <w:bCs/>
       </w:rPr>
@@ -9931,12 +10430,14 @@
     </w:tblStylePr>
     <w:tblStylePr w:type="firstCol">
       <w:rPr>
+        <w:rFonts w:eastAsia="黑体"/>
         <w:b/>
         <w:bCs/>
       </w:rPr>
     </w:tblStylePr>
     <w:tblStylePr w:type="lastCol">
       <w:rPr>
+        <w:rFonts w:eastAsia="黑体"/>
         <w:b/>
         <w:bCs/>
       </w:rPr>
@@ -9986,12 +10487,14 @@
     </w:tcPr>
     <w:tblStylePr w:type="firstRow">
       <w:rPr>
+        <w:rFonts w:eastAsia="黑体"/>
         <w:b/>
         <w:bCs/>
       </w:rPr>
     </w:tblStylePr>
     <w:tblStylePr w:type="lastRow">
       <w:rPr>
+        <w:rFonts w:eastAsia="黑体"/>
         <w:b/>
         <w:bCs/>
       </w:rPr>
@@ -10004,12 +10507,14 @@
     </w:tblStylePr>
     <w:tblStylePr w:type="firstCol">
       <w:rPr>
+        <w:rFonts w:eastAsia="黑体"/>
         <w:b/>
         <w:bCs/>
       </w:rPr>
     </w:tblStylePr>
     <w:tblStylePr w:type="lastCol">
       <w:rPr>
+        <w:rFonts w:eastAsia="黑体"/>
         <w:b/>
         <w:bCs/>
       </w:rPr>
@@ -10059,12 +10564,14 @@
     </w:tcPr>
     <w:tblStylePr w:type="firstRow">
       <w:rPr>
+        <w:rFonts w:eastAsia="黑体"/>
         <w:b/>
         <w:bCs/>
       </w:rPr>
     </w:tblStylePr>
     <w:tblStylePr w:type="lastRow">
       <w:rPr>
+        <w:rFonts w:eastAsia="黑体"/>
         <w:b/>
         <w:bCs/>
       </w:rPr>
@@ -10077,12 +10584,14 @@
     </w:tblStylePr>
     <w:tblStylePr w:type="firstCol">
       <w:rPr>
+        <w:rFonts w:eastAsia="黑体"/>
         <w:b/>
         <w:bCs/>
       </w:rPr>
     </w:tblStylePr>
     <w:tblStylePr w:type="lastCol">
       <w:rPr>
+        <w:rFonts w:eastAsia="黑体"/>
         <w:b/>
         <w:bCs/>
       </w:rPr>
@@ -10132,12 +10641,14 @@
     </w:tcPr>
     <w:tblStylePr w:type="firstRow">
       <w:rPr>
+        <w:rFonts w:eastAsia="黑体"/>
         <w:b/>
         <w:bCs/>
       </w:rPr>
     </w:tblStylePr>
     <w:tblStylePr w:type="lastRow">
       <w:rPr>
+        <w:rFonts w:eastAsia="黑体"/>
         <w:b/>
         <w:bCs/>
       </w:rPr>
@@ -10150,12 +10661,14 @@
     </w:tblStylePr>
     <w:tblStylePr w:type="firstCol">
       <w:rPr>
+        <w:rFonts w:eastAsia="黑体"/>
         <w:b/>
         <w:bCs/>
       </w:rPr>
     </w:tblStylePr>
     <w:tblStylePr w:type="lastCol">
       <w:rPr>
+        <w:rFonts w:eastAsia="黑体"/>
         <w:b/>
         <w:bCs/>
       </w:rPr>
@@ -10205,12 +10718,14 @@
     </w:tcPr>
     <w:tblStylePr w:type="firstRow">
       <w:rPr>
+        <w:rFonts w:eastAsia="黑体"/>
         <w:b/>
         <w:bCs/>
       </w:rPr>
     </w:tblStylePr>
     <w:tblStylePr w:type="lastRow">
       <w:rPr>
+        <w:rFonts w:eastAsia="黑体"/>
         <w:b/>
         <w:bCs/>
       </w:rPr>
@@ -10223,12 +10738,14 @@
     </w:tblStylePr>
     <w:tblStylePr w:type="firstCol">
       <w:rPr>
+        <w:rFonts w:eastAsia="黑体"/>
         <w:b/>
         <w:bCs/>
       </w:rPr>
     </w:tblStylePr>
     <w:tblStylePr w:type="lastCol">
       <w:rPr>
+        <w:rFonts w:eastAsia="黑体"/>
         <w:b/>
         <w:bCs/>
       </w:rPr>
@@ -10255,7 +10772,7 @@
       <w:spacing w:after="0" w:line="240" w:lineRule="auto"/>
     </w:pPr>
     <w:rPr>
-      <w:rFonts w:asciiTheme="majorHAnsi" w:cstheme="majorBidi" w:eastAsiaTheme="majorEastAsia" w:hAnsiTheme="majorHAnsi"/>
+      <w:rFonts w:asciiTheme="majorHAnsi" w:cstheme="majorBidi" w:hAnsiTheme="majorHAnsi" w:eastAsia="黑体"/>
       <w:color w:themeColor="text1" w:val="000000"/>
     </w:rPr>
     <w:tblPr>
@@ -10282,6 +10799,7 @@
     </w:tcPr>
     <w:tblStylePr w:type="firstRow">
       <w:rPr>
+        <w:rFonts w:eastAsia="黑体"/>
         <w:b/>
         <w:bCs/>
         <w:color w:themeColor="text1" w:val="000000"/>
@@ -10293,6 +10811,7 @@
     </w:tblStylePr>
     <w:tblStylePr w:type="lastRow">
       <w:rPr>
+        <w:rFonts w:eastAsia="黑体"/>
         <w:b/>
         <w:bCs/>
         <w:color w:themeColor="text1" w:val="000000"/>
@@ -10312,6 +10831,7 @@
     </w:tblStylePr>
     <w:tblStylePr w:type="firstCol">
       <w:rPr>
+        <w:rFonts w:eastAsia="黑体"/>
         <w:b/>
         <w:bCs/>
         <w:color w:themeColor="text1" w:val="000000"/>
@@ -10331,6 +10851,7 @@
     </w:tblStylePr>
     <w:tblStylePr w:type="lastCol">
       <w:rPr>
+        <w:rFonts w:eastAsia="黑体"/>
         <w:b w:val="0"/>
         <w:bCs w:val="0"/>
         <w:color w:themeColor="text1" w:val="000000"/>
@@ -10380,7 +10901,7 @@
       <w:spacing w:after="0" w:line="240" w:lineRule="auto"/>
     </w:pPr>
     <w:rPr>
-      <w:rFonts w:asciiTheme="majorHAnsi" w:cstheme="majorBidi" w:eastAsiaTheme="majorEastAsia" w:hAnsiTheme="majorHAnsi"/>
+      <w:rFonts w:asciiTheme="majorHAnsi" w:cstheme="majorBidi" w:hAnsiTheme="majorHAnsi" w:eastAsia="黑体"/>
       <w:color w:themeColor="text1" w:val="000000"/>
     </w:rPr>
     <w:tblPr>
@@ -10407,6 +10928,7 @@
     </w:tcPr>
     <w:tblStylePr w:type="firstRow">
       <w:rPr>
+        <w:rFonts w:eastAsia="黑体"/>
         <w:b/>
         <w:bCs/>
         <w:color w:themeColor="text1" w:val="000000"/>
@@ -10418,6 +10940,7 @@
     </w:tblStylePr>
     <w:tblStylePr w:type="lastRow">
       <w:rPr>
+        <w:rFonts w:eastAsia="黑体"/>
         <w:b/>
         <w:bCs/>
         <w:color w:themeColor="text1" w:val="000000"/>
@@ -10437,6 +10960,7 @@
     </w:tblStylePr>
     <w:tblStylePr w:type="firstCol">
       <w:rPr>
+        <w:rFonts w:eastAsia="黑体"/>
         <w:b/>
         <w:bCs/>
         <w:color w:themeColor="text1" w:val="000000"/>
@@ -10456,6 +10980,7 @@
     </w:tblStylePr>
     <w:tblStylePr w:type="lastCol">
       <w:rPr>
+        <w:rFonts w:eastAsia="黑体"/>
         <w:b w:val="0"/>
         <w:bCs w:val="0"/>
         <w:color w:themeColor="text1" w:val="000000"/>
@@ -10505,7 +11030,7 @@
       <w:spacing w:after="0" w:line="240" w:lineRule="auto"/>
     </w:pPr>
     <w:rPr>
-      <w:rFonts w:asciiTheme="majorHAnsi" w:cstheme="majorBidi" w:eastAsiaTheme="majorEastAsia" w:hAnsiTheme="majorHAnsi"/>
+      <w:rFonts w:asciiTheme="majorHAnsi" w:cstheme="majorBidi" w:hAnsiTheme="majorHAnsi" w:eastAsia="黑体"/>
       <w:color w:themeColor="text1" w:val="000000"/>
     </w:rPr>
     <w:tblPr>
@@ -10532,6 +11057,7 @@
     </w:tcPr>
     <w:tblStylePr w:type="firstRow">
       <w:rPr>
+        <w:rFonts w:eastAsia="黑体"/>
         <w:b/>
         <w:bCs/>
         <w:color w:themeColor="text1" w:val="000000"/>
@@ -10543,6 +11069,7 @@
     </w:tblStylePr>
     <w:tblStylePr w:type="lastRow">
       <w:rPr>
+        <w:rFonts w:eastAsia="黑体"/>
         <w:b/>
         <w:bCs/>
         <w:color w:themeColor="text1" w:val="000000"/>
@@ -10562,6 +11089,7 @@
     </w:tblStylePr>
     <w:tblStylePr w:type="firstCol">
       <w:rPr>
+        <w:rFonts w:eastAsia="黑体"/>
         <w:b/>
         <w:bCs/>
         <w:color w:themeColor="text1" w:val="000000"/>
@@ -10581,6 +11109,7 @@
     </w:tblStylePr>
     <w:tblStylePr w:type="lastCol">
       <w:rPr>
+        <w:rFonts w:eastAsia="黑体"/>
         <w:b w:val="0"/>
         <w:bCs w:val="0"/>
         <w:color w:themeColor="text1" w:val="000000"/>
@@ -10630,7 +11159,7 @@
       <w:spacing w:after="0" w:line="240" w:lineRule="auto"/>
     </w:pPr>
     <w:rPr>
-      <w:rFonts w:asciiTheme="majorHAnsi" w:cstheme="majorBidi" w:eastAsiaTheme="majorEastAsia" w:hAnsiTheme="majorHAnsi"/>
+      <w:rFonts w:asciiTheme="majorHAnsi" w:cstheme="majorBidi" w:hAnsiTheme="majorHAnsi" w:eastAsia="黑体"/>
       <w:color w:themeColor="text1" w:val="000000"/>
     </w:rPr>
     <w:tblPr>
@@ -10657,6 +11186,7 @@
     </w:tcPr>
     <w:tblStylePr w:type="firstRow">
       <w:rPr>
+        <w:rFonts w:eastAsia="黑体"/>
         <w:b/>
         <w:bCs/>
         <w:color w:themeColor="text1" w:val="000000"/>
@@ -10668,6 +11198,7 @@
     </w:tblStylePr>
     <w:tblStylePr w:type="lastRow">
       <w:rPr>
+        <w:rFonts w:eastAsia="黑体"/>
         <w:b/>
         <w:bCs/>
         <w:color w:themeColor="text1" w:val="000000"/>
@@ -10687,6 +11218,7 @@
     </w:tblStylePr>
     <w:tblStylePr w:type="firstCol">
       <w:rPr>
+        <w:rFonts w:eastAsia="黑体"/>
         <w:b/>
         <w:bCs/>
         <w:color w:themeColor="text1" w:val="000000"/>
@@ -10706,6 +11238,7 @@
     </w:tblStylePr>
     <w:tblStylePr w:type="lastCol">
       <w:rPr>
+        <w:rFonts w:eastAsia="黑体"/>
         <w:b w:val="0"/>
         <w:bCs w:val="0"/>
         <w:color w:themeColor="text1" w:val="000000"/>
@@ -10755,7 +11288,7 @@
       <w:spacing w:after="0" w:line="240" w:lineRule="auto"/>
     </w:pPr>
     <w:rPr>
-      <w:rFonts w:asciiTheme="majorHAnsi" w:cstheme="majorBidi" w:eastAsiaTheme="majorEastAsia" w:hAnsiTheme="majorHAnsi"/>
+      <w:rFonts w:asciiTheme="majorHAnsi" w:cstheme="majorBidi" w:hAnsiTheme="majorHAnsi" w:eastAsia="黑体"/>
       <w:color w:themeColor="text1" w:val="000000"/>
     </w:rPr>
     <w:tblPr>
@@ -10782,6 +11315,7 @@
     </w:tcPr>
     <w:tblStylePr w:type="firstRow">
       <w:rPr>
+        <w:rFonts w:eastAsia="黑体"/>
         <w:b/>
         <w:bCs/>
         <w:color w:themeColor="text1" w:val="000000"/>
@@ -10793,6 +11327,7 @@
     </w:tblStylePr>
     <w:tblStylePr w:type="lastRow">
       <w:rPr>
+        <w:rFonts w:eastAsia="黑体"/>
         <w:b/>
         <w:bCs/>
         <w:color w:themeColor="text1" w:val="000000"/>
@@ -10812,6 +11347,7 @@
     </w:tblStylePr>
     <w:tblStylePr w:type="firstCol">
       <w:rPr>
+        <w:rFonts w:eastAsia="黑体"/>
         <w:b/>
         <w:bCs/>
         <w:color w:themeColor="text1" w:val="000000"/>
@@ -10831,6 +11367,7 @@
     </w:tblStylePr>
     <w:tblStylePr w:type="lastCol">
       <w:rPr>
+        <w:rFonts w:eastAsia="黑体"/>
         <w:b w:val="0"/>
         <w:bCs w:val="0"/>
         <w:color w:themeColor="text1" w:val="000000"/>
@@ -10880,7 +11417,7 @@
       <w:spacing w:after="0" w:line="240" w:lineRule="auto"/>
     </w:pPr>
     <w:rPr>
-      <w:rFonts w:asciiTheme="majorHAnsi" w:cstheme="majorBidi" w:eastAsiaTheme="majorEastAsia" w:hAnsiTheme="majorHAnsi"/>
+      <w:rFonts w:asciiTheme="majorHAnsi" w:cstheme="majorBidi" w:hAnsiTheme="majorHAnsi" w:eastAsia="黑体"/>
       <w:color w:themeColor="text1" w:val="000000"/>
     </w:rPr>
     <w:tblPr>
@@ -10907,6 +11444,7 @@
     </w:tcPr>
     <w:tblStylePr w:type="firstRow">
       <w:rPr>
+        <w:rFonts w:eastAsia="黑体"/>
         <w:b/>
         <w:bCs/>
         <w:color w:themeColor="text1" w:val="000000"/>
@@ -10918,6 +11456,7 @@
     </w:tblStylePr>
     <w:tblStylePr w:type="lastRow">
       <w:rPr>
+        <w:rFonts w:eastAsia="黑体"/>
         <w:b/>
         <w:bCs/>
         <w:color w:themeColor="text1" w:val="000000"/>
@@ -10937,6 +11476,7 @@
     </w:tblStylePr>
     <w:tblStylePr w:type="firstCol">
       <w:rPr>
+        <w:rFonts w:eastAsia="黑体"/>
         <w:b/>
         <w:bCs/>
         <w:color w:themeColor="text1" w:val="000000"/>
@@ -10956,6 +11496,7 @@
     </w:tblStylePr>
     <w:tblStylePr w:type="lastCol">
       <w:rPr>
+        <w:rFonts w:eastAsia="黑体"/>
         <w:b w:val="0"/>
         <w:bCs w:val="0"/>
         <w:color w:themeColor="text1" w:val="000000"/>
@@ -11005,7 +11546,7 @@
       <w:spacing w:after="0" w:line="240" w:lineRule="auto"/>
     </w:pPr>
     <w:rPr>
-      <w:rFonts w:asciiTheme="majorHAnsi" w:cstheme="majorBidi" w:eastAsiaTheme="majorEastAsia" w:hAnsiTheme="majorHAnsi"/>
+      <w:rFonts w:asciiTheme="majorHAnsi" w:cstheme="majorBidi" w:hAnsiTheme="majorHAnsi" w:eastAsia="黑体"/>
       <w:color w:themeColor="text1" w:val="000000"/>
     </w:rPr>
     <w:tblPr>
@@ -11032,6 +11573,7 @@
     </w:tcPr>
     <w:tblStylePr w:type="firstRow">
       <w:rPr>
+        <w:rFonts w:eastAsia="黑体"/>
         <w:b/>
         <w:bCs/>
         <w:color w:themeColor="text1" w:val="000000"/>
@@ -11043,6 +11585,7 @@
     </w:tblStylePr>
     <w:tblStylePr w:type="lastRow">
       <w:rPr>
+        <w:rFonts w:eastAsia="黑体"/>
         <w:b/>
         <w:bCs/>
         <w:color w:themeColor="text1" w:val="000000"/>
@@ -11062,6 +11605,7 @@
     </w:tblStylePr>
     <w:tblStylePr w:type="firstCol">
       <w:rPr>
+        <w:rFonts w:eastAsia="黑体"/>
         <w:b/>
         <w:bCs/>
         <w:color w:themeColor="text1" w:val="000000"/>
@@ -11081,6 +11625,7 @@
     </w:tblStylePr>
     <w:tblStylePr w:type="lastCol">
       <w:rPr>
+        <w:rFonts w:eastAsia="黑体"/>
         <w:b w:val="0"/>
         <w:bCs w:val="0"/>
         <w:color w:themeColor="text1" w:val="000000"/>
@@ -11153,6 +11698,7 @@
     </w:tcPr>
     <w:tblStylePr w:type="firstRow">
       <w:rPr>
+        <w:rFonts w:eastAsia="黑体"/>
         <w:b/>
         <w:bCs/>
         <w:i w:val="0"/>
@@ -11174,6 +11720,7 @@
     </w:tblStylePr>
     <w:tblStylePr w:type="lastRow">
       <w:rPr>
+        <w:rFonts w:eastAsia="黑体"/>
         <w:b/>
         <w:bCs/>
         <w:i w:val="0"/>
@@ -11195,6 +11742,7 @@
     </w:tblStylePr>
     <w:tblStylePr w:type="firstCol">
       <w:rPr>
+        <w:rFonts w:eastAsia="黑体"/>
         <w:b/>
         <w:bCs/>
         <w:i w:val="0"/>
@@ -11214,6 +11762,7 @@
     </w:tblStylePr>
     <w:tblStylePr w:type="lastCol">
       <w:rPr>
+        <w:rFonts w:eastAsia="黑体"/>
         <w:b/>
         <w:bCs/>
         <w:i w:val="0"/>
@@ -11294,6 +11843,7 @@
     </w:tcPr>
     <w:tblStylePr w:type="firstRow">
       <w:rPr>
+        <w:rFonts w:eastAsia="黑体"/>
         <w:b/>
         <w:bCs/>
         <w:i w:val="0"/>
@@ -11315,6 +11865,7 @@
     </w:tblStylePr>
     <w:tblStylePr w:type="lastRow">
       <w:rPr>
+        <w:rFonts w:eastAsia="黑体"/>
         <w:b/>
         <w:bCs/>
         <w:i w:val="0"/>
@@ -11336,6 +11887,7 @@
     </w:tblStylePr>
     <w:tblStylePr w:type="firstCol">
       <w:rPr>
+        <w:rFonts w:eastAsia="黑体"/>
         <w:b/>
         <w:bCs/>
         <w:i w:val="0"/>
@@ -11355,6 +11907,7 @@
     </w:tblStylePr>
     <w:tblStylePr w:type="lastCol">
       <w:rPr>
+        <w:rFonts w:eastAsia="黑体"/>
         <w:b/>
         <w:bCs/>
         <w:i w:val="0"/>
@@ -11435,6 +11988,7 @@
     </w:tcPr>
     <w:tblStylePr w:type="firstRow">
       <w:rPr>
+        <w:rFonts w:eastAsia="黑体"/>
         <w:b/>
         <w:bCs/>
         <w:i w:val="0"/>
@@ -11456,6 +12010,7 @@
     </w:tblStylePr>
     <w:tblStylePr w:type="lastRow">
       <w:rPr>
+        <w:rFonts w:eastAsia="黑体"/>
         <w:b/>
         <w:bCs/>
         <w:i w:val="0"/>
@@ -11477,6 +12032,7 @@
     </w:tblStylePr>
     <w:tblStylePr w:type="firstCol">
       <w:rPr>
+        <w:rFonts w:eastAsia="黑体"/>
         <w:b/>
         <w:bCs/>
         <w:i w:val="0"/>
@@ -11496,6 +12052,7 @@
     </w:tblStylePr>
     <w:tblStylePr w:type="lastCol">
       <w:rPr>
+        <w:rFonts w:eastAsia="黑体"/>
         <w:b/>
         <w:bCs/>
         <w:i w:val="0"/>
@@ -11576,6 +12133,7 @@
     </w:tcPr>
     <w:tblStylePr w:type="firstRow">
       <w:rPr>
+        <w:rFonts w:eastAsia="黑体"/>
         <w:b/>
         <w:bCs/>
         <w:i w:val="0"/>
@@ -11597,6 +12155,7 @@
     </w:tblStylePr>
     <w:tblStylePr w:type="lastRow">
       <w:rPr>
+        <w:rFonts w:eastAsia="黑体"/>
         <w:b/>
         <w:bCs/>
         <w:i w:val="0"/>
@@ -11618,6 +12177,7 @@
     </w:tblStylePr>
     <w:tblStylePr w:type="firstCol">
       <w:rPr>
+        <w:rFonts w:eastAsia="黑体"/>
         <w:b/>
         <w:bCs/>
         <w:i w:val="0"/>
@@ -11637,6 +12197,7 @@
     </w:tblStylePr>
     <w:tblStylePr w:type="lastCol">
       <w:rPr>
+        <w:rFonts w:eastAsia="黑体"/>
         <w:b/>
         <w:bCs/>
         <w:i w:val="0"/>
@@ -11717,6 +12278,7 @@
     </w:tcPr>
     <w:tblStylePr w:type="firstRow">
       <w:rPr>
+        <w:rFonts w:eastAsia="黑体"/>
         <w:b/>
         <w:bCs/>
         <w:i w:val="0"/>
@@ -11738,6 +12300,7 @@
     </w:tblStylePr>
     <w:tblStylePr w:type="lastRow">
       <w:rPr>
+        <w:rFonts w:eastAsia="黑体"/>
         <w:b/>
         <w:bCs/>
         <w:i w:val="0"/>
@@ -11759,6 +12322,7 @@
     </w:tblStylePr>
     <w:tblStylePr w:type="firstCol">
       <w:rPr>
+        <w:rFonts w:eastAsia="黑体"/>
         <w:b/>
         <w:bCs/>
         <w:i w:val="0"/>
@@ -11778,6 +12342,7 @@
     </w:tblStylePr>
     <w:tblStylePr w:type="lastCol">
       <w:rPr>
+        <w:rFonts w:eastAsia="黑体"/>
         <w:b/>
         <w:bCs/>
         <w:i w:val="0"/>
@@ -11858,6 +12423,7 @@
     </w:tcPr>
     <w:tblStylePr w:type="firstRow">
       <w:rPr>
+        <w:rFonts w:eastAsia="黑体"/>
         <w:b/>
         <w:bCs/>
         <w:i w:val="0"/>
@@ -11879,6 +12445,7 @@
     </w:tblStylePr>
     <w:tblStylePr w:type="lastRow">
       <w:rPr>
+        <w:rFonts w:eastAsia="黑体"/>
         <w:b/>
         <w:bCs/>
         <w:i w:val="0"/>
@@ -11900,6 +12467,7 @@
     </w:tblStylePr>
     <w:tblStylePr w:type="firstCol">
       <w:rPr>
+        <w:rFonts w:eastAsia="黑体"/>
         <w:b/>
         <w:bCs/>
         <w:i w:val="0"/>
@@ -11919,6 +12487,7 @@
     </w:tblStylePr>
     <w:tblStylePr w:type="lastCol">
       <w:rPr>
+        <w:rFonts w:eastAsia="黑体"/>
         <w:b/>
         <w:bCs/>
         <w:i w:val="0"/>
@@ -11999,6 +12568,7 @@
     </w:tcPr>
     <w:tblStylePr w:type="firstRow">
       <w:rPr>
+        <w:rFonts w:eastAsia="黑体"/>
         <w:b/>
         <w:bCs/>
         <w:i w:val="0"/>
@@ -12020,6 +12590,7 @@
     </w:tblStylePr>
     <w:tblStylePr w:type="lastRow">
       <w:rPr>
+        <w:rFonts w:eastAsia="黑体"/>
         <w:b/>
         <w:bCs/>
         <w:i w:val="0"/>
@@ -12041,6 +12612,7 @@
     </w:tblStylePr>
     <w:tblStylePr w:type="firstCol">
       <w:rPr>
+        <w:rFonts w:eastAsia="黑体"/>
         <w:b/>
         <w:bCs/>
         <w:i w:val="0"/>
@@ -12060,6 +12632,7 @@
     </w:tblStylePr>
     <w:tblStylePr w:type="lastCol">
       <w:rPr>
+        <w:rFonts w:eastAsia="黑体"/>
         <w:b/>
         <w:bCs/>
         <w:i w:val="0"/>
@@ -12117,6 +12690,7 @@
       <w:spacing w:after="0" w:line="240" w:lineRule="auto"/>
     </w:pPr>
     <w:rPr>
+      <w:rFonts w:eastAsia="黑体"/>
       <w:color w:themeColor="background1" w:val="FFFFFF"/>
     </w:rPr>
     <w:tblPr>
@@ -12135,6 +12709,7 @@
     </w:tcPr>
     <w:tblStylePr w:type="firstRow">
       <w:rPr>
+        <w:rFonts w:eastAsia="黑体"/>
         <w:b/>
         <w:bCs/>
       </w:rPr>
@@ -12231,6 +12806,7 @@
       <w:spacing w:after="0" w:line="240" w:lineRule="auto"/>
     </w:pPr>
     <w:rPr>
+      <w:rFonts w:eastAsia="黑体"/>
       <w:color w:themeColor="background1" w:val="FFFFFF"/>
     </w:rPr>
     <w:tblPr>
@@ -12249,6 +12825,7 @@
     </w:tcPr>
     <w:tblStylePr w:type="firstRow">
       <w:rPr>
+        <w:rFonts w:eastAsia="黑体"/>
         <w:b/>
         <w:bCs/>
       </w:rPr>
@@ -12345,6 +12922,7 @@
       <w:spacing w:after="0" w:line="240" w:lineRule="auto"/>
     </w:pPr>
     <w:rPr>
+      <w:rFonts w:eastAsia="黑体"/>
       <w:color w:themeColor="background1" w:val="FFFFFF"/>
     </w:rPr>
     <w:tblPr>
@@ -12363,6 +12941,7 @@
     </w:tcPr>
     <w:tblStylePr w:type="firstRow">
       <w:rPr>
+        <w:rFonts w:eastAsia="黑体"/>
         <w:b/>
         <w:bCs/>
       </w:rPr>
@@ -12459,6 +13038,7 @@
       <w:spacing w:after="0" w:line="240" w:lineRule="auto"/>
     </w:pPr>
     <w:rPr>
+      <w:rFonts w:eastAsia="黑体"/>
       <w:color w:themeColor="background1" w:val="FFFFFF"/>
     </w:rPr>
     <w:tblPr>
@@ -12477,6 +13057,7 @@
     </w:tcPr>
     <w:tblStylePr w:type="firstRow">
       <w:rPr>
+        <w:rFonts w:eastAsia="黑体"/>
         <w:b/>
         <w:bCs/>
       </w:rPr>
@@ -12573,6 +13154,7 @@
       <w:spacing w:after="0" w:line="240" w:lineRule="auto"/>
     </w:pPr>
     <w:rPr>
+      <w:rFonts w:eastAsia="黑体"/>
       <w:color w:themeColor="background1" w:val="FFFFFF"/>
     </w:rPr>
     <w:tblPr>
@@ -12591,6 +13173,7 @@
     </w:tcPr>
     <w:tblStylePr w:type="firstRow">
       <w:rPr>
+        <w:rFonts w:eastAsia="黑体"/>
         <w:b/>
         <w:bCs/>
       </w:rPr>
@@ -12687,6 +13270,7 @@
       <w:spacing w:after="0" w:line="240" w:lineRule="auto"/>
     </w:pPr>
     <w:rPr>
+      <w:rFonts w:eastAsia="黑体"/>
       <w:color w:themeColor="background1" w:val="FFFFFF"/>
     </w:rPr>
     <w:tblPr>
@@ -12705,6 +13289,7 @@
     </w:tcPr>
     <w:tblStylePr w:type="firstRow">
       <w:rPr>
+        <w:rFonts w:eastAsia="黑体"/>
         <w:b/>
         <w:bCs/>
       </w:rPr>
@@ -12801,6 +13386,7 @@
       <w:spacing w:after="0" w:line="240" w:lineRule="auto"/>
     </w:pPr>
     <w:rPr>
+      <w:rFonts w:eastAsia="黑体"/>
       <w:color w:themeColor="background1" w:val="FFFFFF"/>
     </w:rPr>
     <w:tblPr>
@@ -12819,6 +13405,7 @@
     </w:tcPr>
     <w:tblStylePr w:type="firstRow">
       <w:rPr>
+        <w:rFonts w:eastAsia="黑体"/>
         <w:b/>
         <w:bCs/>
       </w:rPr>
@@ -12915,6 +13502,7 @@
       <w:spacing w:after="0" w:line="240" w:lineRule="auto"/>
     </w:pPr>
     <w:rPr>
+      <w:rFonts w:eastAsia="黑体"/>
       <w:color w:themeColor="text1" w:val="000000"/>
     </w:rPr>
     <w:tblPr>
@@ -12941,6 +13529,7 @@
     </w:tcPr>
     <w:tblStylePr w:type="firstRow">
       <w:rPr>
+        <w:rFonts w:eastAsia="黑体"/>
         <w:b/>
         <w:bCs/>
       </w:rPr>
@@ -12959,6 +13548,7 @@
     </w:tblStylePr>
     <w:tblStylePr w:type="lastRow">
       <w:rPr>
+        <w:rFonts w:eastAsia="黑体"/>
         <w:b/>
         <w:bCs/>
         <w:color w:themeColor="background1" w:val="FFFFFF"/>
@@ -12973,6 +13563,7 @@
     </w:tblStylePr>
     <w:tblStylePr w:type="firstCol">
       <w:rPr>
+        <w:rFonts w:eastAsia="黑体"/>
         <w:color w:themeColor="background1" w:val="FFFFFF"/>
       </w:rPr>
       <w:tblPr/>
@@ -12990,6 +13581,7 @@
     </w:tblStylePr>
     <w:tblStylePr w:type="lastCol">
       <w:rPr>
+        <w:rFonts w:eastAsia="黑体"/>
         <w:color w:themeColor="background1" w:val="FFFFFF"/>
       </w:rPr>
       <w:tblPr/>
@@ -13019,11 +13611,13 @@
     </w:tblStylePr>
     <w:tblStylePr w:type="neCell">
       <w:rPr>
+        <w:rFonts w:eastAsia="黑体"/>
         <w:color w:themeColor="text1" w:val="000000"/>
       </w:rPr>
     </w:tblStylePr>
     <w:tblStylePr w:type="nwCell">
       <w:rPr>
+        <w:rFonts w:eastAsia="黑体"/>
         <w:color w:themeColor="text1" w:val="000000"/>
       </w:rPr>
     </w:tblStylePr>
@@ -13037,6 +13631,7 @@
       <w:spacing w:after="0" w:line="240" w:lineRule="auto"/>
     </w:pPr>
     <w:rPr>
+      <w:rFonts w:eastAsia="黑体"/>
       <w:color w:themeColor="text1" w:val="000000"/>
     </w:rPr>
     <w:tblPr>
@@ -13063,6 +13658,7 @@
     </w:tcPr>
     <w:tblStylePr w:type="firstRow">
       <w:rPr>
+        <w:rFonts w:eastAsia="黑体"/>
         <w:b/>
         <w:bCs/>
       </w:rPr>
@@ -13081,6 +13677,7 @@
     </w:tblStylePr>
     <w:tblStylePr w:type="lastRow">
       <w:rPr>
+        <w:rFonts w:eastAsia="黑体"/>
         <w:b/>
         <w:bCs/>
         <w:color w:themeColor="background1" w:val="FFFFFF"/>
@@ -13095,6 +13692,7 @@
     </w:tblStylePr>
     <w:tblStylePr w:type="firstCol">
       <w:rPr>
+        <w:rFonts w:eastAsia="黑体"/>
         <w:color w:themeColor="background1" w:val="FFFFFF"/>
       </w:rPr>
       <w:tblPr/>
@@ -13112,6 +13710,7 @@
     </w:tblStylePr>
     <w:tblStylePr w:type="lastCol">
       <w:rPr>
+        <w:rFonts w:eastAsia="黑体"/>
         <w:color w:themeColor="background1" w:val="FFFFFF"/>
       </w:rPr>
       <w:tblPr/>
@@ -13141,11 +13740,13 @@
     </w:tblStylePr>
     <w:tblStylePr w:type="neCell">
       <w:rPr>
+        <w:rFonts w:eastAsia="黑体"/>
         <w:color w:themeColor="text1" w:val="000000"/>
       </w:rPr>
     </w:tblStylePr>
     <w:tblStylePr w:type="nwCell">
       <w:rPr>
+        <w:rFonts w:eastAsia="黑体"/>
         <w:color w:themeColor="text1" w:val="000000"/>
       </w:rPr>
     </w:tblStylePr>
@@ -13159,6 +13760,7 @@
       <w:spacing w:after="0" w:line="240" w:lineRule="auto"/>
     </w:pPr>
     <w:rPr>
+      <w:rFonts w:eastAsia="黑体"/>
       <w:color w:themeColor="text1" w:val="000000"/>
     </w:rPr>
     <w:tblPr>
@@ -13185,6 +13787,7 @@
     </w:tcPr>
     <w:tblStylePr w:type="firstRow">
       <w:rPr>
+        <w:rFonts w:eastAsia="黑体"/>
         <w:b/>
         <w:bCs/>
       </w:rPr>
@@ -13203,6 +13806,7 @@
     </w:tblStylePr>
     <w:tblStylePr w:type="lastRow">
       <w:rPr>
+        <w:rFonts w:eastAsia="黑体"/>
         <w:b/>
         <w:bCs/>
         <w:color w:themeColor="background1" w:val="FFFFFF"/>
@@ -13217,6 +13821,7 @@
     </w:tblStylePr>
     <w:tblStylePr w:type="firstCol">
       <w:rPr>
+        <w:rFonts w:eastAsia="黑体"/>
         <w:color w:themeColor="background1" w:val="FFFFFF"/>
       </w:rPr>
       <w:tblPr/>
@@ -13234,6 +13839,7 @@
     </w:tblStylePr>
     <w:tblStylePr w:type="lastCol">
       <w:rPr>
+        <w:rFonts w:eastAsia="黑体"/>
         <w:color w:themeColor="background1" w:val="FFFFFF"/>
       </w:rPr>
       <w:tblPr/>
@@ -13263,11 +13869,13 @@
     </w:tblStylePr>
     <w:tblStylePr w:type="neCell">
       <w:rPr>
+        <w:rFonts w:eastAsia="黑体"/>
         <w:color w:themeColor="text1" w:val="000000"/>
       </w:rPr>
     </w:tblStylePr>
     <w:tblStylePr w:type="nwCell">
       <w:rPr>
+        <w:rFonts w:eastAsia="黑体"/>
         <w:color w:themeColor="text1" w:val="000000"/>
       </w:rPr>
     </w:tblStylePr>
@@ -13281,6 +13889,7 @@
       <w:spacing w:after="0" w:line="240" w:lineRule="auto"/>
     </w:pPr>
     <w:rPr>
+      <w:rFonts w:eastAsia="黑体"/>
       <w:color w:themeColor="text1" w:val="000000"/>
     </w:rPr>
     <w:tblPr>
@@ -13307,6 +13916,7 @@
     </w:tcPr>
     <w:tblStylePr w:type="firstRow">
       <w:rPr>
+        <w:rFonts w:eastAsia="黑体"/>
         <w:b/>
         <w:bCs/>
       </w:rPr>
@@ -13325,6 +13935,7 @@
     </w:tblStylePr>
     <w:tblStylePr w:type="lastRow">
       <w:rPr>
+        <w:rFonts w:eastAsia="黑体"/>
         <w:b/>
         <w:bCs/>
         <w:color w:themeColor="background1" w:val="FFFFFF"/>
@@ -13339,6 +13950,7 @@
     </w:tblStylePr>
     <w:tblStylePr w:type="firstCol">
       <w:rPr>
+        <w:rFonts w:eastAsia="黑体"/>
         <w:color w:themeColor="background1" w:val="FFFFFF"/>
       </w:rPr>
       <w:tblPr/>
@@ -13356,6 +13968,7 @@
     </w:tblStylePr>
     <w:tblStylePr w:type="lastCol">
       <w:rPr>
+        <w:rFonts w:eastAsia="黑体"/>
         <w:color w:themeColor="background1" w:val="FFFFFF"/>
       </w:rPr>
       <w:tblPr/>
@@ -13393,6 +14006,7 @@
       <w:spacing w:after="0" w:line="240" w:lineRule="auto"/>
     </w:pPr>
     <w:rPr>
+      <w:rFonts w:eastAsia="黑体"/>
       <w:color w:themeColor="text1" w:val="000000"/>
     </w:rPr>
     <w:tblPr>
@@ -13419,6 +14033,7 @@
     </w:tcPr>
     <w:tblStylePr w:type="firstRow">
       <w:rPr>
+        <w:rFonts w:eastAsia="黑体"/>
         <w:b/>
         <w:bCs/>
       </w:rPr>
@@ -13437,6 +14052,7 @@
     </w:tblStylePr>
     <w:tblStylePr w:type="lastRow">
       <w:rPr>
+        <w:rFonts w:eastAsia="黑体"/>
         <w:b/>
         <w:bCs/>
         <w:color w:themeColor="background1" w:val="FFFFFF"/>
@@ -13451,6 +14067,7 @@
     </w:tblStylePr>
     <w:tblStylePr w:type="firstCol">
       <w:rPr>
+        <w:rFonts w:eastAsia="黑体"/>
         <w:color w:themeColor="background1" w:val="FFFFFF"/>
       </w:rPr>
       <w:tblPr/>
@@ -13468,6 +14085,7 @@
     </w:tblStylePr>
     <w:tblStylePr w:type="lastCol">
       <w:rPr>
+        <w:rFonts w:eastAsia="黑体"/>
         <w:color w:themeColor="background1" w:val="FFFFFF"/>
       </w:rPr>
       <w:tblPr/>
@@ -13497,11 +14115,13 @@
     </w:tblStylePr>
     <w:tblStylePr w:type="neCell">
       <w:rPr>
+        <w:rFonts w:eastAsia="黑体"/>
         <w:color w:themeColor="text1" w:val="000000"/>
       </w:rPr>
     </w:tblStylePr>
     <w:tblStylePr w:type="nwCell">
       <w:rPr>
+        <w:rFonts w:eastAsia="黑体"/>
         <w:color w:themeColor="text1" w:val="000000"/>
       </w:rPr>
     </w:tblStylePr>
@@ -13515,6 +14135,7 @@
       <w:spacing w:after="0" w:line="240" w:lineRule="auto"/>
     </w:pPr>
     <w:rPr>
+      <w:rFonts w:eastAsia="黑体"/>
       <w:color w:themeColor="text1" w:val="000000"/>
     </w:rPr>
     <w:tblPr>
@@ -13541,6 +14162,7 @@
     </w:tcPr>
     <w:tblStylePr w:type="firstRow">
       <w:rPr>
+        <w:rFonts w:eastAsia="黑体"/>
         <w:b/>
         <w:bCs/>
       </w:rPr>
@@ -13559,6 +14181,7 @@
     </w:tblStylePr>
     <w:tblStylePr w:type="lastRow">
       <w:rPr>
+        <w:rFonts w:eastAsia="黑体"/>
         <w:b/>
         <w:bCs/>
         <w:color w:themeColor="background1" w:val="FFFFFF"/>
@@ -13573,6 +14196,7 @@
     </w:tblStylePr>
     <w:tblStylePr w:type="firstCol">
       <w:rPr>
+        <w:rFonts w:eastAsia="黑体"/>
         <w:color w:themeColor="background1" w:val="FFFFFF"/>
       </w:rPr>
       <w:tblPr/>
@@ -13590,6 +14214,7 @@
     </w:tblStylePr>
     <w:tblStylePr w:type="lastCol">
       <w:rPr>
+        <w:rFonts w:eastAsia="黑体"/>
         <w:color w:themeColor="background1" w:val="FFFFFF"/>
       </w:rPr>
       <w:tblPr/>
@@ -13619,11 +14244,13 @@
     </w:tblStylePr>
     <w:tblStylePr w:type="neCell">
       <w:rPr>
+        <w:rFonts w:eastAsia="黑体"/>
         <w:color w:themeColor="text1" w:val="000000"/>
       </w:rPr>
     </w:tblStylePr>
     <w:tblStylePr w:type="nwCell">
       <w:rPr>
+        <w:rFonts w:eastAsia="黑体"/>
         <w:color w:themeColor="text1" w:val="000000"/>
       </w:rPr>
     </w:tblStylePr>
@@ -13637,6 +14264,7 @@
       <w:spacing w:after="0" w:line="240" w:lineRule="auto"/>
     </w:pPr>
     <w:rPr>
+      <w:rFonts w:eastAsia="黑体"/>
       <w:color w:themeColor="text1" w:val="000000"/>
     </w:rPr>
     <w:tblPr>
@@ -13663,6 +14291,7 @@
     </w:tcPr>
     <w:tblStylePr w:type="firstRow">
       <w:rPr>
+        <w:rFonts w:eastAsia="黑体"/>
         <w:b/>
         <w:bCs/>
       </w:rPr>
@@ -13681,6 +14310,7 @@
     </w:tblStylePr>
     <w:tblStylePr w:type="lastRow">
       <w:rPr>
+        <w:rFonts w:eastAsia="黑体"/>
         <w:b/>
         <w:bCs/>
         <w:color w:themeColor="background1" w:val="FFFFFF"/>
@@ -13695,6 +14325,7 @@
     </w:tblStylePr>
     <w:tblStylePr w:type="firstCol">
       <w:rPr>
+        <w:rFonts w:eastAsia="黑体"/>
         <w:color w:themeColor="background1" w:val="FFFFFF"/>
       </w:rPr>
       <w:tblPr/>
@@ -13712,6 +14343,7 @@
     </w:tblStylePr>
     <w:tblStylePr w:type="lastCol">
       <w:rPr>
+        <w:rFonts w:eastAsia="黑体"/>
         <w:color w:themeColor="background1" w:val="FFFFFF"/>
       </w:rPr>
       <w:tblPr/>
@@ -13741,11 +14373,13 @@
     </w:tblStylePr>
     <w:tblStylePr w:type="neCell">
       <w:rPr>
+        <w:rFonts w:eastAsia="黑体"/>
         <w:color w:themeColor="text1" w:val="000000"/>
       </w:rPr>
     </w:tblStylePr>
     <w:tblStylePr w:type="nwCell">
       <w:rPr>
+        <w:rFonts w:eastAsia="黑体"/>
         <w:color w:themeColor="text1" w:val="000000"/>
       </w:rPr>
     </w:tblStylePr>
@@ -13759,6 +14393,7 @@
       <w:spacing w:after="0" w:line="240" w:lineRule="auto"/>
     </w:pPr>
     <w:rPr>
+      <w:rFonts w:eastAsia="黑体"/>
       <w:color w:themeColor="text1" w:val="000000"/>
     </w:rPr>
     <w:tblPr>
@@ -13777,6 +14412,7 @@
     </w:tcPr>
     <w:tblStylePr w:type="firstRow">
       <w:rPr>
+        <w:rFonts w:eastAsia="黑体"/>
         <w:b/>
         <w:bCs/>
         <w:color w:themeColor="background1" w:val="FFFFFF"/>
@@ -13791,6 +14427,7 @@
     </w:tblStylePr>
     <w:tblStylePr w:type="lastRow">
       <w:rPr>
+        <w:rFonts w:eastAsia="黑体"/>
         <w:b/>
         <w:bCs/>
         <w:color w:themeColor="accent2" w:themeShade="CC" w:val="9E3A38"/>
@@ -13805,12 +14442,14 @@
     </w:tblStylePr>
     <w:tblStylePr w:type="firstCol">
       <w:rPr>
+        <w:rFonts w:eastAsia="黑体"/>
         <w:b/>
         <w:bCs/>
       </w:rPr>
     </w:tblStylePr>
     <w:tblStylePr w:type="lastCol">
       <w:rPr>
+        <w:rFonts w:eastAsia="黑体"/>
         <w:b/>
         <w:bCs/>
       </w:rPr>
@@ -13845,6 +14484,7 @@
       <w:spacing w:after="0" w:line="240" w:lineRule="auto"/>
     </w:pPr>
     <w:rPr>
+      <w:rFonts w:eastAsia="黑体"/>
       <w:color w:themeColor="text1" w:val="000000"/>
     </w:rPr>
     <w:tblPr>
@@ -13863,6 +14503,7 @@
     </w:tcPr>
     <w:tblStylePr w:type="firstRow">
       <w:rPr>
+        <w:rFonts w:eastAsia="黑体"/>
         <w:b/>
         <w:bCs/>
         <w:color w:themeColor="background1" w:val="FFFFFF"/>
@@ -13877,6 +14518,7 @@
     </w:tblStylePr>
     <w:tblStylePr w:type="lastRow">
       <w:rPr>
+        <w:rFonts w:eastAsia="黑体"/>
         <w:b/>
         <w:bCs/>
         <w:color w:themeColor="accent2" w:themeShade="CC" w:val="9E3A38"/>
@@ -13891,12 +14533,14 @@
     </w:tblStylePr>
     <w:tblStylePr w:type="firstCol">
       <w:rPr>
+        <w:rFonts w:eastAsia="黑体"/>
         <w:b/>
         <w:bCs/>
       </w:rPr>
     </w:tblStylePr>
     <w:tblStylePr w:type="lastCol">
       <w:rPr>
+        <w:rFonts w:eastAsia="黑体"/>
         <w:b/>
         <w:bCs/>
       </w:rPr>
@@ -13931,6 +14575,7 @@
       <w:spacing w:after="0" w:line="240" w:lineRule="auto"/>
     </w:pPr>
     <w:rPr>
+      <w:rFonts w:eastAsia="黑体"/>
       <w:color w:themeColor="text1" w:val="000000"/>
     </w:rPr>
     <w:tblPr>
@@ -13949,6 +14594,7 @@
     </w:tcPr>
     <w:tblStylePr w:type="firstRow">
       <w:rPr>
+        <w:rFonts w:eastAsia="黑体"/>
         <w:b/>
         <w:bCs/>
         <w:color w:themeColor="background1" w:val="FFFFFF"/>
@@ -13963,6 +14609,7 @@
     </w:tblStylePr>
     <w:tblStylePr w:type="lastRow">
       <w:rPr>
+        <w:rFonts w:eastAsia="黑体"/>
         <w:b/>
         <w:bCs/>
         <w:color w:themeColor="accent2" w:themeShade="CC" w:val="9E3A38"/>
@@ -13977,12 +14624,14 @@
     </w:tblStylePr>
     <w:tblStylePr w:type="firstCol">
       <w:rPr>
+        <w:rFonts w:eastAsia="黑体"/>
         <w:b/>
         <w:bCs/>
       </w:rPr>
     </w:tblStylePr>
     <w:tblStylePr w:type="lastCol">
       <w:rPr>
+        <w:rFonts w:eastAsia="黑体"/>
         <w:b/>
         <w:bCs/>
       </w:rPr>
@@ -14017,6 +14666,7 @@
       <w:spacing w:after="0" w:line="240" w:lineRule="auto"/>
     </w:pPr>
     <w:rPr>
+      <w:rFonts w:eastAsia="黑体"/>
       <w:color w:themeColor="text1" w:val="000000"/>
     </w:rPr>
     <w:tblPr>
@@ -14035,6 +14685,7 @@
     </w:tcPr>
     <w:tblStylePr w:type="firstRow">
       <w:rPr>
+        <w:rFonts w:eastAsia="黑体"/>
         <w:b/>
         <w:bCs/>
         <w:color w:themeColor="background1" w:val="FFFFFF"/>
@@ -14049,6 +14700,7 @@
     </w:tblStylePr>
     <w:tblStylePr w:type="lastRow">
       <w:rPr>
+        <w:rFonts w:eastAsia="黑体"/>
         <w:b/>
         <w:bCs/>
         <w:color w:themeColor="accent4" w:themeShade="CC" w:val="664E82"/>
@@ -14063,12 +14715,14 @@
     </w:tblStylePr>
     <w:tblStylePr w:type="firstCol">
       <w:rPr>
+        <w:rFonts w:eastAsia="黑体"/>
         <w:b/>
         <w:bCs/>
       </w:rPr>
     </w:tblStylePr>
     <w:tblStylePr w:type="lastCol">
       <w:rPr>
+        <w:rFonts w:eastAsia="黑体"/>
         <w:b/>
         <w:bCs/>
       </w:rPr>
@@ -14103,6 +14757,7 @@
       <w:spacing w:after="0" w:line="240" w:lineRule="auto"/>
     </w:pPr>
     <w:rPr>
+      <w:rFonts w:eastAsia="黑体"/>
       <w:color w:themeColor="text1" w:val="000000"/>
     </w:rPr>
     <w:tblPr>
@@ -14121,6 +14776,7 @@
     </w:tcPr>
     <w:tblStylePr w:type="firstRow">
       <w:rPr>
+        <w:rFonts w:eastAsia="黑体"/>
         <w:b/>
         <w:bCs/>
         <w:color w:themeColor="background1" w:val="FFFFFF"/>
@@ -14135,6 +14791,7 @@
     </w:tblStylePr>
     <w:tblStylePr w:type="lastRow">
       <w:rPr>
+        <w:rFonts w:eastAsia="黑体"/>
         <w:b/>
         <w:bCs/>
         <w:color w:themeColor="accent3" w:themeShade="CC" w:val="7E9C40"/>
@@ -14149,12 +14806,14 @@
     </w:tblStylePr>
     <w:tblStylePr w:type="firstCol">
       <w:rPr>
+        <w:rFonts w:eastAsia="黑体"/>
         <w:b/>
         <w:bCs/>
       </w:rPr>
     </w:tblStylePr>
     <w:tblStylePr w:type="lastCol">
       <w:rPr>
+        <w:rFonts w:eastAsia="黑体"/>
         <w:b/>
         <w:bCs/>
       </w:rPr>
@@ -14189,6 +14848,7 @@
       <w:spacing w:after="0" w:line="240" w:lineRule="auto"/>
     </w:pPr>
     <w:rPr>
+      <w:rFonts w:eastAsia="黑体"/>
       <w:color w:themeColor="text1" w:val="000000"/>
     </w:rPr>
     <w:tblPr>
@@ -14207,6 +14867,7 @@
     </w:tcPr>
     <w:tblStylePr w:type="firstRow">
       <w:rPr>
+        <w:rFonts w:eastAsia="黑体"/>
         <w:b/>
         <w:bCs/>
         <w:color w:themeColor="background1" w:val="FFFFFF"/>
@@ -14221,6 +14882,7 @@
     </w:tblStylePr>
     <w:tblStylePr w:type="lastRow">
       <w:rPr>
+        <w:rFonts w:eastAsia="黑体"/>
         <w:b/>
         <w:bCs/>
         <w:color w:themeColor="accent6" w:themeShade="CC" w:val="F2730A"/>
@@ -14235,12 +14897,14 @@
     </w:tblStylePr>
     <w:tblStylePr w:type="firstCol">
       <w:rPr>
+        <w:rFonts w:eastAsia="黑体"/>
         <w:b/>
         <w:bCs/>
       </w:rPr>
     </w:tblStylePr>
     <w:tblStylePr w:type="lastCol">
       <w:rPr>
+        <w:rFonts w:eastAsia="黑体"/>
         <w:b/>
         <w:bCs/>
       </w:rPr>
@@ -14275,6 +14939,7 @@
       <w:spacing w:after="0" w:line="240" w:lineRule="auto"/>
     </w:pPr>
     <w:rPr>
+      <w:rFonts w:eastAsia="黑体"/>
       <w:color w:themeColor="text1" w:val="000000"/>
     </w:rPr>
     <w:tblPr>
@@ -14293,6 +14958,7 @@
     </w:tcPr>
     <w:tblStylePr w:type="firstRow">
       <w:rPr>
+        <w:rFonts w:eastAsia="黑体"/>
         <w:b/>
         <w:bCs/>
         <w:color w:themeColor="background1" w:val="FFFFFF"/>
@@ -14307,6 +14973,7 @@
     </w:tblStylePr>
     <w:tblStylePr w:type="lastRow">
       <w:rPr>
+        <w:rFonts w:eastAsia="黑体"/>
         <w:b/>
         <w:bCs/>
         <w:color w:themeColor="accent5" w:themeShade="CC" w:val="348DA5"/>
@@ -14321,12 +14988,14 @@
     </w:tblStylePr>
     <w:tblStylePr w:type="firstCol">
       <w:rPr>
+        <w:rFonts w:eastAsia="黑体"/>
         <w:b/>
         <w:bCs/>
       </w:rPr>
     </w:tblStylePr>
     <w:tblStylePr w:type="lastCol">
       <w:rPr>
+        <w:rFonts w:eastAsia="黑体"/>
         <w:b/>
         <w:bCs/>
       </w:rPr>
@@ -14361,6 +15030,7 @@
       <w:spacing w:after="0" w:line="240" w:lineRule="auto"/>
     </w:pPr>
     <w:rPr>
+      <w:rFonts w:eastAsia="黑体"/>
       <w:color w:themeColor="text1" w:val="000000"/>
     </w:rPr>
     <w:tblPr>
@@ -14382,6 +15052,7 @@
     </w:tcPr>
     <w:tblStylePr w:type="firstRow">
       <w:rPr>
+        <w:rFonts w:eastAsia="黑体"/>
         <w:b/>
         <w:bCs/>
       </w:rPr>
@@ -14392,6 +15063,7 @@
     </w:tblStylePr>
     <w:tblStylePr w:type="lastRow">
       <w:rPr>
+        <w:rFonts w:eastAsia="黑体"/>
         <w:b/>
         <w:bCs/>
         <w:color w:themeColor="text1" w:val="000000"/>
@@ -14403,6 +15075,7 @@
     </w:tblStylePr>
     <w:tblStylePr w:type="firstCol">
       <w:rPr>
+        <w:rFonts w:eastAsia="黑体"/>
         <w:color w:themeColor="background1" w:val="FFFFFF"/>
       </w:rPr>
       <w:tblPr/>
@@ -14412,6 +15085,7 @@
     </w:tblStylePr>
     <w:tblStylePr w:type="lastCol">
       <w:rPr>
+        <w:rFonts w:eastAsia="黑体"/>
         <w:color w:themeColor="background1" w:val="FFFFFF"/>
       </w:rPr>
       <w:tblPr/>
@@ -14441,6 +15115,7 @@
       <w:spacing w:after="0" w:line="240" w:lineRule="auto"/>
     </w:pPr>
     <w:rPr>
+      <w:rFonts w:eastAsia="黑体"/>
       <w:color w:themeColor="text1" w:val="000000"/>
     </w:rPr>
     <w:tblPr>
@@ -14462,6 +15137,7 @@
     </w:tcPr>
     <w:tblStylePr w:type="firstRow">
       <w:rPr>
+        <w:rFonts w:eastAsia="黑体"/>
         <w:b/>
         <w:bCs/>
       </w:rPr>
@@ -14472,6 +15148,7 @@
     </w:tblStylePr>
     <w:tblStylePr w:type="lastRow">
       <w:rPr>
+        <w:rFonts w:eastAsia="黑体"/>
         <w:b/>
         <w:bCs/>
         <w:color w:themeColor="text1" w:val="000000"/>
@@ -14483,6 +15160,7 @@
     </w:tblStylePr>
     <w:tblStylePr w:type="firstCol">
       <w:rPr>
+        <w:rFonts w:eastAsia="黑体"/>
         <w:color w:themeColor="background1" w:val="FFFFFF"/>
       </w:rPr>
       <w:tblPr/>
@@ -14492,6 +15170,7 @@
     </w:tblStylePr>
     <w:tblStylePr w:type="lastCol">
       <w:rPr>
+        <w:rFonts w:eastAsia="黑体"/>
         <w:color w:themeColor="background1" w:val="FFFFFF"/>
       </w:rPr>
       <w:tblPr/>
@@ -14521,6 +15200,7 @@
       <w:spacing w:after="0" w:line="240" w:lineRule="auto"/>
     </w:pPr>
     <w:rPr>
+      <w:rFonts w:eastAsia="黑体"/>
       <w:color w:themeColor="text1" w:val="000000"/>
     </w:rPr>
     <w:tblPr>
@@ -14542,6 +15222,7 @@
     </w:tcPr>
     <w:tblStylePr w:type="firstRow">
       <w:rPr>
+        <w:rFonts w:eastAsia="黑体"/>
         <w:b/>
         <w:bCs/>
       </w:rPr>
@@ -14552,6 +15233,7 @@
     </w:tblStylePr>
     <w:tblStylePr w:type="lastRow">
       <w:rPr>
+        <w:rFonts w:eastAsia="黑体"/>
         <w:b/>
         <w:bCs/>
         <w:color w:themeColor="text1" w:val="000000"/>
@@ -14563,6 +15245,7 @@
     </w:tblStylePr>
     <w:tblStylePr w:type="firstCol">
       <w:rPr>
+        <w:rFonts w:eastAsia="黑体"/>
         <w:color w:themeColor="background1" w:val="FFFFFF"/>
       </w:rPr>
       <w:tblPr/>
@@ -14572,6 +15255,7 @@
     </w:tblStylePr>
     <w:tblStylePr w:type="lastCol">
       <w:rPr>
+        <w:rFonts w:eastAsia="黑体"/>
         <w:color w:themeColor="background1" w:val="FFFFFF"/>
       </w:rPr>
       <w:tblPr/>
@@ -14601,6 +15285,7 @@
       <w:spacing w:after="0" w:line="240" w:lineRule="auto"/>
     </w:pPr>
     <w:rPr>
+      <w:rFonts w:eastAsia="黑体"/>
       <w:color w:themeColor="text1" w:val="000000"/>
     </w:rPr>
     <w:tblPr>
@@ -14622,6 +15307,7 @@
     </w:tcPr>
     <w:tblStylePr w:type="firstRow">
       <w:rPr>
+        <w:rFonts w:eastAsia="黑体"/>
         <w:b/>
         <w:bCs/>
       </w:rPr>
@@ -14632,6 +15318,7 @@
     </w:tblStylePr>
     <w:tblStylePr w:type="lastRow">
       <w:rPr>
+        <w:rFonts w:eastAsia="黑体"/>
         <w:b/>
         <w:bCs/>
         <w:color w:themeColor="text1" w:val="000000"/>
@@ -14643,6 +15330,7 @@
     </w:tblStylePr>
     <w:tblStylePr w:type="firstCol">
       <w:rPr>
+        <w:rFonts w:eastAsia="黑体"/>
         <w:color w:themeColor="background1" w:val="FFFFFF"/>
       </w:rPr>
       <w:tblPr/>
@@ -14652,6 +15340,7 @@
     </w:tblStylePr>
     <w:tblStylePr w:type="lastCol">
       <w:rPr>
+        <w:rFonts w:eastAsia="黑体"/>
         <w:color w:themeColor="background1" w:val="FFFFFF"/>
       </w:rPr>
       <w:tblPr/>
@@ -14681,6 +15370,7 @@
       <w:spacing w:after="0" w:line="240" w:lineRule="auto"/>
     </w:pPr>
     <w:rPr>
+      <w:rFonts w:eastAsia="黑体"/>
       <w:color w:themeColor="text1" w:val="000000"/>
     </w:rPr>
     <w:tblPr>
@@ -14702,6 +15392,7 @@
     </w:tcPr>
     <w:tblStylePr w:type="firstRow">
       <w:rPr>
+        <w:rFonts w:eastAsia="黑体"/>
         <w:b/>
         <w:bCs/>
       </w:rPr>
@@ -14712,6 +15403,7 @@
     </w:tblStylePr>
     <w:tblStylePr w:type="lastRow">
       <w:rPr>
+        <w:rFonts w:eastAsia="黑体"/>
         <w:b/>
         <w:bCs/>
         <w:color w:themeColor="text1" w:val="000000"/>
@@ -14723,6 +15415,7 @@
     </w:tblStylePr>
     <w:tblStylePr w:type="firstCol">
       <w:rPr>
+        <w:rFonts w:eastAsia="黑体"/>
         <w:color w:themeColor="background1" w:val="FFFFFF"/>
       </w:rPr>
       <w:tblPr/>
@@ -14732,6 +15425,7 @@
     </w:tblStylePr>
     <w:tblStylePr w:type="lastCol">
       <w:rPr>
+        <w:rFonts w:eastAsia="黑体"/>
         <w:color w:themeColor="background1" w:val="FFFFFF"/>
       </w:rPr>
       <w:tblPr/>
@@ -14761,6 +15455,7 @@
       <w:spacing w:after="0" w:line="240" w:lineRule="auto"/>
     </w:pPr>
     <w:rPr>
+      <w:rFonts w:eastAsia="黑体"/>
       <w:color w:themeColor="text1" w:val="000000"/>
     </w:rPr>
     <w:tblPr>
@@ -14782,6 +15477,7 @@
     </w:tcPr>
     <w:tblStylePr w:type="firstRow">
       <w:rPr>
+        <w:rFonts w:eastAsia="黑体"/>
         <w:b/>
         <w:bCs/>
       </w:rPr>
@@ -14792,6 +15488,7 @@
     </w:tblStylePr>
     <w:tblStylePr w:type="lastRow">
       <w:rPr>
+        <w:rFonts w:eastAsia="黑体"/>
         <w:b/>
         <w:bCs/>
         <w:color w:themeColor="text1" w:val="000000"/>
@@ -14803,6 +15500,7 @@
     </w:tblStylePr>
     <w:tblStylePr w:type="firstCol">
       <w:rPr>
+        <w:rFonts w:eastAsia="黑体"/>
         <w:color w:themeColor="background1" w:val="FFFFFF"/>
       </w:rPr>
       <w:tblPr/>
@@ -14812,6 +15510,7 @@
     </w:tblStylePr>
     <w:tblStylePr w:type="lastCol">
       <w:rPr>
+        <w:rFonts w:eastAsia="黑体"/>
         <w:color w:themeColor="background1" w:val="FFFFFF"/>
       </w:rPr>
       <w:tblPr/>
@@ -14841,6 +15540,7 @@
       <w:spacing w:after="0" w:line="240" w:lineRule="auto"/>
     </w:pPr>
     <w:rPr>
+      <w:rFonts w:eastAsia="黑体"/>
       <w:color w:themeColor="text1" w:val="000000"/>
     </w:rPr>
     <w:tblPr>
@@ -14862,6 +15562,7 @@
     </w:tcPr>
     <w:tblStylePr w:type="firstRow">
       <w:rPr>
+        <w:rFonts w:eastAsia="黑体"/>
         <w:b/>
         <w:bCs/>
       </w:rPr>
@@ -14872,6 +15573,7 @@
     </w:tblStylePr>
     <w:tblStylePr w:type="lastRow">
       <w:rPr>
+        <w:rFonts w:eastAsia="黑体"/>
         <w:b/>
         <w:bCs/>
         <w:color w:themeColor="text1" w:val="000000"/>
@@ -14883,6 +15585,7 @@
     </w:tblStylePr>
     <w:tblStylePr w:type="firstCol">
       <w:rPr>
+        <w:rFonts w:eastAsia="黑体"/>
         <w:color w:themeColor="background1" w:val="FFFFFF"/>
       </w:rPr>
       <w:tblPr/>
@@ -14892,6 +15595,7 @@
     </w:tblStylePr>
     <w:tblStylePr w:type="lastCol">
       <w:rPr>
+        <w:rFonts w:eastAsia="黑体"/>
         <w:color w:themeColor="background1" w:val="FFFFFF"/>
       </w:rPr>
       <w:tblPr/>
@@ -14924,6 +15628,7 @@
     <w:name w:val="KeywordTok"/>
     <w:basedOn w:val="VerbatimChar"/>
     <w:rPr>
+      <w:rFonts w:eastAsia="黑体"/>
       <w:b/>
       <w:color w:val="007020"/>
     </w:rPr>
@@ -14932,6 +15637,7 @@
     <w:name w:val="DataTypeTok"/>
     <w:basedOn w:val="VerbatimChar"/>
     <w:rPr>
+      <w:rFonts w:eastAsia="黑体"/>
       <w:color w:val="902000"/>
     </w:rPr>
   </w:style>
@@ -14939,6 +15645,7 @@
     <w:name w:val="DecValTok"/>
     <w:basedOn w:val="VerbatimChar"/>
     <w:rPr>
+      <w:rFonts w:eastAsia="黑体"/>
       <w:color w:val="40a070"/>
     </w:rPr>
   </w:style>
@@ -14946,6 +15653,7 @@
     <w:name w:val="BaseNTok"/>
     <w:basedOn w:val="VerbatimChar"/>
     <w:rPr>
+      <w:rFonts w:eastAsia="黑体"/>
       <w:color w:val="40a070"/>
     </w:rPr>
   </w:style>
@@ -14953,6 +15661,7 @@
     <w:name w:val="FloatTok"/>
     <w:basedOn w:val="VerbatimChar"/>
     <w:rPr>
+      <w:rFonts w:eastAsia="黑体"/>
       <w:color w:val="40a070"/>
     </w:rPr>
   </w:style>
@@ -14960,6 +15669,7 @@
     <w:name w:val="ConstantTok"/>
     <w:basedOn w:val="VerbatimChar"/>
     <w:rPr>
+      <w:rFonts w:eastAsia="黑体"/>
       <w:color w:val="880000"/>
     </w:rPr>
   </w:style>
@@ -14967,6 +15677,7 @@
     <w:name w:val="CharTok"/>
     <w:basedOn w:val="VerbatimChar"/>
     <w:rPr>
+      <w:rFonts w:eastAsia="黑体"/>
       <w:color w:val="4070a0"/>
     </w:rPr>
   </w:style>
@@ -14974,6 +15685,7 @@
     <w:name w:val="SpecialCharTok"/>
     <w:basedOn w:val="VerbatimChar"/>
     <w:rPr>
+      <w:rFonts w:eastAsia="黑体"/>
       <w:color w:val="4070a0"/>
     </w:rPr>
   </w:style>
@@ -14981,6 +15693,7 @@
     <w:name w:val="StringTok"/>
     <w:basedOn w:val="VerbatimChar"/>
     <w:rPr>
+      <w:rFonts w:eastAsia="黑体"/>
       <w:color w:val="4070a0"/>
     </w:rPr>
   </w:style>
@@ -14988,6 +15701,7 @@
     <w:name w:val="VerbatimStringTok"/>
     <w:basedOn w:val="VerbatimChar"/>
     <w:rPr>
+      <w:rFonts w:eastAsia="黑体"/>
       <w:color w:val="4070a0"/>
     </w:rPr>
   </w:style>
@@ -14995,6 +15709,7 @@
     <w:name w:val="SpecialStringTok"/>
     <w:basedOn w:val="VerbatimChar"/>
     <w:rPr>
+      <w:rFonts w:eastAsia="黑体"/>
       <w:color w:val="bb6688"/>
     </w:rPr>
   </w:style>
@@ -15002,6 +15717,7 @@
     <w:name w:val="ImportTok"/>
     <w:basedOn w:val="VerbatimChar"/>
     <w:rPr>
+      <w:rFonts w:eastAsia="黑体"/>
       <w:b/>
       <w:color w:val="008000"/>
     </w:rPr>
@@ -15010,6 +15726,7 @@
     <w:name w:val="CommentTok"/>
     <w:basedOn w:val="VerbatimChar"/>
     <w:rPr>
+      <w:rFonts w:eastAsia="黑体"/>
       <w:i/>
       <w:color w:val="60a0b0"/>
     </w:rPr>
@@ -15018,6 +15735,7 @@
     <w:name w:val="DocumentationTok"/>
     <w:basedOn w:val="VerbatimChar"/>
     <w:rPr>
+      <w:rFonts w:eastAsia="黑体"/>
       <w:i/>
       <w:color w:val="ba2121"/>
     </w:rPr>
@@ -15026,6 +15744,7 @@
     <w:name w:val="AnnotationTok"/>
     <w:basedOn w:val="VerbatimChar"/>
     <w:rPr>
+      <w:rFonts w:eastAsia="黑体"/>
       <w:b/>
       <w:i/>
       <w:color w:val="60a0b0"/>
@@ -15035,6 +15754,7 @@
     <w:name w:val="CommentVarTok"/>
     <w:basedOn w:val="VerbatimChar"/>
     <w:rPr>
+      <w:rFonts w:eastAsia="黑体"/>
       <w:b/>
       <w:i/>
       <w:color w:val="60a0b0"/>
@@ -15044,6 +15764,7 @@
     <w:name w:val="OtherTok"/>
     <w:basedOn w:val="VerbatimChar"/>
     <w:rPr>
+      <w:rFonts w:eastAsia="黑体"/>
       <w:color w:val="007020"/>
     </w:rPr>
   </w:style>
@@ -15051,6 +15772,7 @@
     <w:name w:val="FunctionTok"/>
     <w:basedOn w:val="VerbatimChar"/>
     <w:rPr>
+      <w:rFonts w:eastAsia="黑体"/>
       <w:color w:val="06287e"/>
     </w:rPr>
   </w:style>
@@ -15058,6 +15780,7 @@
     <w:name w:val="VariableTok"/>
     <w:basedOn w:val="VerbatimChar"/>
     <w:rPr>
+      <w:rFonts w:eastAsia="黑体"/>
       <w:color w:val="19177c"/>
     </w:rPr>
   </w:style>
@@ -15065,6 +15788,7 @@
     <w:name w:val="ControlFlowTok"/>
     <w:basedOn w:val="VerbatimChar"/>
     <w:rPr>
+      <w:rFonts w:eastAsia="黑体"/>
       <w:b/>
       <w:color w:val="007020"/>
     </w:rPr>
@@ -15073,6 +15797,7 @@
     <w:name w:val="OperatorTok"/>
     <w:basedOn w:val="VerbatimChar"/>
     <w:rPr>
+      <w:rFonts w:eastAsia="黑体"/>
       <w:color w:val="666666"/>
     </w:rPr>
   </w:style>
@@ -15080,18 +15805,22 @@
     <w:name w:val="BuiltInTok"/>
     <w:basedOn w:val="VerbatimChar"/>
     <w:rPr>
+      <w:rFonts w:eastAsia="黑体"/>
       <w:color w:val="008000"/>
     </w:rPr>
   </w:style>
   <w:style w:type="character" w:customStyle="1" w:styleId="ExtensionTok">
     <w:name w:val="ExtensionTok"/>
     <w:basedOn w:val="VerbatimChar"/>
-    <w:rPr/>
+    <w:rPr>
+      <w:rFonts w:eastAsia="黑体"/>
+    </w:rPr>
   </w:style>
   <w:style w:type="character" w:customStyle="1" w:styleId="PreprocessorTok">
     <w:name w:val="PreprocessorTok"/>
     <w:basedOn w:val="VerbatimChar"/>
     <w:rPr>
+      <w:rFonts w:eastAsia="黑体"/>
       <w:color w:val="bc7a00"/>
     </w:rPr>
   </w:style>
@@ -15099,18 +15828,22 @@
     <w:name w:val="AttributeTok"/>
     <w:basedOn w:val="VerbatimChar"/>
     <w:rPr>
+      <w:rFonts w:eastAsia="黑体"/>
       <w:color w:val="7d9029"/>
     </w:rPr>
   </w:style>
   <w:style w:type="character" w:customStyle="1" w:styleId="RegionMarkerTok">
     <w:name w:val="RegionMarkerTok"/>
     <w:basedOn w:val="VerbatimChar"/>
-    <w:rPr/>
+    <w:rPr>
+      <w:rFonts w:eastAsia="黑体"/>
+    </w:rPr>
   </w:style>
   <w:style w:type="character" w:customStyle="1" w:styleId="InformationTok">
     <w:name w:val="InformationTok"/>
     <w:basedOn w:val="VerbatimChar"/>
     <w:rPr>
+      <w:rFonts w:eastAsia="黑体"/>
       <w:b/>
       <w:i/>
       <w:color w:val="60a0b0"/>
@@ -15120,6 +15853,7 @@
     <w:name w:val="WarningTok"/>
     <w:basedOn w:val="VerbatimChar"/>
     <w:rPr>
+      <w:rFonts w:eastAsia="黑体"/>
       <w:b/>
       <w:i/>
       <w:color w:val="60a0b0"/>
@@ -15129,6 +15863,7 @@
     <w:name w:val="AlertTok"/>
     <w:basedOn w:val="VerbatimChar"/>
     <w:rPr>
+      <w:rFonts w:eastAsia="黑体"/>
       <w:b/>
       <w:color w:val="ff0000"/>
     </w:rPr>
@@ -15137,6 +15872,7 @@
     <w:name w:val="ErrorTok"/>
     <w:basedOn w:val="VerbatimChar"/>
     <w:rPr>
+      <w:rFonts w:eastAsia="黑体"/>
       <w:b/>
       <w:color w:val="ff0000"/>
     </w:rPr>
@@ -15144,7 +15880,9 @@
   <w:style w:type="character" w:customStyle="1" w:styleId="NormalTok">
     <w:name w:val="NormalTok"/>
     <w:basedOn w:val="VerbatimChar"/>
-    <w:rPr/>
+    <w:rPr>
+      <w:rFonts w:eastAsia="黑体"/>
+    </w:rPr>
   </w:style>
 </w:styles>
 </file>
@@ -15193,12 +15931,12 @@
     <a:fontScheme name="Office">
       <a:majorFont>
         <a:latin typeface="Calibri"/>
-        <a:ea typeface=""/>
+        <a:ea typeface="黑体"/>
         <a:cs typeface=""/>
         <a:font script="Jpan" typeface="ＭＳ ゴシック"/>
         <a:font script="Hang" typeface="맑은 고딕"/>
-        <a:font script="Hans" typeface="宋体"/>
-        <a:font script="Hant" typeface="新細明體"/>
+        <a:font script="Hans" typeface="黑体"/>
+        <a:font script="Hant" typeface="黑体"/>
         <a:font script="Arab" typeface="Times New Roman"/>
         <a:font script="Hebr" typeface="Times New Roman"/>
         <a:font script="Thai" typeface="Angsana New"/>
@@ -15228,12 +15966,12 @@
       </a:majorFont>
       <a:minorFont>
         <a:latin typeface="Cambria"/>
-        <a:ea typeface=""/>
+        <a:ea typeface="黑体"/>
         <a:cs typeface=""/>
         <a:font script="Jpan" typeface="ＭＳ 明朝"/>
         <a:font script="Hang" typeface="맑은 고딕"/>
-        <a:font script="Hans" typeface="宋体"/>
-        <a:font script="Hant" typeface="新細明體"/>
+        <a:font script="Hans" typeface="黑体"/>
+        <a:font script="Hant" typeface="黑体"/>
         <a:font script="Arab" typeface="Arial"/>
         <a:font script="Hebr" typeface="Arial"/>
         <a:font script="Thai" typeface="Cordia New"/>

--- a/09-通信电路/04-有线通信接口电路/RS485接口电路/RS485接口电路.docx
+++ b/09-通信电路/04-有线通信接口电路/RS485接口电路/RS485接口电路.docx
@@ -2860,7 +2860,7 @@
           <w:color w:val="555555"/>
           <w:sz w:val="21"/>
         </w:rPr>
-        <w:t>材料收集者：杜文杰，WX手机：19519196569，QQ:3478827729</w:t>
+        <w:t>材料收集者：杜文杰，微信/手机：19519196569，QQ:3478827729</w:t>
       </w:r>
     </w:p>
     <w:sectPr>
